--- a/downloads/student/ai-6-week-14.docx
+++ b/downloads/student/ai-6-week-14.docx
@@ -777,6 +777,16 @@
     <w:p>
       <w:r>
         <w:t>Source validity still matters; the presence of a card does not independently verify its accuracy.</w:t>
+      </w:r>
+    </w:p>
+    <w:p>
+      <w:r>
+        <w:t>Read the labelled picture: Choose a permitted plan when no approved tower-height card exists. What new answer becomes supported after a card records 24 metres, and why could the bot not invent it earlier?</w:t>
+      </w:r>
+    </w:p>
+    <w:p>
+      <w:r>
+        <w:t>Change one thing: Supply an approved card giving height 24 metres. Predict the result before checking the explanation. What remains the same?</w:t>
       </w:r>
     </w:p>
     <w:p>
@@ -1875,6 +1885,187 @@
         <w:t>Attempt the independent case before hints. Record whether you worked alone, used a hint or followed a model. After feedback, fix the first unsupported step and explain why it changed. A later check uses a changed case, not a copied answer.</w:t>
       </w:r>
     </w:p>
+    <w:p>
+      <w:pPr>
+        <w:pStyle w:val="Heading1"/>
+      </w:pPr>
+      <w:r>
+        <w:t>15. Your lesson route</w:t>
+      </w:r>
+    </w:p>
+    <w:p>
+      <w:r>
+        <w:t>Start with this question: Plan around missing evidence. A bot must answer a tower-height question using approved cards only.</w:t>
+      </w:r>
+    </w:p>
+    <w:tbl>
+      <w:tblPr>
+        <w:tblStyle w:val="LightShading-Accent1"/>
+        <w:tblW w:type="auto" w:w="0"/>
+        <w:tblLook w:firstColumn="1" w:firstRow="1" w:lastColumn="0" w:lastRow="0" w:noHBand="0" w:noVBand="1" w:val="04A0"/>
+      </w:tblPr>
+      <w:tblGrid>
+        <w:gridCol w:w="5112"/>
+        <w:gridCol w:w="5112"/>
+      </w:tblGrid>
+      <w:tr>
+        <w:trPr>
+          <w:tblHeader/>
+        </w:trPr>
+        <w:tc>
+          <w:tcPr>
+            <w:tcW w:type="dxa" w:w="5112"/>
+          </w:tcPr>
+          <w:p>
+            <w:r>
+              <w:t>By the end, I can</w:t>
+            </w:r>
+          </w:p>
+        </w:tc>
+        <w:tc>
+          <w:tcPr>
+            <w:tcW w:type="dxa" w:w="5112"/>
+          </w:tcPr>
+          <w:p>
+            <w:r>
+              <w:t>How I will show it</w:t>
+            </w:r>
+          </w:p>
+        </w:tc>
+      </w:tr>
+      <w:tr>
+        <w:tc>
+          <w:tcPr>
+            <w:tcW w:type="dxa" w:w="5112"/>
+          </w:tcPr>
+          <w:p>
+            <w:r>
+              <w:t>Explain the mechanism and terminology of planning and action selection</w:t>
+            </w:r>
+          </w:p>
+        </w:tc>
+        <w:tc>
+          <w:tcPr>
+            <w:tcW w:type="dxa" w:w="5112"/>
+          </w:tcPr>
+          <w:p>
+            <w:r>
+              <w:t>Explain the deciding step, show a trace or test, and state one limit.</w:t>
+            </w:r>
+          </w:p>
+        </w:tc>
+      </w:tr>
+      <w:tr>
+        <w:tc>
+          <w:tcPr>
+            <w:tcW w:type="dxa" w:w="5112"/>
+          </w:tcPr>
+          <w:p>
+            <w:r>
+              <w:t>Apply the stated procedure to a new case with a traceable result</w:t>
+            </w:r>
+          </w:p>
+        </w:tc>
+        <w:tc>
+          <w:tcPr>
+            <w:tcW w:type="dxa" w:w="5112"/>
+          </w:tcPr>
+          <w:p>
+            <w:r>
+              <w:t>Explain the deciding step, show a trace or test, and state one limit.</w:t>
+            </w:r>
+          </w:p>
+        </w:tc>
+      </w:tr>
+      <w:tr>
+        <w:tc>
+          <w:tcPr>
+            <w:tcW w:type="dxa" w:w="5112"/>
+          </w:tcPr>
+          <w:p>
+            <w:r>
+              <w:t>Identify an assumption or limitation and design a revealing follow-up</w:t>
+            </w:r>
+          </w:p>
+        </w:tc>
+        <w:tc>
+          <w:tcPr>
+            <w:tcW w:type="dxa" w:w="5112"/>
+          </w:tcPr>
+          <w:p>
+            <w:r>
+              <w:t>Explain the deciding step, show a trace or test, and state one limit.</w:t>
+            </w:r>
+          </w:p>
+        </w:tc>
+      </w:tr>
+    </w:tbl>
+    <w:p>
+      <w:r>
+        <w:t>Remember → watch and explain → try with help → investigate → try independently → keep project evidence. Your teacher may spread this lesson across several classes.</w:t>
+      </w:r>
+    </w:p>
+    <w:p>
+      <w:r>
+        <w:t>Keep your first prediction. Compare it with what the evidence shows and explain any change.</w:t>
+      </w:r>
+    </w:p>
+    <w:p>
+      <w:pPr>
+        <w:pStyle w:val="Heading1"/>
+      </w:pPr>
+      <w:r>
+        <w:t>16. Finish and return</w:t>
+      </w:r>
+    </w:p>
+    <w:p>
+      <w:r>
+        <w:t>Close your notes. Explain this goal in your own words: Explain the mechanism and terminology of planning and action selection</w:t>
+      </w:r>
+    </w:p>
+    <w:p>
+      <w:pPr>
+        <w:pStyle w:val="Heading3"/>
+      </w:pPr>
+      <w:r>
+        <w:t>My deciding step, evidence and one remaining question</w:t>
+      </w:r>
+    </w:p>
+    <w:p>
+      <w:r>
+        <w:t>________________________________________________________________</w:t>
+      </w:r>
+    </w:p>
+    <w:p>
+      <w:r>
+        <w:t>________________________________________________________________</w:t>
+      </w:r>
+    </w:p>
+    <w:p>
+      <w:r>
+        <w:t>________________________________________________________________</w:t>
+      </w:r>
+    </w:p>
+    <w:p>
+      <w:r>
+        <w:t>________________________________________________________________</w:t>
+      </w:r>
+    </w:p>
+    <w:p>
+      <w:r>
+        <w:t>________________________________________________________________</w:t>
+      </w:r>
+    </w:p>
+    <w:p>
+      <w:r>
+        <w:t>If you are unsure, return to the worked picture and explain one arrow. If you are ready, change an input or assumption and justify your prediction.</w:t>
+      </w:r>
+    </w:p>
+    <w:p>
+      <w:r>
+        <w:t>Save your workbook evidence. At the next review, try a different case before opening your old answer.</w:t>
+      </w:r>
+    </w:p>
     <w:sectPr>
       <w:pgSz w:w="12240" w:h="15840"/>
       <w:pgMar w:top="936" w:right="1008" w:bottom="936" w:left="1008" w:header="720" w:footer="720" w:gutter="0"/>

--- a/downloads/student/ai-6-week-14.docx
+++ b/downloads/student/ai-6-week-14.docx
@@ -2066,6 +2066,202 @@
         <w:t>Save your workbook evidence. At the next review, try a different case before opening your old answer.</w:t>
       </w:r>
     </w:p>
+    <w:p>
+      <w:pPr>
+        <w:pStyle w:val="Heading1"/>
+      </w:pPr>
+      <w:r>
+        <w:t>17. Supported practice, repair and portfolio</w:t>
+      </w:r>
+    </w:p>
+    <w:p>
+      <w:r>
+        <w:t>Use this supported practice once, in the browser or on paper. Keep the reserved independent assessment for a separate first attempt before teacher feedback.</w:t>
+      </w:r>
+    </w:p>
+    <w:p>
+      <w:r>
+        <w:t>Plan around missing evidence. A bot must answer a tower-height question using approved cards only.</w:t>
+      </w:r>
+    </w:p>
+    <w:p>
+      <w:pPr>
+        <w:pStyle w:val="Heading3"/>
+      </w:pPr>
+      <w:r>
+        <w:t>Practice 1: explain the deciding evidence</w:t>
+      </w:r>
+    </w:p>
+    <w:p>
+      <w:r>
+        <w:t>Which labelled step matches this detail? Ask for an approved source card if the question should be answered.</w:t>
+      </w:r>
+    </w:p>
+    <w:p>
+      <w:r>
+        <w:t>1. Select allowed action</w:t>
+      </w:r>
+    </w:p>
+    <w:p>
+      <w:r>
+        <w:t>2. Explain next step</w:t>
+      </w:r>
+    </w:p>
+    <w:p>
+      <w:r>
+        <w:t>3. Name missing input</w:t>
+      </w:r>
+    </w:p>
+    <w:p>
+      <w:pPr>
+        <w:pStyle w:val="Heading3"/>
+      </w:pPr>
+      <w:r>
+        <w:t>My selected conclusion, deciding fact and explanation</w:t>
+      </w:r>
+    </w:p>
+    <w:p>
+      <w:r>
+        <w:t>________________________________________________________________</w:t>
+      </w:r>
+    </w:p>
+    <w:p>
+      <w:r>
+        <w:t>________________________________________________________________</w:t>
+      </w:r>
+    </w:p>
+    <w:p>
+      <w:r>
+        <w:t>________________________________________________________________</w:t>
+      </w:r>
+    </w:p>
+    <w:p>
+      <w:r>
+        <w:t>________________________________________________________________</w:t>
+      </w:r>
+    </w:p>
+    <w:p>
+      <w:r>
+        <w:t>________________________________________________________________</w:t>
+      </w:r>
+    </w:p>
+    <w:p>
+      <w:r>
+        <w:t>Hint if needed: Read the steps in the pictorial case. Match the supplied detail to the stage that performs or records it.</w:t>
+      </w:r>
+    </w:p>
+    <w:p>
+      <w:r>
+        <w:t>After your attempt, compare with the supported explanation: Explain next step Ask for an approved source card if the question should be answered. Planning selects useful actions within available evidence and authority. More steps cannot create permission to access an excluded source.</w:t>
+      </w:r>
+    </w:p>
+    <w:p>
+      <w:pPr>
+        <w:pStyle w:val="Heading3"/>
+      </w:pPr>
+      <w:r>
+        <w:t>Practice 2: explain the deciding evidence</w:t>
+      </w:r>
+    </w:p>
+    <w:p>
+      <w:r>
+        <w:t>Changed-case practice: Supply an approved card giving height 24 metres. Which conclusion is supported by the supplied facts?</w:t>
+      </w:r>
+    </w:p>
+    <w:p>
+      <w:r>
+        <w:t>1. We can decide the result without examining the changed input or the procedure.</w:t>
+      </w:r>
+    </w:p>
+    <w:p>
+      <w:r>
+        <w:t>2. This one example guarantees correct results for every future input.</w:t>
+      </w:r>
+    </w:p>
+    <w:p>
+      <w:r>
+        <w:t>3. The bot can retrieve it and answer 24 metres with attribution.</w:t>
+      </w:r>
+    </w:p>
+    <w:p>
+      <w:pPr>
+        <w:pStyle w:val="Heading3"/>
+      </w:pPr>
+      <w:r>
+        <w:t>My selected conclusion, deciding fact and explanation</w:t>
+      </w:r>
+    </w:p>
+    <w:p>
+      <w:r>
+        <w:t>________________________________________________________________</w:t>
+      </w:r>
+    </w:p>
+    <w:p>
+      <w:r>
+        <w:t>________________________________________________________________</w:t>
+      </w:r>
+    </w:p>
+    <w:p>
+      <w:r>
+        <w:t>________________________________________________________________</w:t>
+      </w:r>
+    </w:p>
+    <w:p>
+      <w:r>
+        <w:t>________________________________________________________________</w:t>
+      </w:r>
+    </w:p>
+    <w:p>
+      <w:r>
+        <w:t>________________________________________________________________</w:t>
+      </w:r>
+    </w:p>
+    <w:p>
+      <w:r>
+        <w:t>Hint if needed: Use the changed condition and the deciding step in the pictorial trace. The answer must say what follows from those facts.</w:t>
+      </w:r>
+    </w:p>
+    <w:p>
+      <w:r>
+        <w:t>After your attempt, compare with the supported explanation: The bot can retrieve it and answer 24 metres with attribution. The missing factual input is now available within the allowed collection.</w:t>
+      </w:r>
+    </w:p>
+    <w:p>
+      <w:pPr>
+        <w:pStyle w:val="Heading3"/>
+      </w:pPr>
+      <w:r>
+        <w:t>Repair a missing building block</w:t>
+      </w:r>
+    </w:p>
+    <w:p>
+      <w:r>
+        <w:t>Review State machines for bounded agents (ai-6/13). Goal: Explain the mechanism and terminology of state machines for bounded agents. Short practice: Trace A and B through the state diagram. Name B’s forbidden transition and explain whether adding checking→querying permits that shortcut.. Return to this week and explain what you changed.</w:t>
+      </w:r>
+    </w:p>
+    <w:p>
+      <w:r>
+        <w:t>Review Failure budgets and service objectives (ai-6/11). Goal: Explain the mechanism and terminology of failure budgets and service objectives. Short practice: Calculate the maximum allowed failures among 100 requests. Does 97 successes and 3 failures meet the target, and what changes after one failure becomes a success?. Return to this week and explain what you changed.</w:t>
+      </w:r>
+    </w:p>
+    <w:p>
+      <w:r>
+        <w:t>Review Testing model-dependent behaviour (ai-6/8). Goal: Explain the mechanism and terminology of testing model-dependent behaviour. Short practice: Score "Friday in room B" and "Friday in room D" against both mandatory criteria. Would a correct 25-word response pass, and why?. Return to this week and explain what you changed.</w:t>
+      </w:r>
+    </w:p>
+    <w:p>
+      <w:pPr>
+        <w:pStyle w:val="Heading3"/>
+      </w:pPr>
+      <w:r>
+        <w:t>Keep your completed work</w:t>
+      </w:r>
+    </w:p>
+    <w:p>
+      <w:r>
+        <w:t>Use Download completed work in the hosted lesson to export your answers, reflections, practice feedback and code-run evidence. Open the HTML copy to read or print it. Drafts stay in this browser when storage is available; clear drafts on a shared device.</w:t>
+      </w:r>
+    </w:p>
     <w:sectPr>
       <w:pgSz w:w="12240" w:h="15840"/>
       <w:pgMar w:top="936" w:right="1008" w:bottom="936" w:left="1008" w:header="720" w:footer="720" w:gutter="0"/>

--- a/downloads/student/ai-6-week-14.docx
+++ b/downloads/student/ai-6-week-14.docx
@@ -42,6 +42,11 @@
       </w:r>
     </w:p>
     <w:p>
+      <w:r>
+        <w:t>Start with the target: Explain the mechanism and terminology of planning and action selection. Try the recall before opening notes.</w:t>
+      </w:r>
+    </w:p>
+    <w:p>
       <w:pPr>
         <w:pStyle w:val="Heading3"/>
       </w:pPr>
@@ -50,17 +55,71 @@
       </w:r>
     </w:p>
     <w:p>
-      <w:r>
-        <w:t>I can explain the mechanism and terminology of planning and action selection.</w:t>
-      </w:r>
-    </w:p>
-    <w:p>
-      <w:r>
+      <w:pPr>
+        <w:spacing w:line="336" w:lineRule="auto" w:after="180"/>
+      </w:pPr>
+      <w:r>
+        <w:rPr>
+          <w:b w:val="0"/>
+        </w:rPr>
+        <w:t xml:space="preserve">I can explain the </w:t>
+      </w:r>
+      <w:r>
+        <w:rPr>
+          <w:b/>
+        </w:rPr>
+        <w:t>mechanism</w:t>
+      </w:r>
+      <w:r>
+        <w:rPr>
+          <w:b w:val="0"/>
+        </w:rPr>
+        <w:t xml:space="preserve"> and terminology of </w:t>
+      </w:r>
+      <w:r>
+        <w:rPr>
+          <w:b/>
+        </w:rPr>
+        <w:t>plan</w:t>
+      </w:r>
+      <w:r>
+        <w:rPr>
+          <w:b w:val="0"/>
+        </w:rPr>
+        <w:t xml:space="preserve">ning and </w:t>
+      </w:r>
+      <w:r>
+        <w:rPr>
+          <w:b/>
+        </w:rPr>
+        <w:t>action selection</w:t>
+      </w:r>
+      <w:r>
+        <w:rPr>
+          <w:b w:val="0"/>
+        </w:rPr>
+        <w:t>.</w:t>
+      </w:r>
+    </w:p>
+    <w:p>
+      <w:pPr>
+        <w:spacing w:line="336" w:lineRule="auto" w:after="180"/>
+      </w:pPr>
+      <w:r>
+        <w:rPr>
+          <w:b w:val="0"/>
+        </w:rPr>
         <w:t>I can apply the stated procedure to a new case with a traceable result.</w:t>
       </w:r>
     </w:p>
     <w:p>
-      <w:r>
+      <w:pPr>
+        <w:spacing w:line="336" w:lineRule="auto" w:after="180"/>
+      </w:pPr>
+      <w:r>
+        <w:rPr>
+          <w:b w:val="0"/>
+        </w:rPr>
         <w:t>I can identify an assumption or limitation and design a revealing follow-up.</w:t>
       </w:r>
     </w:p>
@@ -73,47 +132,155 @@
       </w:r>
     </w:p>
     <w:p>
-      <w:r>
+      <w:pPr>
+        <w:spacing w:line="336" w:lineRule="auto" w:after="180"/>
+      </w:pPr>
+      <w:r>
+        <w:rPr>
+          <w:b w:val="0"/>
+        </w:rPr>
         <w:t>Close your notes first. A rough first answer helps us choose the right starting point; it is not a score for your ability.</w:t>
       </w:r>
     </w:p>
     <w:p>
-      <w:r>
+      <w:pPr>
+        <w:spacing w:line="336" w:lineRule="auto" w:after="180"/>
+      </w:pPr>
+      <w:r>
+        <w:rPr>
+          <w:b w:val="0"/>
+        </w:rPr>
         <w:t>Without opening the old lesson, explain one key idea from State machines for bounded agents. Give an example and a mistake that the idea helps you avoid.</w:t>
       </w:r>
     </w:p>
     <w:p>
-      <w:r>
+      <w:pPr>
+        <w:spacing w:line="336" w:lineRule="auto" w:after="180"/>
+      </w:pPr>
+      <w:r>
+        <w:rPr>
+          <w:b w:val="0"/>
+        </w:rPr>
         <w:t>Without opening the old lesson, explain one key idea from Failure budgets and service objectives. Give an example and a mistake that the idea helps you avoid.</w:t>
       </w:r>
     </w:p>
     <w:p>
-      <w:r>
+      <w:pPr>
+        <w:spacing w:line="336" w:lineRule="auto" w:after="180"/>
+      </w:pPr>
+      <w:r>
+        <w:rPr>
+          <w:b w:val="0"/>
+        </w:rPr>
         <w:t>Without opening the old lesson, explain one key idea from Testing model-dependent behaviour. Give an example and a mistake that the idea helps you avoid.</w:t>
       </w:r>
     </w:p>
     <w:p>
-      <w:r>
-        <w:t>After trying, check the relevant lesson or ask your teacher. Change the part of your explanation that the evidence shows was wrong.</w:t>
-      </w:r>
-    </w:p>
-    <w:p>
-      <w:r>
+      <w:pPr>
+        <w:spacing w:line="336" w:lineRule="auto" w:after="180"/>
+      </w:pPr>
+      <w:r>
+        <w:rPr>
+          <w:b w:val="0"/>
+        </w:rPr>
+        <w:t>After trying, check the relevant lesson or ask your teacher. Change the part of your ex</w:t>
+      </w:r>
+      <w:r>
+        <w:rPr>
+          <w:b/>
+        </w:rPr>
+        <w:t>plan</w:t>
+      </w:r>
+      <w:r>
+        <w:rPr>
+          <w:b w:val="0"/>
+        </w:rPr>
+        <w:t xml:space="preserve">ation that the </w:t>
+      </w:r>
+      <w:r>
+        <w:rPr>
+          <w:b/>
+        </w:rPr>
+        <w:t>evidence</w:t>
+      </w:r>
+      <w:r>
+        <w:rPr>
+          <w:b w:val="0"/>
+        </w:rPr>
+        <w:t xml:space="preserve"> shows was wrong.</w:t>
+      </w:r>
+    </w:p>
+    <w:p>
+      <w:pPr>
+        <w:spacing w:line="336" w:lineRule="auto" w:after="180"/>
+      </w:pPr>
+      <w:r>
+        <w:rPr>
+          <w:b w:val="0"/>
+        </w:rPr>
         <w:t>This week you will practise:</w:t>
       </w:r>
     </w:p>
     <w:p>
-      <w:r>
-        <w:t>Explain the mechanism and terminology of planning and action selection</w:t>
-      </w:r>
-    </w:p>
-    <w:p>
-      <w:r>
+      <w:pPr>
+        <w:spacing w:line="336" w:lineRule="auto" w:after="180"/>
+      </w:pPr>
+      <w:r>
+        <w:rPr>
+          <w:b w:val="0"/>
+        </w:rPr>
+        <w:t xml:space="preserve">Explain the </w:t>
+      </w:r>
+      <w:r>
+        <w:rPr>
+          <w:b/>
+        </w:rPr>
+        <w:t>mechanism</w:t>
+      </w:r>
+      <w:r>
+        <w:rPr>
+          <w:b w:val="0"/>
+        </w:rPr>
+        <w:t xml:space="preserve"> and terminology of </w:t>
+      </w:r>
+      <w:r>
+        <w:rPr>
+          <w:b/>
+        </w:rPr>
+        <w:t>plan</w:t>
+      </w:r>
+      <w:r>
+        <w:rPr>
+          <w:b w:val="0"/>
+        </w:rPr>
+        <w:t xml:space="preserve">ning and </w:t>
+      </w:r>
+      <w:r>
+        <w:rPr>
+          <w:b/>
+        </w:rPr>
+        <w:t>action selection</w:t>
+      </w:r>
+    </w:p>
+    <w:p>
+      <w:pPr>
+        <w:spacing w:line="336" w:lineRule="auto" w:after="180"/>
+      </w:pPr>
+      <w:r>
+        <w:rPr>
+          <w:b w:val="0"/>
+        </w:rPr>
         <w:t>Apply the stated procedure to a new case with a traceable result</w:t>
       </w:r>
     </w:p>
     <w:p>
-      <w:r>
+      <w:pPr>
+        <w:spacing w:line="336" w:lineRule="auto" w:after="180"/>
+      </w:pPr>
+      <w:r>
+        <w:rPr>
+          <w:b w:val="0"/>
+        </w:rPr>
         <w:t>Identify an assumption or limitation and design a revealing follow-up</w:t>
       </w:r>
     </w:p>
@@ -126,8 +293,38 @@
       </w:r>
     </w:p>
     <w:p>
-      <w:r>
-        <w:t>Recall State machines for bounded agents. Explain why a recorded result needs its input conditions and evidence source before it can support a claim.</w:t>
+      <w:pPr>
+        <w:spacing w:line="336" w:lineRule="auto" w:after="180"/>
+      </w:pPr>
+      <w:r>
+        <w:rPr>
+          <w:b w:val="0"/>
+        </w:rPr>
+        <w:t xml:space="preserve">Recall State machines for bounded agents. Explain why a recorded result needs its </w:t>
+      </w:r>
+      <w:r>
+        <w:rPr>
+          <w:b/>
+        </w:rPr>
+        <w:t>input</w:t>
+      </w:r>
+      <w:r>
+        <w:rPr>
+          <w:b w:val="0"/>
+        </w:rPr>
+        <w:t xml:space="preserve"> conditions and </w:t>
+      </w:r>
+      <w:r>
+        <w:rPr>
+          <w:b/>
+        </w:rPr>
+        <w:t>evidence</w:t>
+      </w:r>
+      <w:r>
+        <w:rPr>
+          <w:b w:val="0"/>
+        </w:rPr>
+        <w:t xml:space="preserve"> source before it can support a claim.</w:t>
       </w:r>
     </w:p>
     <w:p>
@@ -162,8 +359,38 @@
       </w:r>
     </w:p>
     <w:p>
-      <w:r>
-        <w:t>Explain planning and action selection using the deciding step in this fictional service.</w:t>
+      <w:pPr>
+        <w:spacing w:line="336" w:lineRule="auto" w:after="180"/>
+      </w:pPr>
+      <w:r>
+        <w:rPr>
+          <w:b w:val="0"/>
+        </w:rPr>
+        <w:t xml:space="preserve">Explain </w:t>
+      </w:r>
+      <w:r>
+        <w:rPr>
+          <w:b/>
+        </w:rPr>
+        <w:t>plan</w:t>
+      </w:r>
+      <w:r>
+        <w:rPr>
+          <w:b w:val="0"/>
+        </w:rPr>
+        <w:t xml:space="preserve">ning and </w:t>
+      </w:r>
+      <w:r>
+        <w:rPr>
+          <w:b/>
+        </w:rPr>
+        <w:t>action selection</w:t>
+      </w:r>
+      <w:r>
+        <w:rPr>
+          <w:b w:val="0"/>
+        </w:rPr>
+        <w:t xml:space="preserve"> using the deciding step in this fictional service.</w:t>
       </w:r>
     </w:p>
     <w:p>
@@ -176,12 +403,82 @@
     </w:p>
     <w:p>
       <w:r>
-        <w:t>Planning proposes steps; execution must still validate permissions and prerequisites for each step. Replanning cannot invent authority.</w:t>
-      </w:r>
-    </w:p>
-    <w:p>
-      <w:r>
-        <w:t>Begin by writing the question the procedure is intended to answer. Identify the information already supplied, the information it will produce and the information still missing. These are constructed classroom examples; they do not require live accounts, private records or an external service. Do not treat a plausible explanation as a measured outcome.</w:t>
+        <w:t>Investigate the supplied Planning and action selection case. Separate observations, given facts and assumptions before choosing an explanation.</w:t>
+      </w:r>
+    </w:p>
+    <w:p>
+      <w:pPr>
+        <w:spacing w:line="336" w:lineRule="auto" w:after="180"/>
+      </w:pPr>
+      <w:r>
+        <w:rPr>
+          <w:b/>
+        </w:rPr>
+        <w:t>Plan</w:t>
+      </w:r>
+      <w:r>
+        <w:rPr>
+          <w:b w:val="0"/>
+        </w:rPr>
+        <w:t xml:space="preserve">ning proposes steps; execution must still validate permissions and </w:t>
+      </w:r>
+      <w:r>
+        <w:rPr>
+          <w:b/>
+        </w:rPr>
+        <w:t>prerequisite</w:t>
+      </w:r>
+      <w:r>
+        <w:rPr>
+          <w:b w:val="0"/>
+        </w:rPr>
+        <w:t>s for each step. Re</w:t>
+      </w:r>
+      <w:r>
+        <w:rPr>
+          <w:b/>
+        </w:rPr>
+        <w:t>plan</w:t>
+      </w:r>
+      <w:r>
+        <w:rPr>
+          <w:b w:val="0"/>
+        </w:rPr>
+        <w:t>ning cannot invent authority.</w:t>
+      </w:r>
+    </w:p>
+    <w:p>
+      <w:pPr>
+        <w:spacing w:line="336" w:lineRule="auto" w:after="180"/>
+      </w:pPr>
+      <w:r>
+        <w:rPr>
+          <w:b w:val="0"/>
+        </w:rPr>
+        <w:t>Begin by writing the question the procedure is intended to answer. Identify the information already supplied, the information it will produce and the information still missing.</w:t>
+      </w:r>
+    </w:p>
+    <w:p>
+      <w:pPr>
+        <w:spacing w:line="336" w:lineRule="auto" w:after="180"/>
+      </w:pPr>
+      <w:r>
+        <w:rPr>
+          <w:b w:val="0"/>
+        </w:rPr>
+        <w:t>These are constructed classroom examples; they do not require live accounts, private records or an external service. Do not treat a plausible ex</w:t>
+      </w:r>
+      <w:r>
+        <w:rPr>
+          <w:b/>
+        </w:rPr>
+        <w:t>plan</w:t>
+      </w:r>
+      <w:r>
+        <w:rPr>
+          <w:b w:val="0"/>
+        </w:rPr>
+        <w:t>ation as a measured outcome.</w:t>
       </w:r>
     </w:p>
     <w:p>
@@ -217,7 +514,42 @@
     </w:p>
     <w:p>
       <w:r>
-        <w:t>For read-only reporting, allowed plan is validate -&gt; retrieve -&gt; verify -&gt; answer. If retrieval lacks evidence, route to review. Reject write or send steps before they run.</w:t>
+        <w:t>Follow the mechanism for Planning and action selection. Connect each labelled input, deciding step and result.</w:t>
+      </w:r>
+    </w:p>
+    <w:p>
+      <w:pPr>
+        <w:spacing w:line="336" w:lineRule="auto" w:after="180"/>
+      </w:pPr>
+      <w:r>
+        <w:rPr>
+          <w:b w:val="0"/>
+        </w:rPr>
+        <w:t xml:space="preserve">For read-only reporting, allowed </w:t>
+      </w:r>
+      <w:r>
+        <w:rPr>
+          <w:b/>
+        </w:rPr>
+        <w:t>plan</w:t>
+      </w:r>
+      <w:r>
+        <w:rPr>
+          <w:b w:val="0"/>
+        </w:rPr>
+        <w:t xml:space="preserve"> is validate -&gt; retrieve -&gt; verify -&gt; answer. If retrieval lacks </w:t>
+      </w:r>
+      <w:r>
+        <w:rPr>
+          <w:b/>
+        </w:rPr>
+        <w:t>evidence</w:t>
+      </w:r>
+      <w:r>
+        <w:rPr>
+          <w:b w:val="0"/>
+        </w:rPr>
+        <w:t>, route to review. Reject write or send steps before they run.</w:t>
       </w:r>
     </w:p>
     <w:p>
@@ -313,8 +645,49 @@
       </w:r>
     </w:p>
     <w:p>
-      <w:r>
-        <w:t>Before applying the procedure, write its units, denominator or decision boundary where relevant. A partner should be able to repeat each step using the same inputs. If a required input is absent or violates the stated contract, record that condition explicitly instead of quietly replacing it with a convenient value.</w:t>
+      <w:pPr>
+        <w:spacing w:line="336" w:lineRule="auto" w:after="180"/>
+      </w:pPr>
+      <w:r>
+        <w:rPr>
+          <w:b w:val="0"/>
+        </w:rPr>
+        <w:t xml:space="preserve">Before applying the procedure, write its units, denominator or decision boundary where relevant. A partner should be able to repeat each step using the same </w:t>
+      </w:r>
+      <w:r>
+        <w:rPr>
+          <w:b/>
+        </w:rPr>
+        <w:t>input</w:t>
+      </w:r>
+      <w:r>
+        <w:rPr>
+          <w:b w:val="0"/>
+        </w:rPr>
+        <w:t>s.</w:t>
+      </w:r>
+    </w:p>
+    <w:p>
+      <w:pPr>
+        <w:spacing w:line="336" w:lineRule="auto" w:after="180"/>
+      </w:pPr>
+      <w:r>
+        <w:rPr>
+          <w:b w:val="0"/>
+        </w:rPr>
+        <w:t xml:space="preserve">If a required </w:t>
+      </w:r>
+      <w:r>
+        <w:rPr>
+          <w:b/>
+        </w:rPr>
+        <w:t>input</w:t>
+      </w:r>
+      <w:r>
+        <w:rPr>
+          <w:b w:val="0"/>
+        </w:rPr>
+        <w:t xml:space="preserve"> is absent or violates the stated contract, record that condition explicitly instead of quietly replacing it with a convenient value.</w:t>
       </w:r>
     </w:p>
     <w:p>
@@ -326,8 +699,26 @@
       </w:r>
     </w:p>
     <w:p>
-      <w:r>
-        <w:t>Point to the input, the deciding step and the result in this week’s visual. Explain the same step in ordinary words. A picture helps when you can say what each part represents.</w:t>
+      <w:pPr>
+        <w:spacing w:line="336" w:lineRule="auto" w:after="180"/>
+      </w:pPr>
+      <w:r>
+        <w:rPr>
+          <w:b w:val="0"/>
+        </w:rPr>
+        <w:t xml:space="preserve">Point to the </w:t>
+      </w:r>
+      <w:r>
+        <w:rPr>
+          <w:b/>
+        </w:rPr>
+        <w:t>input</w:t>
+      </w:r>
+      <w:r>
+        <w:rPr>
+          <w:b w:val="0"/>
+        </w:rPr>
+        <w:t>, the deciding step and the result in this week’s visual. Explain the same step in ordinary words. A picture helps when you can say what each part represents.</w:t>
       </w:r>
     </w:p>
     <w:p>
@@ -339,6 +730,11 @@
       </w:r>
     </w:p>
     <w:p>
+      <w:r>
+        <w:t>Compare the supplied cases for Planning and action selection. Identify the detail that changes the conclusion.</w:t>
+      </w:r>
+    </w:p>
+    <w:p>
       <w:pPr>
         <w:pStyle w:val="Heading3"/>
       </w:pPr>
@@ -347,8 +743,26 @@
       </w:r>
     </w:p>
     <w:p>
-      <w:r>
-        <w:t>Generated plan retrieves a room, books it and then answers. It calls booking necessary for helpfulness. Show the intermediate steps and give the conclusion with its scope.</w:t>
+      <w:pPr>
+        <w:spacing w:line="336" w:lineRule="auto" w:after="180"/>
+      </w:pPr>
+      <w:r>
+        <w:rPr>
+          <w:b w:val="0"/>
+        </w:rPr>
+        <w:t xml:space="preserve">Generated </w:t>
+      </w:r>
+      <w:r>
+        <w:rPr>
+          <w:b/>
+        </w:rPr>
+        <w:t>plan</w:t>
+      </w:r>
+      <w:r>
+        <w:rPr>
+          <w:b w:val="0"/>
+        </w:rPr>
+        <w:t xml:space="preserve"> retrieves a room, books it and then answers. It calls booking necessary for helpfulness. Show the intermediate steps and give the conclusion with its scope.</w:t>
       </w:r>
     </w:p>
     <w:p>
@@ -393,18 +807,81 @@
       </w:r>
     </w:p>
     <w:p>
-      <w:r>
+      <w:pPr>
+        <w:pStyle w:val="Heading3"/>
+      </w:pPr>
+      <w:r>
+        <w:t>Change one thing</w:t>
+      </w:r>
+    </w:p>
+    <w:p>
+      <w:pPr>
+        <w:spacing w:line="336" w:lineRule="auto" w:after="180"/>
+        <w:shd w:fill="F5F1FB"/>
+      </w:pPr>
+      <w:r>
+        <w:rPr>
+          <w:b w:val="0"/>
+        </w:rPr>
         <w:t>Change: Supply an approved card giving height 24 metres.</w:t>
       </w:r>
     </w:p>
     <w:p>
-      <w:r>
-        <w:t>Prediction: The bot can retrieve it and answer 24 metres with attribution.</w:t>
-      </w:r>
-    </w:p>
-    <w:p>
-      <w:r>
-        <w:t>Reason: The missing factual input is now available within the allowed collection.</w:t>
+      <w:pPr>
+        <w:pStyle w:val="Heading3"/>
+      </w:pPr>
+      <w:r>
+        <w:t>Predicted result</w:t>
+      </w:r>
+    </w:p>
+    <w:p>
+      <w:pPr>
+        <w:spacing w:line="336" w:lineRule="auto" w:after="180"/>
+        <w:shd w:fill="F1F6FC"/>
+      </w:pPr>
+      <w:r>
+        <w:rPr>
+          <w:b/>
+        </w:rPr>
+        <w:t>Prediction</w:t>
+      </w:r>
+      <w:r>
+        <w:rPr>
+          <w:b w:val="0"/>
+        </w:rPr>
+        <w:t>: The bot can retrieve it and answer 24 metres with attribution.</w:t>
+      </w:r>
+    </w:p>
+    <w:p>
+      <w:pPr>
+        <w:pStyle w:val="Heading3"/>
+      </w:pPr>
+      <w:r>
+        <w:t>Why the result follows</w:t>
+      </w:r>
+    </w:p>
+    <w:p>
+      <w:pPr>
+        <w:spacing w:line="336" w:lineRule="auto" w:after="180"/>
+        <w:shd w:fill="F1F6FC"/>
+      </w:pPr>
+      <w:r>
+        <w:rPr>
+          <w:b w:val="0"/>
+        </w:rPr>
+        <w:t xml:space="preserve">Reason: The missing factual </w:t>
+      </w:r>
+      <w:r>
+        <w:rPr>
+          <w:b/>
+        </w:rPr>
+        <w:t>input</w:t>
+      </w:r>
+      <w:r>
+        <w:rPr>
+          <w:b w:val="0"/>
+        </w:rPr>
+        <w:t xml:space="preserve"> is now available within the allowed collection.</w:t>
       </w:r>
     </w:p>
     <w:p>
@@ -413,6 +890,11 @@
       </w:pPr>
       <w:r>
         <w:t>05. Words that unlock the idea</w:t>
+      </w:r>
+    </w:p>
+    <w:p>
+      <w:r>
+        <w:t>Use the vocabulary of Planning and action selection to explain a concrete decision, rather than only memorising definitions.</w:t>
       </w:r>
     </w:p>
     <w:tbl>
@@ -550,17 +1032,53 @@
     </w:p>
     <w:p>
       <w:r>
-        <w:t>Generated plan retrieves a room, books it and then answers. It calls booking necessary for helpfulness.</w:t>
-      </w:r>
-    </w:p>
-    <w:p>
-      <w:r>
-        <w:t>Booking is outside the task boundary. Execute only permitted reporting steps, with a fallback if evidence is insufficient.</w:t>
-      </w:r>
-    </w:p>
-    <w:p>
-      <w:r>
-        <w:t>Compare the intermediate evidence with the final statement. Explain why each number or decision follows from the stated inputs. The conclusion belongs to this scenario and procedure; changing the inputs, evaluation population or authority can change what it establishes. Retain the raw record so a later revision can be compared honestly.</w:t>
+        <w:t>Follow the worked trace for Planning and action selection, predict a step, then compare with its explanation.</w:t>
+      </w:r>
+    </w:p>
+    <w:p>
+      <w:pPr>
+        <w:spacing w:line="336" w:lineRule="auto" w:after="180"/>
+      </w:pPr>
+      <w:r>
+        <w:rPr>
+          <w:b w:val="0"/>
+        </w:rPr>
+        <w:t xml:space="preserve">Generated </w:t>
+      </w:r>
+      <w:r>
+        <w:rPr>
+          <w:b/>
+        </w:rPr>
+        <w:t>plan</w:t>
+      </w:r>
+      <w:r>
+        <w:rPr>
+          <w:b w:val="0"/>
+        </w:rPr>
+        <w:t xml:space="preserve"> retrieves a room, books it and then answers. It calls booking necessary for helpfulness.</w:t>
+      </w:r>
+    </w:p>
+    <w:p>
+      <w:pPr>
+        <w:spacing w:line="336" w:lineRule="auto" w:after="180"/>
+      </w:pPr>
+      <w:r>
+        <w:rPr>
+          <w:b w:val="0"/>
+        </w:rPr>
+        <w:t xml:space="preserve">Booking is outside the task boundary. Execute only permitted reporting steps, with a fallback if </w:t>
+      </w:r>
+      <w:r>
+        <w:rPr>
+          <w:b/>
+        </w:rPr>
+        <w:t>evidence</w:t>
+      </w:r>
+      <w:r>
+        <w:rPr>
+          <w:b w:val="0"/>
+        </w:rPr>
+        <w:t xml:space="preserve"> is insufficient.</w:t>
       </w:r>
     </w:p>
     <w:p>
@@ -568,11 +1086,85 @@
         <w:pStyle w:val="Heading3"/>
       </w:pPr>
       <w:r>
+        <w:t>Worked explanation · Planning and action selection</w:t>
+      </w:r>
+    </w:p>
+    <w:p>
+      <w:pPr>
+        <w:spacing w:line="336" w:lineRule="auto" w:after="180"/>
+        <w:shd w:fill="F1F6FC"/>
+      </w:pPr>
+      <w:r>
+        <w:rPr>
+          <w:b w:val="0"/>
+        </w:rPr>
+        <w:t xml:space="preserve">Compare the intermediate </w:t>
+      </w:r>
+      <w:r>
+        <w:rPr>
+          <w:b/>
+        </w:rPr>
+        <w:t>evidence</w:t>
+      </w:r>
+      <w:r>
+        <w:rPr>
+          <w:b w:val="0"/>
+        </w:rPr>
+        <w:t xml:space="preserve"> with the final statement. Explain why each number or decision follows from the stated </w:t>
+      </w:r>
+      <w:r>
+        <w:rPr>
+          <w:b/>
+        </w:rPr>
+        <w:t>input</w:t>
+      </w:r>
+      <w:r>
+        <w:rPr>
+          <w:b w:val="0"/>
+        </w:rPr>
+        <w:t>s.</w:t>
+      </w:r>
+    </w:p>
+    <w:p>
+      <w:pPr>
+        <w:spacing w:line="336" w:lineRule="auto" w:after="180"/>
+        <w:shd w:fill="F1F6FC"/>
+      </w:pPr>
+      <w:r>
+        <w:rPr>
+          <w:b w:val="0"/>
+        </w:rPr>
+        <w:t xml:space="preserve">The conclusion belongs to this scenario and procedure; changing the </w:t>
+      </w:r>
+      <w:r>
+        <w:rPr>
+          <w:b/>
+        </w:rPr>
+        <w:t>input</w:t>
+      </w:r>
+      <w:r>
+        <w:rPr>
+          <w:b w:val="0"/>
+        </w:rPr>
+        <w:t>s, evaluation population or authority can change what it establishes. Retain the raw record so a later revision can be compared honestly.</w:t>
+      </w:r>
+    </w:p>
+    <w:p>
+      <w:pPr>
+        <w:pStyle w:val="Heading3"/>
+      </w:pPr>
+      <w:r>
         <w:t>Learn from the worked case</w:t>
       </w:r>
     </w:p>
     <w:p>
-      <w:r>
+      <w:pPr>
+        <w:spacing w:line="336" w:lineRule="auto" w:after="180"/>
+      </w:pPr>
+      <w:r>
+        <w:rPr>
+          <w:b w:val="0"/>
+        </w:rPr>
         <w:t>Cover the result before checking it. Say what is given, choose the procedure, and follow one step at a time. Then uncover the result and explain your first mismatch. Ask why a step is allowed, not only what number it produces.</w:t>
       </w:r>
     </w:p>
@@ -585,8 +1177,32 @@
       </w:r>
     </w:p>
     <w:p>
-      <w:r>
-        <w:t>Plan around missing evidence. A bot must answer a tower-height question using approved cards only.</w:t>
+      <w:pPr>
+        <w:spacing w:line="336" w:lineRule="auto" w:after="180"/>
+      </w:pPr>
+      <w:r>
+        <w:rPr>
+          <w:b/>
+        </w:rPr>
+        <w:t>Plan</w:t>
+      </w:r>
+      <w:r>
+        <w:rPr>
+          <w:b w:val="0"/>
+        </w:rPr>
+        <w:t xml:space="preserve"> around missing </w:t>
+      </w:r>
+      <w:r>
+        <w:rPr>
+          <w:b/>
+        </w:rPr>
+        <w:t>evidence</w:t>
+      </w:r>
+      <w:r>
+        <w:rPr>
+          <w:b w:val="0"/>
+        </w:rPr>
+        <w:t>. A bot must answer a tower-height question using approved cards only.</w:t>
       </w:r>
     </w:p>
     <w:p>
@@ -598,7 +1214,22 @@
       </w:r>
     </w:p>
     <w:p>
-      <w:r>
+      <w:pPr>
+        <w:pStyle w:val="Heading3"/>
+      </w:pPr>
+      <w:r>
+        <w:t>Supplied facts</w:t>
+      </w:r>
+    </w:p>
+    <w:p>
+      <w:pPr>
+        <w:spacing w:line="336" w:lineRule="auto" w:after="180"/>
+        <w:shd w:fill="F1F6FC"/>
+      </w:pPr>
+      <w:r>
+        <w:rPr>
+          <w:b w:val="0"/>
+        </w:rPr>
         <w:t>Search finds no height card. Allowed actions: search, clarify, return unsupported. Unapproved web access is excluded.</w:t>
       </w:r>
     </w:p>
@@ -762,31 +1393,133 @@
       </w:r>
     </w:p>
     <w:p>
-      <w:r>
-        <w:t>Planning selects useful actions within available evidence and authority. More steps cannot create permission to access an excluded source.</w:t>
-      </w:r>
-    </w:p>
-    <w:p>
       <w:pPr>
         <w:pStyle w:val="Heading3"/>
       </w:pPr>
       <w:r>
+        <w:t>Why the result follows</w:t>
+      </w:r>
+    </w:p>
+    <w:p>
+      <w:pPr>
+        <w:spacing w:line="336" w:lineRule="auto" w:after="180"/>
+        <w:shd w:fill="F1F6FC"/>
+      </w:pPr>
+      <w:r>
+        <w:rPr>
+          <w:b/>
+        </w:rPr>
+        <w:t>Plan</w:t>
+      </w:r>
+      <w:r>
+        <w:rPr>
+          <w:b w:val="0"/>
+        </w:rPr>
+        <w:t xml:space="preserve">ning selects useful actions within available </w:t>
+      </w:r>
+      <w:r>
+        <w:rPr>
+          <w:b/>
+        </w:rPr>
+        <w:t>evidence</w:t>
+      </w:r>
+      <w:r>
+        <w:rPr>
+          <w:b w:val="0"/>
+        </w:rPr>
+        <w:t xml:space="preserve"> and authority. More steps cannot create permission to access an excluded source.</w:t>
+      </w:r>
+    </w:p>
+    <w:p>
+      <w:pPr>
+        <w:pStyle w:val="Heading3"/>
+      </w:pPr>
+      <w:r>
         <w:t>What this example does not establish</w:t>
       </w:r>
     </w:p>
     <w:p>
-      <w:r>
+      <w:pPr>
+        <w:pStyle w:val="Heading3"/>
+      </w:pPr>
+      <w:r>
+        <w:t>Keep the stated limit</w:t>
+      </w:r>
+    </w:p>
+    <w:p>
+      <w:pPr>
+        <w:spacing w:line="336" w:lineRule="auto" w:after="180"/>
+        <w:shd w:fill="FFF5E6"/>
+      </w:pPr>
+      <w:r>
+        <w:rPr>
+          <w:b w:val="0"/>
+        </w:rPr>
         <w:t>Source validity still matters; the presence of a card does not independently verify its accuracy.</w:t>
       </w:r>
     </w:p>
     <w:p>
-      <w:r>
-        <w:t>Read the labelled picture: Choose a permitted plan when no approved tower-height card exists. What new answer becomes supported after a card records 24 metres, and why could the bot not invent it earlier?</w:t>
-      </w:r>
-    </w:p>
-    <w:p>
-      <w:r>
-        <w:t>Change one thing: Supply an approved card giving height 24 metres. Predict the result before checking the explanation. What remains the same?</w:t>
+      <w:pPr>
+        <w:pStyle w:val="Heading3"/>
+      </w:pPr>
+      <w:r>
+        <w:t>Keep the stated limit</w:t>
+      </w:r>
+    </w:p>
+    <w:p>
+      <w:pPr>
+        <w:spacing w:line="336" w:lineRule="auto" w:after="180"/>
+        <w:shd w:fill="FFF5E6"/>
+      </w:pPr>
+      <w:r>
+        <w:rPr>
+          <w:b w:val="0"/>
+        </w:rPr>
+        <w:t xml:space="preserve">Read the labelled picture: Choose a permitted </w:t>
+      </w:r>
+      <w:r>
+        <w:rPr>
+          <w:b/>
+        </w:rPr>
+        <w:t>plan</w:t>
+      </w:r>
+      <w:r>
+        <w:rPr>
+          <w:b w:val="0"/>
+        </w:rPr>
+        <w:t xml:space="preserve"> when no approved tower-height card exists. What new answer becomes supported after a card records 24 metres, and why could the bot not invent it earlier?</w:t>
+      </w:r>
+    </w:p>
+    <w:p>
+      <w:pPr>
+        <w:pStyle w:val="Heading3"/>
+      </w:pPr>
+      <w:r>
+        <w:t>Keep the stated limit</w:t>
+      </w:r>
+    </w:p>
+    <w:p>
+      <w:pPr>
+        <w:spacing w:line="336" w:lineRule="auto" w:after="180"/>
+        <w:shd w:fill="FFF5E6"/>
+      </w:pPr>
+      <w:r>
+        <w:rPr>
+          <w:b w:val="0"/>
+        </w:rPr>
+        <w:t>Change one thing: Supply an approved card giving height 24 metres. Predict the result before checking the ex</w:t>
+      </w:r>
+      <w:r>
+        <w:rPr>
+          <w:b/>
+        </w:rPr>
+        <w:t>plan</w:t>
+      </w:r>
+      <w:r>
+        <w:rPr>
+          <w:b w:val="0"/>
+        </w:rPr>
+        <w:t>ation. What remains the same?</w:t>
       </w:r>
     </w:p>
     <w:p>
@@ -799,12 +1532,42 @@
     </w:p>
     <w:p>
       <w:r>
-        <w:t>A plausible plan is not an approval or proof that its prerequisites hold.</w:t>
-      </w:r>
-    </w:p>
-    <w:p>
-      <w:r>
-        <w:t>A useful check asks what would make the reasoning fail. Distinguish a failure to execute the declared procedure from a weakness in the procedure itself. The first may require a correction; the second requires an explicitly revised method and new evidence. Preserve unsuccessful cases so an improved result cannot hide the original problem.</w:t>
+        <w:t>Find the unsupported step in the Planning and action selection claim and explain a repair using the supplied evidence.</w:t>
+      </w:r>
+    </w:p>
+    <w:p>
+      <w:pPr>
+        <w:spacing w:line="336" w:lineRule="auto" w:after="180"/>
+      </w:pPr>
+      <w:r>
+        <w:rPr>
+          <w:b w:val="0"/>
+        </w:rPr>
+        <w:t xml:space="preserve">A plausible </w:t>
+      </w:r>
+      <w:r>
+        <w:rPr>
+          <w:b/>
+        </w:rPr>
+        <w:t>plan</w:t>
+      </w:r>
+      <w:r>
+        <w:rPr>
+          <w:b w:val="0"/>
+        </w:rPr>
+        <w:t xml:space="preserve"> is not an approval or proof that its </w:t>
+      </w:r>
+      <w:r>
+        <w:rPr>
+          <w:b/>
+        </w:rPr>
+        <w:t>prerequisite</w:t>
+      </w:r>
+      <w:r>
+        <w:rPr>
+          <w:b w:val="0"/>
+        </w:rPr>
+        <w:t>s hold.</w:t>
       </w:r>
     </w:p>
     <w:p>
@@ -812,6 +1575,50 @@
         <w:pStyle w:val="Heading3"/>
       </w:pPr>
       <w:r>
+        <w:t>Check the claim against the facts</w:t>
+      </w:r>
+    </w:p>
+    <w:p>
+      <w:pPr>
+        <w:spacing w:line="336" w:lineRule="auto" w:after="180"/>
+        <w:shd w:fill="FFF5E6"/>
+      </w:pPr>
+      <w:r>
+        <w:rPr>
+          <w:b w:val="0"/>
+        </w:rPr>
+        <w:t>A useful check asks what would make the reasoning fail. Distinguish a failure to execute the declared procedure from a weakness in the procedure itself.</w:t>
+      </w:r>
+    </w:p>
+    <w:p>
+      <w:pPr>
+        <w:spacing w:line="336" w:lineRule="auto" w:after="180"/>
+        <w:shd w:fill="FFF5E6"/>
+      </w:pPr>
+      <w:r>
+        <w:rPr>
+          <w:b w:val="0"/>
+        </w:rPr>
+        <w:t xml:space="preserve">The first may require a correction; the second requires an explicitly revised method and new </w:t>
+      </w:r>
+      <w:r>
+        <w:rPr>
+          <w:b/>
+        </w:rPr>
+        <w:t>evidence</w:t>
+      </w:r>
+      <w:r>
+        <w:rPr>
+          <w:b w:val="0"/>
+        </w:rPr>
+        <w:t>. Preserve unsuccessful cases so an improved result cannot hide the original problem.</w:t>
+      </w:r>
+    </w:p>
+    <w:p>
+      <w:pPr>
+        <w:pStyle w:val="Heading3"/>
+      </w:pPr>
+      <w:r>
         <w:t>Guided: restate the worked result, then name the assumption or limitation that prevents a broader conclusion.</w:t>
       </w:r>
     </w:p>
@@ -849,8 +1656,38 @@
       </w:r>
     </w:p>
     <w:p>
-      <w:r>
-        <w:t>A report omits this qualification: A plausible plan is not an approval or proof that its prerequisites hold. Explain how omitting it could change a reader's interpretation, and write an accurate replacement.</w:t>
+      <w:pPr>
+        <w:spacing w:line="336" w:lineRule="auto" w:after="180"/>
+      </w:pPr>
+      <w:r>
+        <w:rPr>
+          <w:b w:val="0"/>
+        </w:rPr>
+        <w:t xml:space="preserve">A report omits this qualification: A plausible </w:t>
+      </w:r>
+      <w:r>
+        <w:rPr>
+          <w:b/>
+        </w:rPr>
+        <w:t>plan</w:t>
+      </w:r>
+      <w:r>
+        <w:rPr>
+          <w:b w:val="0"/>
+        </w:rPr>
+        <w:t xml:space="preserve"> is not an approval or proof that its </w:t>
+      </w:r>
+      <w:r>
+        <w:rPr>
+          <w:b/>
+        </w:rPr>
+        <w:t>prerequisite</w:t>
+      </w:r>
+      <w:r>
+        <w:rPr>
+          <w:b w:val="0"/>
+        </w:rPr>
+        <w:t>s hold. Explain how omitting it could change a reader's interpretation, and write an accurate replacement.</w:t>
       </w:r>
     </w:p>
     <w:p>
@@ -901,7 +1738,54 @@
     </w:p>
     <w:p>
       <w:r>
-        <w:t>Explain the weekly mechanism in your own words. Use the worked scenario to name its input, decision rule and output.</w:t>
+        <w:t>Practise Planning and action selection with support, then explain the deciding step in your own words.</w:t>
+      </w:r>
+    </w:p>
+    <w:p>
+      <w:pPr>
+        <w:spacing w:line="336" w:lineRule="auto" w:after="180"/>
+      </w:pPr>
+      <w:r>
+        <w:rPr>
+          <w:b w:val="0"/>
+        </w:rPr>
+        <w:t xml:space="preserve">Explain the weekly </w:t>
+      </w:r>
+      <w:r>
+        <w:rPr>
+          <w:b/>
+        </w:rPr>
+        <w:t>mechanism</w:t>
+      </w:r>
+      <w:r>
+        <w:rPr>
+          <w:b w:val="0"/>
+        </w:rPr>
+        <w:t xml:space="preserve"> in your own words. Use the worked scenario to name its </w:t>
+      </w:r>
+      <w:r>
+        <w:rPr>
+          <w:b/>
+        </w:rPr>
+        <w:t>input</w:t>
+      </w:r>
+      <w:r>
+        <w:rPr>
+          <w:b w:val="0"/>
+        </w:rPr>
+        <w:t xml:space="preserve">, decision rule and </w:t>
+      </w:r>
+      <w:r>
+        <w:rPr>
+          <w:b/>
+        </w:rPr>
+        <w:t>output</w:t>
+      </w:r>
+      <w:r>
+        <w:rPr>
+          <w:b w:val="0"/>
+        </w:rPr>
+        <w:t>.</w:t>
       </w:r>
     </w:p>
     <w:p>
@@ -974,8 +1858,50 @@
       </w:r>
     </w:p>
     <w:p>
-      <w:r>
-        <w:t>Use workbook W2 for the connected example “Planning and action selection”. First fill the input and rule boxes. Try the middle steps before asking for a hint. After a hint, try the next step yourself.</w:t>
+      <w:pPr>
+        <w:spacing w:line="336" w:lineRule="auto" w:after="180"/>
+      </w:pPr>
+      <w:r>
+        <w:rPr>
+          <w:b w:val="0"/>
+        </w:rPr>
+        <w:t>Use workbook W2 for the connected example “</w:t>
+      </w:r>
+      <w:r>
+        <w:rPr>
+          <w:b/>
+        </w:rPr>
+        <w:t>Plan</w:t>
+      </w:r>
+      <w:r>
+        <w:rPr>
+          <w:b w:val="0"/>
+        </w:rPr>
+        <w:t xml:space="preserve">ning and </w:t>
+      </w:r>
+      <w:r>
+        <w:rPr>
+          <w:b/>
+        </w:rPr>
+        <w:t>action selection</w:t>
+      </w:r>
+      <w:r>
+        <w:rPr>
+          <w:b w:val="0"/>
+        </w:rPr>
+        <w:t xml:space="preserve">”. First fill the </w:t>
+      </w:r>
+      <w:r>
+        <w:rPr>
+          <w:b/>
+        </w:rPr>
+        <w:t>input</w:t>
+      </w:r>
+      <w:r>
+        <w:rPr>
+          <w:b w:val="0"/>
+        </w:rPr>
+        <w:t xml:space="preserve"> and rule boxes. Try the middle steps before asking for a hint. After a hint, try the next step yourself.</w:t>
       </w:r>
     </w:p>
     <w:tbl>
@@ -1058,8 +1984,26 @@
       </w:tr>
     </w:tbl>
     <w:p>
-      <w:r>
-        <w:t>Explain your trace to a partner. Your partner points to one step to check. Swap roles on the next case. Each person writes their own explanation.</w:t>
+      <w:pPr>
+        <w:spacing w:line="336" w:lineRule="auto" w:after="180"/>
+      </w:pPr>
+      <w:r>
+        <w:rPr>
+          <w:b w:val="0"/>
+        </w:rPr>
+        <w:t>Explain your trace to a partner. Your partner points to one step to check. Swap roles on the next case. Each person writes their own ex</w:t>
+      </w:r>
+      <w:r>
+        <w:rPr>
+          <w:b/>
+        </w:rPr>
+        <w:t>plan</w:t>
+      </w:r>
+      <w:r>
+        <w:rPr>
+          <w:b w:val="0"/>
+        </w:rPr>
+        <w:t>ation.</w:t>
       </w:r>
     </w:p>
     <w:p>
@@ -1071,12 +2015,83 @@
       </w:r>
     </w:p>
     <w:p>
-      <w:r>
-        <w:t>Use the worked case for Planning and action selection. Proposed explanation: “The worked result establishes every future case”. Decide whether this explanation is supported. Point to the step or supplied fact that decides; explain your repair if needed.</w:t>
-      </w:r>
-    </w:p>
-    <w:p>
-      <w:r>
+      <w:pPr>
+        <w:spacing w:line="336" w:lineRule="auto" w:after="180"/>
+      </w:pPr>
+      <w:r>
+        <w:rPr>
+          <w:b w:val="0"/>
+        </w:rPr>
+        <w:t xml:space="preserve">Use the worked case for </w:t>
+      </w:r>
+      <w:r>
+        <w:rPr>
+          <w:b/>
+        </w:rPr>
+        <w:t>Plan</w:t>
+      </w:r>
+      <w:r>
+        <w:rPr>
+          <w:b w:val="0"/>
+        </w:rPr>
+        <w:t xml:space="preserve">ning and </w:t>
+      </w:r>
+      <w:r>
+        <w:rPr>
+          <w:b/>
+        </w:rPr>
+        <w:t>action selection</w:t>
+      </w:r>
+      <w:r>
+        <w:rPr>
+          <w:b w:val="0"/>
+        </w:rPr>
+        <w:t>. Proposed ex</w:t>
+      </w:r>
+      <w:r>
+        <w:rPr>
+          <w:b/>
+        </w:rPr>
+        <w:t>plan</w:t>
+      </w:r>
+      <w:r>
+        <w:rPr>
+          <w:b w:val="0"/>
+        </w:rPr>
+        <w:t>ation: “The worked result establishes every future case”. Decide whether this ex</w:t>
+      </w:r>
+      <w:r>
+        <w:rPr>
+          <w:b/>
+        </w:rPr>
+        <w:t>plan</w:t>
+      </w:r>
+      <w:r>
+        <w:rPr>
+          <w:b w:val="0"/>
+        </w:rPr>
+        <w:t>ation is supported.</w:t>
+      </w:r>
+    </w:p>
+    <w:p>
+      <w:pPr>
+        <w:spacing w:line="336" w:lineRule="auto" w:after="180"/>
+      </w:pPr>
+      <w:r>
+        <w:rPr>
+          <w:b w:val="0"/>
+        </w:rPr>
+        <w:t>Point to the step or supplied fact that decides; explain your repair if needed.</w:t>
+      </w:r>
+    </w:p>
+    <w:p>
+      <w:pPr>
+        <w:spacing w:line="336" w:lineRule="auto" w:after="180"/>
+      </w:pPr>
+      <w:r>
+        <w:rPr>
+          <w:b w:val="0"/>
+        </w:rPr>
         <w:t>Answer on your own before discussion. If you are unsure, say which step you need help with.</w:t>
       </w:r>
     </w:p>
@@ -1089,8 +2104,27 @@
       </w:r>
     </w:p>
     <w:p>
-      <w:r>
-        <w:t>Choose a permitted plan when no approved tower-height card exists. What new answer becomes supported after a card records 24 metres, and why could the bot not invent it earlier?</w:t>
+      <w:pPr>
+        <w:spacing w:line="336" w:lineRule="auto" w:after="180"/>
+        <w:shd w:fill="F5F1FB"/>
+      </w:pPr>
+      <w:r>
+        <w:rPr>
+          <w:b w:val="0"/>
+        </w:rPr>
+        <w:t xml:space="preserve">Choose a permitted </w:t>
+      </w:r>
+      <w:r>
+        <w:rPr>
+          <w:b/>
+        </w:rPr>
+        <w:t>plan</w:t>
+      </w:r>
+      <w:r>
+        <w:rPr>
+          <w:b w:val="0"/>
+        </w:rPr>
+        <w:t xml:space="preserve"> when no approved tower-height card exists. What new answer becomes supported after a card records 24 metres, and why could the bot not invent it earlier?</w:t>
       </w:r>
     </w:p>
     <w:p>
@@ -1122,7 +2156,13 @@
       </w:r>
     </w:p>
     <w:p>
-      <w:r>
+      <w:pPr>
+        <w:spacing w:line="336" w:lineRule="auto" w:after="180"/>
+      </w:pPr>
+      <w:r>
+        <w:rPr>
+          <w:b w:val="0"/>
+        </w:rPr>
         <w:t>This is supported practice. Keep the separately named independent case for an attempt before feedback.</w:t>
       </w:r>
     </w:p>
@@ -1135,6 +2175,11 @@
       </w:r>
     </w:p>
     <w:p>
+      <w:r>
+        <w:t>Investigate Planning and action selection. Record the prediction, actual observation or labelled paper trace, explanation and next test separately.</w:t>
+      </w:r>
+    </w:p>
+    <w:p>
       <w:pPr>
         <w:pStyle w:val="Heading3"/>
       </w:pPr>
@@ -1143,8 +2188,26 @@
       </w:r>
     </w:p>
     <w:p>
-      <w:r>
-        <w:t>Generated plan retrieves a room, books it and then answers. It calls booking necessary for helpfulness. Show the intermediate steps and give the conclusion with its scope.</w:t>
+      <w:pPr>
+        <w:spacing w:line="336" w:lineRule="auto" w:after="180"/>
+      </w:pPr>
+      <w:r>
+        <w:rPr>
+          <w:b w:val="0"/>
+        </w:rPr>
+        <w:t xml:space="preserve">Generated </w:t>
+      </w:r>
+      <w:r>
+        <w:rPr>
+          <w:b/>
+        </w:rPr>
+        <w:t>plan</w:t>
+      </w:r>
+      <w:r>
+        <w:rPr>
+          <w:b w:val="0"/>
+        </w:rPr>
+        <w:t xml:space="preserve"> retrieves a room, books it and then answers. It calls booking necessary for helpfulness. Show the intermediate steps and give the conclusion with its scope.</w:t>
       </w:r>
     </w:p>
     <w:tbl>
@@ -1284,7 +2347,13 @@
       </w:tr>
     </w:tbl>
     <w:p>
-      <w:r>
+      <w:pPr>
+        <w:spacing w:line="336" w:lineRule="auto" w:after="180"/>
+      </w:pPr>
+      <w:r>
+        <w:rPr>
+          <w:b w:val="0"/>
+        </w:rPr>
         <w:t>On paper, trace the supplied procedure. If code is provided, predict before running it in a local practice file. Never write an expected answer as though it were an observed run.</w:t>
       </w:r>
     </w:p>
@@ -1297,7 +2366,13 @@
       </w:r>
     </w:p>
     <w:p>
-      <w:r>
+      <w:pPr>
+        <w:spacing w:line="336" w:lineRule="auto" w:after="180"/>
+      </w:pPr>
+      <w:r>
+        <w:rPr>
+          <w:b w:val="0"/>
+        </w:rPr>
         <w:t>Before trying: what do I expect, and why? While trying: which step could first go wrong? Afterwards: what did I actually observe, and what should change? Keep “not run” if you only traced the procedure.</w:t>
       </w:r>
     </w:p>
@@ -1310,6 +2385,11 @@
       </w:r>
     </w:p>
     <w:p>
+      <w:r>
+        <w:t>Move from recall to tracing, diagnosis and transfer in Planning and action selection. Explain why each step is justified.</w:t>
+      </w:r>
+    </w:p>
+    <w:p>
       <w:pPr>
         <w:pStyle w:val="Heading3"/>
       </w:pPr>
@@ -1318,18 +2398,107 @@
       </w:r>
     </w:p>
     <w:p>
-      <w:r>
-        <w:t>Explain the weekly mechanism in your own words. Use the worked scenario to name its input, decision rule and output.</w:t>
-      </w:r>
-    </w:p>
-    <w:p>
-      <w:r>
-        <w:t>A report omits this qualification: A plausible plan is not an approval or proof that its prerequisites hold. Explain how omitting it could change a reader's interpretation, and write an accurate replacement.</w:t>
-      </w:r>
-    </w:p>
-    <w:p>
-      <w:r>
-        <w:t>For the worked scenario, propose one additional case that could reveal a failure, describe its expected outcome before running it, and explain what would need to remain fixed for a fair comparison. Do not reuse W4 as a new final test after receiving feedback.</w:t>
+      <w:pPr>
+        <w:spacing w:line="336" w:lineRule="auto" w:after="180"/>
+      </w:pPr>
+      <w:r>
+        <w:rPr>
+          <w:b w:val="0"/>
+        </w:rPr>
+        <w:t xml:space="preserve">Explain the weekly </w:t>
+      </w:r>
+      <w:r>
+        <w:rPr>
+          <w:b/>
+        </w:rPr>
+        <w:t>mechanism</w:t>
+      </w:r>
+      <w:r>
+        <w:rPr>
+          <w:b w:val="0"/>
+        </w:rPr>
+        <w:t xml:space="preserve"> in your own words. Use the worked scenario to name its </w:t>
+      </w:r>
+      <w:r>
+        <w:rPr>
+          <w:b/>
+        </w:rPr>
+        <w:t>input</w:t>
+      </w:r>
+      <w:r>
+        <w:rPr>
+          <w:b w:val="0"/>
+        </w:rPr>
+        <w:t xml:space="preserve">, decision rule and </w:t>
+      </w:r>
+      <w:r>
+        <w:rPr>
+          <w:b/>
+        </w:rPr>
+        <w:t>output</w:t>
+      </w:r>
+      <w:r>
+        <w:rPr>
+          <w:b w:val="0"/>
+        </w:rPr>
+        <w:t>.</w:t>
+      </w:r>
+    </w:p>
+    <w:p>
+      <w:pPr>
+        <w:spacing w:line="336" w:lineRule="auto" w:after="180"/>
+      </w:pPr>
+      <w:r>
+        <w:rPr>
+          <w:b w:val="0"/>
+        </w:rPr>
+        <w:t xml:space="preserve">A report omits this qualification: A plausible </w:t>
+      </w:r>
+      <w:r>
+        <w:rPr>
+          <w:b/>
+        </w:rPr>
+        <w:t>plan</w:t>
+      </w:r>
+      <w:r>
+        <w:rPr>
+          <w:b w:val="0"/>
+        </w:rPr>
+        <w:t xml:space="preserve"> is not an approval or proof that its </w:t>
+      </w:r>
+      <w:r>
+        <w:rPr>
+          <w:b/>
+        </w:rPr>
+        <w:t>prerequisite</w:t>
+      </w:r>
+      <w:r>
+        <w:rPr>
+          <w:b w:val="0"/>
+        </w:rPr>
+        <w:t>s hold. Explain how omitting it could change a reader's interpretation, and write an accurate replacement.</w:t>
+      </w:r>
+    </w:p>
+    <w:p>
+      <w:pPr>
+        <w:spacing w:line="336" w:lineRule="auto" w:after="180"/>
+      </w:pPr>
+      <w:r>
+        <w:rPr>
+          <w:b w:val="0"/>
+        </w:rPr>
+        <w:t>For the worked scenario, propose one additional case that could reveal a failure, describe its expected outcome before running it, and explain what would need to remain fixed for a fair comparison.</w:t>
+      </w:r>
+    </w:p>
+    <w:p>
+      <w:pPr>
+        <w:spacing w:line="336" w:lineRule="auto" w:after="180"/>
+      </w:pPr>
+      <w:r>
+        <w:rPr>
+          <w:b w:val="0"/>
+        </w:rPr>
+        <w:t>Do not reuse W4 as a new final test after receiving feedback.</w:t>
       </w:r>
     </w:p>
     <w:p>
@@ -1375,7 +2544,125 @@
     </w:p>
     <w:p>
       <w:r>
-        <w:t>Add a labelled planning and action selection evidence sheet to Grounded Learning Service. Show how you can explain the mechanism and terminology of planning and action selection. Use the supplied fictional case and keep its inputs, intermediate steps, calculation or prediction, and limitation. Connect this record to last week’s record; a matching answer without a trace is insufficient.</w:t>
+        <w:t>Apply this week’s idea to Grounded Learning Service. Keep an annotated decision and the evidence supporting it.</w:t>
+      </w:r>
+    </w:p>
+    <w:p>
+      <w:pPr>
+        <w:spacing w:line="336" w:lineRule="auto" w:after="180"/>
+      </w:pPr>
+      <w:r>
+        <w:rPr>
+          <w:b w:val="0"/>
+        </w:rPr>
+        <w:t xml:space="preserve">Add a labelled </w:t>
+      </w:r>
+      <w:r>
+        <w:rPr>
+          <w:b/>
+        </w:rPr>
+        <w:t>plan</w:t>
+      </w:r>
+      <w:r>
+        <w:rPr>
+          <w:b w:val="0"/>
+        </w:rPr>
+        <w:t xml:space="preserve">ning and </w:t>
+      </w:r>
+      <w:r>
+        <w:rPr>
+          <w:b/>
+        </w:rPr>
+        <w:t>action selection</w:t>
+      </w:r>
+      <w:r>
+        <w:rPr>
+          <w:b w:val="0"/>
+        </w:rPr>
+        <w:t xml:space="preserve"> </w:t>
+      </w:r>
+      <w:r>
+        <w:rPr>
+          <w:b/>
+        </w:rPr>
+        <w:t>evidence</w:t>
+      </w:r>
+      <w:r>
+        <w:rPr>
+          <w:b w:val="0"/>
+        </w:rPr>
+        <w:t xml:space="preserve"> sheet to Grounded Learning Service. Show how you can explain the </w:t>
+      </w:r>
+      <w:r>
+        <w:rPr>
+          <w:b/>
+        </w:rPr>
+        <w:t>mechanism</w:t>
+      </w:r>
+      <w:r>
+        <w:rPr>
+          <w:b w:val="0"/>
+        </w:rPr>
+        <w:t xml:space="preserve"> and terminology of </w:t>
+      </w:r>
+      <w:r>
+        <w:rPr>
+          <w:b/>
+        </w:rPr>
+        <w:t>plan</w:t>
+      </w:r>
+      <w:r>
+        <w:rPr>
+          <w:b w:val="0"/>
+        </w:rPr>
+        <w:t xml:space="preserve">ning and </w:t>
+      </w:r>
+      <w:r>
+        <w:rPr>
+          <w:b/>
+        </w:rPr>
+        <w:t>action selection</w:t>
+      </w:r>
+      <w:r>
+        <w:rPr>
+          <w:b w:val="0"/>
+        </w:rPr>
+        <w:t>.</w:t>
+      </w:r>
+    </w:p>
+    <w:p>
+      <w:pPr>
+        <w:spacing w:line="336" w:lineRule="auto" w:after="180"/>
+      </w:pPr>
+      <w:r>
+        <w:rPr>
+          <w:b w:val="0"/>
+        </w:rPr>
+        <w:t xml:space="preserve">Use the supplied fictional case and keep its </w:t>
+      </w:r>
+      <w:r>
+        <w:rPr>
+          <w:b/>
+        </w:rPr>
+        <w:t>input</w:t>
+      </w:r>
+      <w:r>
+        <w:rPr>
+          <w:b w:val="0"/>
+        </w:rPr>
+        <w:t xml:space="preserve">s, intermediate steps, calculation or </w:t>
+      </w:r>
+      <w:r>
+        <w:rPr>
+          <w:b/>
+        </w:rPr>
+        <w:t>prediction</w:t>
+      </w:r>
+      <w:r>
+        <w:rPr>
+          <w:b w:val="0"/>
+        </w:rPr>
+        <w:t>, and limitation. Connect this record to last week’s record; a matching answer without a trace is insufficient.</w:t>
       </w:r>
     </w:p>
     <w:tbl>
@@ -1503,8 +2790,26 @@
       </w:r>
     </w:p>
     <w:p>
-      <w:r>
-        <w:t>For the Grounded Learning Service, retain an annotated trace and the changed-case result. Name the contract or evidence that makes the deciding step valid, so another team can review it.</w:t>
+      <w:pPr>
+        <w:spacing w:line="336" w:lineRule="auto" w:after="180"/>
+      </w:pPr>
+      <w:r>
+        <w:rPr>
+          <w:b w:val="0"/>
+        </w:rPr>
+        <w:t xml:space="preserve">For the Grounded Learning Service, retain an annotated trace and the changed-case result. Name the contract or </w:t>
+      </w:r>
+      <w:r>
+        <w:rPr>
+          <w:b/>
+        </w:rPr>
+        <w:t>evidence</w:t>
+      </w:r>
+      <w:r>
+        <w:rPr>
+          <w:b w:val="0"/>
+        </w:rPr>
+        <w:t xml:space="preserve"> that makes the deciding step valid, so another team can review it.</w:t>
       </w:r>
     </w:p>
     <w:p>
@@ -1517,7 +2822,29 @@
     </w:p>
     <w:p>
       <w:r>
-        <w:t>Complete the supported workbook tasks before attempting W4 independently. Record any hints or help used. After feedback, use the teacher's fresh retry rather than copying the earlier answer. For a project, select a relevant new case, predict the outcome from the declared rule and preserve the result alongside any revision.</w:t>
+        <w:t>Use a genuinely new case for independent evidence. Previously discussed examples remain practice; use the separately named independent case before feedback.</w:t>
+      </w:r>
+    </w:p>
+    <w:p>
+      <w:pPr>
+        <w:spacing w:line="336" w:lineRule="auto" w:after="180"/>
+      </w:pPr>
+      <w:r>
+        <w:rPr>
+          <w:b w:val="0"/>
+        </w:rPr>
+        <w:t>Complete the supported workbook tasks before attempting W4 independently. Record any hints or help used. After feedback, use the teacher's fresh retry rather than copying the earlier answer.</w:t>
+      </w:r>
+    </w:p>
+    <w:p>
+      <w:pPr>
+        <w:spacing w:line="336" w:lineRule="auto" w:after="180"/>
+      </w:pPr>
+      <w:r>
+        <w:rPr>
+          <w:b w:val="0"/>
+        </w:rPr>
+        <w:t>For a project, select a relevant new case, predict the outcome from the declared rule and preserve the result alongside any revision.</w:t>
       </w:r>
     </w:p>
     <w:p>
@@ -1554,8 +2881,25 @@
       </w:r>
     </w:p>
     <w:p>
-      <w:r>
-        <w:t>For the worked scenario, propose one additional case that could reveal a failure, describe its expected outcome before running it, and explain what would need to remain fixed for a fair comparison. Do not reuse W4 as a new final test after receiving feedback.</w:t>
+      <w:pPr>
+        <w:spacing w:line="336" w:lineRule="auto" w:after="180"/>
+      </w:pPr>
+      <w:r>
+        <w:rPr>
+          <w:b w:val="0"/>
+        </w:rPr>
+        <w:t>For the worked scenario, propose one additional case that could reveal a failure, describe its expected outcome before running it, and explain what would need to remain fixed for a fair comparison.</w:t>
+      </w:r>
+    </w:p>
+    <w:p>
+      <w:pPr>
+        <w:spacing w:line="336" w:lineRule="auto" w:after="180"/>
+      </w:pPr>
+      <w:r>
+        <w:rPr>
+          <w:b w:val="0"/>
+        </w:rPr>
+        <w:t>Do not reuse W4 as a new final test after receiving feedback.</w:t>
       </w:r>
     </w:p>
     <w:p>
@@ -1592,6 +2936,11 @@
       </w:pPr>
       <w:r>
         <w:t>13. Study a complete case</w:t>
+      </w:r>
+    </w:p>
+    <w:p>
+      <w:r>
+        <w:t>Revisit the complete Planning and action selection case for supported practice. Repeated examples do not become fresh assessments.</w:t>
       </w:r>
     </w:p>
     <w:p>
@@ -1695,8 +3044,26 @@
       </w:r>
     </w:p>
     <w:p>
-      <w:r>
-        <w:t>Follow the input through the stated procedure to its result. Cover the result first, predict it, then explain every intermediate step. The text/table accompanies the figure so the example can be read without colour.</w:t>
+      <w:pPr>
+        <w:spacing w:line="336" w:lineRule="auto" w:after="180"/>
+      </w:pPr>
+      <w:r>
+        <w:rPr>
+          <w:b w:val="0"/>
+        </w:rPr>
+        <w:t xml:space="preserve">Follow the </w:t>
+      </w:r>
+      <w:r>
+        <w:rPr>
+          <w:b/>
+        </w:rPr>
+        <w:t>input</w:t>
+      </w:r>
+      <w:r>
+        <w:rPr>
+          <w:b w:val="0"/>
+        </w:rPr>
+        <w:t xml:space="preserve"> through the stated procedure to its result. Cover the result first, predict it, then explain every intermediate step. The text/table accompanies the figure so the example can be read without colour.</w:t>
       </w:r>
     </w:p>
     <w:p>
@@ -1746,6 +3113,11 @@
       </w:r>
     </w:p>
     <w:p>
+      <w:r>
+        <w:t>Attempt the reserved new case before feedback. Record support; the earlier examples below remain additional practice.</w:t>
+      </w:r>
+    </w:p>
+    <w:p>
       <w:pPr>
         <w:pStyle w:val="Heading3"/>
       </w:pPr>
@@ -1754,8 +3126,32 @@
       </w:r>
     </w:p>
     <w:p>
-      <w:r>
-        <w:t>Plan validates input then sends a message before checking recipient approval. The task authorises drafting only. Locate violation.</w:t>
+      <w:pPr>
+        <w:spacing w:line="336" w:lineRule="auto" w:after="180"/>
+      </w:pPr>
+      <w:r>
+        <w:rPr>
+          <w:b/>
+        </w:rPr>
+        <w:t>Plan</w:t>
+      </w:r>
+      <w:r>
+        <w:rPr>
+          <w:b w:val="0"/>
+        </w:rPr>
+        <w:t xml:space="preserve"> validates </w:t>
+      </w:r>
+      <w:r>
+        <w:rPr>
+          <w:b/>
+        </w:rPr>
+        <w:t>input</w:t>
+      </w:r>
+      <w:r>
+        <w:rPr>
+          <w:b w:val="0"/>
+        </w:rPr>
+        <w:t xml:space="preserve"> then sends a message before checking recipient approval. The task authorises drafting only. Locate violation.</w:t>
       </w:r>
     </w:p>
     <w:p>
@@ -1802,7 +3198,13 @@
       </w:r>
     </w:p>
     <w:p>
-      <w:r>
+      <w:pPr>
+        <w:spacing w:line="336" w:lineRule="auto" w:after="180"/>
+      </w:pPr>
+      <w:r>
+        <w:rPr>
+          <w:b w:val="0"/>
+        </w:rPr>
         <w:t>Attempt this case before feedback. Record any help. Earlier examples below are further practice; a case already practised with feedback cannot establish fresh transfer.</w:t>
       </w:r>
     </w:p>
@@ -1815,8 +3217,32 @@
       </w:r>
     </w:p>
     <w:p>
-      <w:r>
-        <w:t>Plan validates input then sends a message before checking recipient approval. The task authorises drafting only. Locate violation.</w:t>
+      <w:pPr>
+        <w:spacing w:line="336" w:lineRule="auto" w:after="180"/>
+      </w:pPr>
+      <w:r>
+        <w:rPr>
+          <w:b/>
+        </w:rPr>
+        <w:t>Plan</w:t>
+      </w:r>
+      <w:r>
+        <w:rPr>
+          <w:b w:val="0"/>
+        </w:rPr>
+        <w:t xml:space="preserve"> validates </w:t>
+      </w:r>
+      <w:r>
+        <w:rPr>
+          <w:b/>
+        </w:rPr>
+        <w:t>input</w:t>
+      </w:r>
+      <w:r>
+        <w:rPr>
+          <w:b w:val="0"/>
+        </w:rPr>
+        <w:t xml:space="preserve"> then sends a message before checking recipient approval. The task authorises drafting only. Locate violation.</w:t>
       </w:r>
     </w:p>
     <w:p>
@@ -1868,8 +3294,26 @@
       </w:r>
     </w:p>
     <w:p>
-      <w:r>
-        <w:t>Record support used: none, hint or teacher explanation. After feedback, a different case is needed to demonstrate independence.</w:t>
+      <w:pPr>
+        <w:spacing w:line="336" w:lineRule="auto" w:after="180"/>
+      </w:pPr>
+      <w:r>
+        <w:rPr>
+          <w:b w:val="0"/>
+        </w:rPr>
+        <w:t>Record support used: none, hint or teacher ex</w:t>
+      </w:r>
+      <w:r>
+        <w:rPr>
+          <w:b/>
+        </w:rPr>
+        <w:t>plan</w:t>
+      </w:r>
+      <w:r>
+        <w:rPr>
+          <w:b w:val="0"/>
+        </w:rPr>
+        <w:t>ation. After feedback, a different case is needed to demonstrate independence.</w:t>
       </w:r>
     </w:p>
     <w:p>
@@ -1881,8 +3325,25 @@
       </w:r>
     </w:p>
     <w:p>
-      <w:r>
-        <w:t>Attempt the independent case before hints. Record whether you worked alone, used a hint or followed a model. After feedback, fix the first unsupported step and explain why it changed. A later check uses a changed case, not a copied answer.</w:t>
+      <w:pPr>
+        <w:spacing w:line="336" w:lineRule="auto" w:after="180"/>
+      </w:pPr>
+      <w:r>
+        <w:rPr>
+          <w:b w:val="0"/>
+        </w:rPr>
+        <w:t>Attempt the independent case before hints. Record whether you worked alone, used a hint or followed a model. After feedback, fix the first unsupported step and explain why it changed.</w:t>
+      </w:r>
+    </w:p>
+    <w:p>
+      <w:pPr>
+        <w:spacing w:line="336" w:lineRule="auto" w:after="180"/>
+      </w:pPr>
+      <w:r>
+        <w:rPr>
+          <w:b w:val="0"/>
+        </w:rPr>
+        <w:t>A later check uses a changed case, not a copied answer.</w:t>
       </w:r>
     </w:p>
     <w:p>
@@ -1895,7 +3356,42 @@
     </w:p>
     <w:p>
       <w:r>
-        <w:t>Start with this question: Plan around missing evidence. A bot must answer a tower-height question using approved cards only.</w:t>
+        <w:t>Use this map to navigate Planning and action selection, connect the goals to tasks and keep one evidence record for each attempt.</w:t>
+      </w:r>
+    </w:p>
+    <w:p>
+      <w:pPr>
+        <w:spacing w:line="336" w:lineRule="auto" w:after="180"/>
+      </w:pPr>
+      <w:r>
+        <w:rPr>
+          <w:b w:val="0"/>
+        </w:rPr>
+        <w:t xml:space="preserve">Start with this question: </w:t>
+      </w:r>
+      <w:r>
+        <w:rPr>
+          <w:b/>
+        </w:rPr>
+        <w:t>Plan</w:t>
+      </w:r>
+      <w:r>
+        <w:rPr>
+          <w:b w:val="0"/>
+        </w:rPr>
+        <w:t xml:space="preserve"> around missing </w:t>
+      </w:r>
+      <w:r>
+        <w:rPr>
+          <w:b/>
+        </w:rPr>
+        <w:t>evidence</w:t>
+      </w:r>
+      <w:r>
+        <w:rPr>
+          <w:b w:val="0"/>
+        </w:rPr>
+        <w:t>. A bot must answer a tower-height question using approved cards only.</w:t>
       </w:r>
     </w:p>
     <w:tbl>
@@ -2001,13 +3497,61 @@
       </w:tr>
     </w:tbl>
     <w:p>
-      <w:r>
-        <w:t>Remember → watch and explain → try with help → investigate → try independently → keep project evidence. Your teacher may spread this lesson across several classes.</w:t>
-      </w:r>
-    </w:p>
-    <w:p>
-      <w:r>
-        <w:t>Keep your first prediction. Compare it with what the evidence shows and explain any change.</w:t>
+      <w:pPr>
+        <w:spacing w:line="336" w:lineRule="auto" w:after="180"/>
+      </w:pPr>
+      <w:r>
+        <w:rPr>
+          <w:b w:val="0"/>
+        </w:rPr>
+        <w:t xml:space="preserve">Remember → watch and explain → try with help → investigate → try independently → keep project </w:t>
+      </w:r>
+      <w:r>
+        <w:rPr>
+          <w:b/>
+        </w:rPr>
+        <w:t>evidence</w:t>
+      </w:r>
+      <w:r>
+        <w:rPr>
+          <w:b w:val="0"/>
+        </w:rPr>
+        <w:t>. Your teacher may spread this lesson across several classes.</w:t>
+      </w:r>
+    </w:p>
+    <w:p>
+      <w:pPr>
+        <w:spacing w:line="336" w:lineRule="auto" w:after="180"/>
+      </w:pPr>
+      <w:r>
+        <w:rPr>
+          <w:b w:val="0"/>
+        </w:rPr>
+        <w:t xml:space="preserve">Keep your first </w:t>
+      </w:r>
+      <w:r>
+        <w:rPr>
+          <w:b/>
+        </w:rPr>
+        <w:t>prediction</w:t>
+      </w:r>
+      <w:r>
+        <w:rPr>
+          <w:b w:val="0"/>
+        </w:rPr>
+        <w:t xml:space="preserve">. Compare it with what the </w:t>
+      </w:r>
+      <w:r>
+        <w:rPr>
+          <w:b/>
+        </w:rPr>
+        <w:t>evidence</w:t>
+      </w:r>
+      <w:r>
+        <w:rPr>
+          <w:b w:val="0"/>
+        </w:rPr>
+        <w:t xml:space="preserve"> shows and explain any change.</w:t>
       </w:r>
     </w:p>
     <w:p>
@@ -2020,7 +3564,48 @@
     </w:p>
     <w:p>
       <w:r>
-        <w:t>Close your notes. Explain this goal in your own words: Explain the mechanism and terminology of planning and action selection</w:t>
+        <w:t>Explain Planning and action selection without notes, identify a remaining question and plan a later check with a changed case.</w:t>
+      </w:r>
+    </w:p>
+    <w:p>
+      <w:pPr>
+        <w:spacing w:line="336" w:lineRule="auto" w:after="180"/>
+      </w:pPr>
+      <w:r>
+        <w:rPr>
+          <w:b w:val="0"/>
+        </w:rPr>
+        <w:t xml:space="preserve">Close your notes. Explain this goal in your own words: Explain the </w:t>
+      </w:r>
+      <w:r>
+        <w:rPr>
+          <w:b/>
+        </w:rPr>
+        <w:t>mechanism</w:t>
+      </w:r>
+      <w:r>
+        <w:rPr>
+          <w:b w:val="0"/>
+        </w:rPr>
+        <w:t xml:space="preserve"> and terminology of </w:t>
+      </w:r>
+      <w:r>
+        <w:rPr>
+          <w:b/>
+        </w:rPr>
+        <w:t>plan</w:t>
+      </w:r>
+      <w:r>
+        <w:rPr>
+          <w:b w:val="0"/>
+        </w:rPr>
+        <w:t xml:space="preserve">ning and </w:t>
+      </w:r>
+      <w:r>
+        <w:rPr>
+          <w:b/>
+        </w:rPr>
+        <w:t>action selection</w:t>
       </w:r>
     </w:p>
     <w:p>
@@ -2057,13 +3642,61 @@
       </w:r>
     </w:p>
     <w:p>
-      <w:r>
-        <w:t>If you are unsure, return to the worked picture and explain one arrow. If you are ready, change an input or assumption and justify your prediction.</w:t>
-      </w:r>
-    </w:p>
-    <w:p>
-      <w:r>
-        <w:t>Save your workbook evidence. At the next review, try a different case before opening your old answer.</w:t>
+      <w:pPr>
+        <w:spacing w:line="336" w:lineRule="auto" w:after="180"/>
+      </w:pPr>
+      <w:r>
+        <w:rPr>
+          <w:b w:val="0"/>
+        </w:rPr>
+        <w:t xml:space="preserve">If you are unsure, return to the worked picture and explain one arrow. If you are ready, change an </w:t>
+      </w:r>
+      <w:r>
+        <w:rPr>
+          <w:b/>
+        </w:rPr>
+        <w:t>input</w:t>
+      </w:r>
+      <w:r>
+        <w:rPr>
+          <w:b w:val="0"/>
+        </w:rPr>
+        <w:t xml:space="preserve"> or assumption and justify your </w:t>
+      </w:r>
+      <w:r>
+        <w:rPr>
+          <w:b/>
+        </w:rPr>
+        <w:t>prediction</w:t>
+      </w:r>
+      <w:r>
+        <w:rPr>
+          <w:b w:val="0"/>
+        </w:rPr>
+        <w:t>.</w:t>
+      </w:r>
+    </w:p>
+    <w:p>
+      <w:pPr>
+        <w:spacing w:line="336" w:lineRule="auto" w:after="180"/>
+      </w:pPr>
+      <w:r>
+        <w:rPr>
+          <w:b w:val="0"/>
+        </w:rPr>
+        <w:t xml:space="preserve">Save your workbook </w:t>
+      </w:r>
+      <w:r>
+        <w:rPr>
+          <w:b/>
+        </w:rPr>
+        <w:t>evidence</w:t>
+      </w:r>
+      <w:r>
+        <w:rPr>
+          <w:b w:val="0"/>
+        </w:rPr>
+        <w:t>. At the next review, try a different case before opening your old answer.</w:t>
       </w:r>
     </w:p>
     <w:p>
@@ -2076,12 +3709,47 @@
     </w:p>
     <w:p>
       <w:r>
+        <w:t>Attempt supported questions before using hints or feedback. Review a missing building block, then keep the completed work.</w:t>
+      </w:r>
+    </w:p>
+    <w:p>
+      <w:pPr>
+        <w:spacing w:line="336" w:lineRule="auto" w:after="180"/>
+      </w:pPr>
+      <w:r>
+        <w:rPr>
+          <w:b w:val="0"/>
+        </w:rPr>
         <w:t>Use this supported practice once, in the browser or on paper. Keep the reserved independent assessment for a separate first attempt before teacher feedback.</w:t>
       </w:r>
     </w:p>
     <w:p>
-      <w:r>
-        <w:t>Plan around missing evidence. A bot must answer a tower-height question using approved cards only.</w:t>
+      <w:pPr>
+        <w:spacing w:line="336" w:lineRule="auto" w:after="180"/>
+      </w:pPr>
+      <w:r>
+        <w:rPr>
+          <w:b/>
+        </w:rPr>
+        <w:t>Plan</w:t>
+      </w:r>
+      <w:r>
+        <w:rPr>
+          <w:b w:val="0"/>
+        </w:rPr>
+        <w:t xml:space="preserve"> around missing </w:t>
+      </w:r>
+      <w:r>
+        <w:rPr>
+          <w:b/>
+        </w:rPr>
+        <w:t>evidence</w:t>
+      </w:r>
+      <w:r>
+        <w:rPr>
+          <w:b w:val="0"/>
+        </w:rPr>
+        <w:t>. A bot must answer a tower-height question using approved cards only.</w:t>
       </w:r>
     </w:p>
     <w:p>
@@ -2093,23 +3761,56 @@
       </w:r>
     </w:p>
     <w:p>
-      <w:r>
+      <w:pPr>
+        <w:spacing w:line="336" w:lineRule="auto" w:after="180"/>
+      </w:pPr>
+      <w:r>
+        <w:rPr>
+          <w:b w:val="0"/>
+        </w:rPr>
         <w:t>Which labelled step matches this detail? Ask for an approved source card if the question should be answered.</w:t>
       </w:r>
     </w:p>
     <w:p>
-      <w:r>
+      <w:pPr>
+        <w:spacing w:line="336" w:lineRule="auto" w:after="180"/>
+        <w:shd w:fill="F4F9FC"/>
+      </w:pPr>
+      <w:r>
+        <w:rPr>
+          <w:b w:val="0"/>
+        </w:rPr>
         <w:t>1. Select allowed action</w:t>
       </w:r>
     </w:p>
     <w:p>
-      <w:r>
+      <w:pPr>
+        <w:spacing w:line="336" w:lineRule="auto" w:after="180"/>
+        <w:shd w:fill="F4F9FC"/>
+      </w:pPr>
+      <w:r>
+        <w:rPr>
+          <w:b w:val="0"/>
+        </w:rPr>
         <w:t>2. Explain next step</w:t>
       </w:r>
     </w:p>
     <w:p>
-      <w:r>
-        <w:t>3. Name missing input</w:t>
+      <w:pPr>
+        <w:spacing w:line="336" w:lineRule="auto" w:after="180"/>
+        <w:shd w:fill="F4F9FC"/>
+      </w:pPr>
+      <w:r>
+        <w:rPr>
+          <w:b w:val="0"/>
+        </w:rPr>
+        <w:t xml:space="preserve">3. Name missing </w:t>
+      </w:r>
+      <w:r>
+        <w:rPr>
+          <w:b/>
+        </w:rPr>
+        <w:t>input</w:t>
       </w:r>
     </w:p>
     <w:p>
@@ -2146,40 +3847,178 @@
       </w:r>
     </w:p>
     <w:p>
-      <w:r>
+      <w:pPr>
+        <w:pStyle w:val="Heading3"/>
+      </w:pPr>
+      <w:r>
+        <w:t>Hint · try first</w:t>
+      </w:r>
+    </w:p>
+    <w:p>
+      <w:pPr>
+        <w:spacing w:line="336" w:lineRule="auto" w:after="180"/>
+        <w:shd w:fill="F1F6F8"/>
+      </w:pPr>
+      <w:r>
+        <w:rPr>
+          <w:b w:val="0"/>
+        </w:rPr>
         <w:t>Hint if needed: Read the steps in the pictorial case. Match the supplied detail to the stage that performs or records it.</w:t>
       </w:r>
     </w:p>
     <w:p>
-      <w:r>
-        <w:t>After your attempt, compare with the supported explanation: Explain next step Ask for an approved source card if the question should be answered. Planning selects useful actions within available evidence and authority. More steps cannot create permission to access an excluded source.</w:t>
-      </w:r>
-    </w:p>
-    <w:p>
       <w:pPr>
         <w:pStyle w:val="Heading3"/>
       </w:pPr>
       <w:r>
+        <w:t>Feedback · compare after trying</w:t>
+      </w:r>
+    </w:p>
+    <w:p>
+      <w:pPr>
+        <w:spacing w:line="336" w:lineRule="auto" w:after="180"/>
+        <w:shd w:fill="F1F6FC"/>
+      </w:pPr>
+      <w:r>
+        <w:rPr>
+          <w:b w:val="0"/>
+        </w:rPr>
+        <w:t>After your attempt, compare with the supported ex</w:t>
+      </w:r>
+      <w:r>
+        <w:rPr>
+          <w:b/>
+        </w:rPr>
+        <w:t>plan</w:t>
+      </w:r>
+      <w:r>
+        <w:rPr>
+          <w:b w:val="0"/>
+        </w:rPr>
+        <w:t xml:space="preserve">ation: Explain next step Ask for an approved source card if the question should be answered. </w:t>
+      </w:r>
+      <w:r>
+        <w:rPr>
+          <w:b/>
+        </w:rPr>
+        <w:t>Plan</w:t>
+      </w:r>
+      <w:r>
+        <w:rPr>
+          <w:b w:val="0"/>
+        </w:rPr>
+        <w:t xml:space="preserve">ning selects useful actions within available </w:t>
+      </w:r>
+      <w:r>
+        <w:rPr>
+          <w:b/>
+        </w:rPr>
+        <w:t>evidence</w:t>
+      </w:r>
+      <w:r>
+        <w:rPr>
+          <w:b w:val="0"/>
+        </w:rPr>
+        <w:t xml:space="preserve"> and authority.</w:t>
+      </w:r>
+    </w:p>
+    <w:p>
+      <w:pPr>
+        <w:spacing w:line="336" w:lineRule="auto" w:after="180"/>
+        <w:shd w:fill="F1F6FC"/>
+      </w:pPr>
+      <w:r>
+        <w:rPr>
+          <w:b w:val="0"/>
+        </w:rPr>
+        <w:t>More steps cannot create permission to access an excluded source.</w:t>
+      </w:r>
+    </w:p>
+    <w:p>
+      <w:pPr>
+        <w:pStyle w:val="Heading3"/>
+      </w:pPr>
+      <w:r>
         <w:t>Practice 2: explain the deciding evidence</w:t>
       </w:r>
     </w:p>
     <w:p>
-      <w:r>
+      <w:pPr>
+        <w:pStyle w:val="Heading3"/>
+      </w:pPr>
+      <w:r>
+        <w:t>Changed case · predict first</w:t>
+      </w:r>
+    </w:p>
+    <w:p>
+      <w:pPr>
+        <w:spacing w:line="336" w:lineRule="auto" w:after="180"/>
+        <w:shd w:fill="F5F1FB"/>
+      </w:pPr>
+      <w:r>
+        <w:rPr>
+          <w:b w:val="0"/>
+        </w:rPr>
         <w:t>Changed-case practice: Supply an approved card giving height 24 metres. Which conclusion is supported by the supplied facts?</w:t>
       </w:r>
     </w:p>
     <w:p>
-      <w:r>
-        <w:t>1. We can decide the result without examining the changed input or the procedure.</w:t>
-      </w:r>
-    </w:p>
-    <w:p>
-      <w:r>
-        <w:t>2. This one example guarantees correct results for every future input.</w:t>
-      </w:r>
-    </w:p>
-    <w:p>
-      <w:r>
+      <w:pPr>
+        <w:spacing w:line="336" w:lineRule="auto" w:after="180"/>
+        <w:shd w:fill="F4F9FC"/>
+      </w:pPr>
+      <w:r>
+        <w:rPr>
+          <w:b w:val="0"/>
+        </w:rPr>
+        <w:t xml:space="preserve">1. We can decide the result without examining the changed </w:t>
+      </w:r>
+      <w:r>
+        <w:rPr>
+          <w:b/>
+        </w:rPr>
+        <w:t>input</w:t>
+      </w:r>
+      <w:r>
+        <w:rPr>
+          <w:b w:val="0"/>
+        </w:rPr>
+        <w:t xml:space="preserve"> or the procedure.</w:t>
+      </w:r>
+    </w:p>
+    <w:p>
+      <w:pPr>
+        <w:spacing w:line="336" w:lineRule="auto" w:after="180"/>
+        <w:shd w:fill="F4F9FC"/>
+      </w:pPr>
+      <w:r>
+        <w:rPr>
+          <w:b w:val="0"/>
+        </w:rPr>
+        <w:t xml:space="preserve">2. This one example guarantees correct results for every future </w:t>
+      </w:r>
+      <w:r>
+        <w:rPr>
+          <w:b/>
+        </w:rPr>
+        <w:t>input</w:t>
+      </w:r>
+      <w:r>
+        <w:rPr>
+          <w:b w:val="0"/>
+        </w:rPr>
+        <w:t>.</w:t>
+      </w:r>
+    </w:p>
+    <w:p>
+      <w:pPr>
+        <w:spacing w:line="336" w:lineRule="auto" w:after="180"/>
+        <w:shd w:fill="F4F9FC"/>
+      </w:pPr>
+      <w:r>
+        <w:rPr>
+          <w:b w:val="0"/>
+        </w:rPr>
         <w:t>3. The bot can retrieve it and answer 24 metres with attribution.</w:t>
       </w:r>
     </w:p>
@@ -2217,36 +4056,177 @@
       </w:r>
     </w:p>
     <w:p>
-      <w:r>
+      <w:pPr>
+        <w:pStyle w:val="Heading3"/>
+      </w:pPr>
+      <w:r>
+        <w:t>Hint · try first</w:t>
+      </w:r>
+    </w:p>
+    <w:p>
+      <w:pPr>
+        <w:spacing w:line="336" w:lineRule="auto" w:after="180"/>
+        <w:shd w:fill="F1F6F8"/>
+      </w:pPr>
+      <w:r>
+        <w:rPr>
+          <w:b w:val="0"/>
+        </w:rPr>
         <w:t>Hint if needed: Use the changed condition and the deciding step in the pictorial trace. The answer must say what follows from those facts.</w:t>
       </w:r>
     </w:p>
     <w:p>
-      <w:r>
-        <w:t>After your attempt, compare with the supported explanation: The bot can retrieve it and answer 24 metres with attribution. The missing factual input is now available within the allowed collection.</w:t>
-      </w:r>
-    </w:p>
-    <w:p>
       <w:pPr>
         <w:pStyle w:val="Heading3"/>
       </w:pPr>
       <w:r>
+        <w:t>Feedback · compare after trying</w:t>
+      </w:r>
+    </w:p>
+    <w:p>
+      <w:pPr>
+        <w:spacing w:line="336" w:lineRule="auto" w:after="180"/>
+        <w:shd w:fill="F1F6FC"/>
+      </w:pPr>
+      <w:r>
+        <w:rPr>
+          <w:b w:val="0"/>
+        </w:rPr>
+        <w:t>After your attempt, compare with the supported ex</w:t>
+      </w:r>
+      <w:r>
+        <w:rPr>
+          <w:b/>
+        </w:rPr>
+        <w:t>plan</w:t>
+      </w:r>
+      <w:r>
+        <w:rPr>
+          <w:b w:val="0"/>
+        </w:rPr>
+        <w:t xml:space="preserve">ation: The bot can retrieve it and answer 24 metres with attribution. The missing factual </w:t>
+      </w:r>
+      <w:r>
+        <w:rPr>
+          <w:b/>
+        </w:rPr>
+        <w:t>input</w:t>
+      </w:r>
+      <w:r>
+        <w:rPr>
+          <w:b w:val="0"/>
+        </w:rPr>
+        <w:t xml:space="preserve"> is now available within the allowed collection.</w:t>
+      </w:r>
+    </w:p>
+    <w:p>
+      <w:pPr>
+        <w:pStyle w:val="Heading3"/>
+      </w:pPr>
+      <w:r>
         <w:t>Repair a missing building block</w:t>
       </w:r>
     </w:p>
     <w:p>
-      <w:r>
-        <w:t>Review State machines for bounded agents (ai-6/13). Goal: Explain the mechanism and terminology of state machines for bounded agents. Short practice: Trace A and B through the state diagram. Name B’s forbidden transition and explain whether adding checking→querying permits that shortcut.. Return to this week and explain what you changed.</w:t>
-      </w:r>
-    </w:p>
-    <w:p>
-      <w:r>
-        <w:t>Review Failure budgets and service objectives (ai-6/11). Goal: Explain the mechanism and terminology of failure budgets and service objectives. Short practice: Calculate the maximum allowed failures among 100 requests. Does 97 successes and 3 failures meet the target, and what changes after one failure becomes a success?. Return to this week and explain what you changed.</w:t>
-      </w:r>
-    </w:p>
-    <w:p>
-      <w:r>
-        <w:t>Review Testing model-dependent behaviour (ai-6/8). Goal: Explain the mechanism and terminology of testing model-dependent behaviour. Short practice: Score "Friday in room B" and "Friday in room D" against both mandatory criteria. Would a correct 25-word response pass, and why?. Return to this week and explain what you changed.</w:t>
+      <w:pPr>
+        <w:spacing w:line="336" w:lineRule="auto" w:after="180"/>
+      </w:pPr>
+      <w:r>
+        <w:rPr>
+          <w:b w:val="0"/>
+        </w:rPr>
+        <w:t xml:space="preserve">Review State machines for bounded agents (ai-6/13). Goal: Explain the </w:t>
+      </w:r>
+      <w:r>
+        <w:rPr>
+          <w:b/>
+        </w:rPr>
+        <w:t>mechanism</w:t>
+      </w:r>
+      <w:r>
+        <w:rPr>
+          <w:b w:val="0"/>
+        </w:rPr>
+        <w:t xml:space="preserve"> and terminology of state machines for bounded agents. Short practice: Trace A and B through the state diagram.</w:t>
+      </w:r>
+    </w:p>
+    <w:p>
+      <w:pPr>
+        <w:spacing w:line="336" w:lineRule="auto" w:after="180"/>
+      </w:pPr>
+      <w:r>
+        <w:rPr>
+          <w:b w:val="0"/>
+        </w:rPr>
+        <w:t>Name B’s forbidden transition and explain whether adding checking→querying permits that shortcut.. Return to this week and explain what you changed.</w:t>
+      </w:r>
+    </w:p>
+    <w:p>
+      <w:pPr>
+        <w:spacing w:line="336" w:lineRule="auto" w:after="180"/>
+      </w:pPr>
+      <w:r>
+        <w:rPr>
+          <w:b w:val="0"/>
+        </w:rPr>
+        <w:t xml:space="preserve">Review Failure budgets and service objectives (ai-6/11). Goal: Explain the </w:t>
+      </w:r>
+      <w:r>
+        <w:rPr>
+          <w:b/>
+        </w:rPr>
+        <w:t>mechanism</w:t>
+      </w:r>
+      <w:r>
+        <w:rPr>
+          <w:b w:val="0"/>
+        </w:rPr>
+        <w:t xml:space="preserve"> and terminology of failure budgets and service objectives. Short practice: Calculate the maximum allowed failures among 100 requests.</w:t>
+      </w:r>
+    </w:p>
+    <w:p>
+      <w:pPr>
+        <w:spacing w:line="336" w:lineRule="auto" w:after="180"/>
+      </w:pPr>
+      <w:r>
+        <w:rPr>
+          <w:b w:val="0"/>
+        </w:rPr>
+        <w:t>Does 97 successes and 3 failures meet the target, and what changes after one failure becomes a success?. Return to this week and explain what you changed.</w:t>
+      </w:r>
+    </w:p>
+    <w:p>
+      <w:pPr>
+        <w:spacing w:line="336" w:lineRule="auto" w:after="180"/>
+      </w:pPr>
+      <w:r>
+        <w:rPr>
+          <w:b w:val="0"/>
+        </w:rPr>
+        <w:t xml:space="preserve">Review Testing model-dependent behaviour (ai-6/8). Goal: Explain the </w:t>
+      </w:r>
+      <w:r>
+        <w:rPr>
+          <w:b/>
+        </w:rPr>
+        <w:t>mechanism</w:t>
+      </w:r>
+      <w:r>
+        <w:rPr>
+          <w:b w:val="0"/>
+        </w:rPr>
+        <w:t xml:space="preserve"> and terminology of testing model-dependent behaviour.</w:t>
+      </w:r>
+    </w:p>
+    <w:p>
+      <w:pPr>
+        <w:spacing w:line="336" w:lineRule="auto" w:after="180"/>
+      </w:pPr>
+      <w:r>
+        <w:rPr>
+          <w:b w:val="0"/>
+        </w:rPr>
+        <w:t>Short practice: Score "Friday in room B" and "Friday in room D" against both mandatory criteria. Would a correct 25-word response pass, and why?. Return to this week and explain what you changed.</w:t>
       </w:r>
     </w:p>
     <w:p>
@@ -2258,8 +4238,727 @@
       </w:r>
     </w:p>
     <w:p>
-      <w:r>
-        <w:t>Use Download completed work in the hosted lesson to export your answers, reflections, practice feedback and code-run evidence. Open the HTML copy to read or print it. Drafts stay in this browser when storage is available; clear drafts on a shared device.</w:t>
+      <w:pPr>
+        <w:spacing w:line="336" w:lineRule="auto" w:after="180"/>
+      </w:pPr>
+      <w:r>
+        <w:rPr>
+          <w:b w:val="0"/>
+        </w:rPr>
+        <w:t xml:space="preserve">Use Download completed work in the hosted lesson to export your answers, reflections, practice feedback and code-run </w:t>
+      </w:r>
+      <w:r>
+        <w:rPr>
+          <w:b/>
+        </w:rPr>
+        <w:t>evidence</w:t>
+      </w:r>
+      <w:r>
+        <w:rPr>
+          <w:b w:val="0"/>
+        </w:rPr>
+        <w:t>. Open the HTML copy to read or print it.</w:t>
+      </w:r>
+    </w:p>
+    <w:p>
+      <w:pPr>
+        <w:spacing w:line="336" w:lineRule="auto" w:after="180"/>
+      </w:pPr>
+      <w:r>
+        <w:rPr>
+          <w:b w:val="0"/>
+        </w:rPr>
+        <w:t>Drafts stay in this browser when storage is available; clear drafts on a shared device.</w:t>
+      </w:r>
+    </w:p>
+    <w:p>
+      <w:pPr>
+        <w:pStyle w:val="Heading1"/>
+      </w:pPr>
+      <w:r>
+        <w:t>18. Visual concept journey</w:t>
+      </w:r>
+    </w:p>
+    <w:p>
+      <w:r>
+        <w:t>Explain each Planning and action selection graphic using its labels, deciding evidence and relevant limitation.</w:t>
+      </w:r>
+    </w:p>
+    <w:p>
+      <w:pPr>
+        <w:pStyle w:val="Heading3"/>
+      </w:pPr>
+      <w:r>
+        <w:t>01. Planning and action selection: the case</w:t>
+      </w:r>
+    </w:p>
+    <w:p>
+      <w:r>
+        <w:drawing>
+          <wp:inline xmlns:a="http://schemas.openxmlformats.org/drawingml/2006/main" xmlns:pic="http://schemas.openxmlformats.org/drawingml/2006/picture">
+            <wp:extent cx="5486400" cy="2834640"/>
+            <wp:docPr id="2" name="Picture 2" descr="Plan around missing evidence. A bot must answer a tower-height question using approved cards only. Supplied facts: Search finds no height card. Allowed actions: search, clarify, return unsupported. Unapproved web access is excluded."/>
+            <wp:cNvGraphicFramePr>
+              <a:graphicFrameLocks noChangeAspect="1"/>
+            </wp:cNvGraphicFramePr>
+            <a:graphic>
+              <a:graphicData uri="http://schemas.openxmlformats.org/drawingml/2006/picture">
+                <pic:pic>
+                  <pic:nvPicPr>
+                    <pic:cNvPr id="0" name="academy-story-ai-6-14-01.png"/>
+                    <pic:cNvPicPr/>
+                  </pic:nvPicPr>
+                  <pic:blipFill>
+                    <a:blip r:embed="rId10"/>
+                    <a:stretch>
+                      <a:fillRect/>
+                    </a:stretch>
+                  </pic:blipFill>
+                  <pic:spPr>
+                    <a:xfrm>
+                      <a:off x="0" y="0"/>
+                      <a:ext cx="5486400" cy="2834640"/>
+                    </a:xfrm>
+                    <a:prstGeom prst="rect"/>
+                  </pic:spPr>
+                </pic:pic>
+              </a:graphicData>
+            </a:graphic>
+          </wp:inline>
+        </w:drawing>
+      </w:r>
+    </w:p>
+    <w:p>
+      <w:pPr>
+        <w:spacing w:line="336" w:lineRule="auto" w:after="180"/>
+      </w:pPr>
+      <w:r>
+        <w:rPr>
+          <w:b/>
+        </w:rPr>
+        <w:t>Plan</w:t>
+      </w:r>
+      <w:r>
+        <w:rPr>
+          <w:b w:val="0"/>
+        </w:rPr>
+        <w:t xml:space="preserve"> around missing </w:t>
+      </w:r>
+      <w:r>
+        <w:rPr>
+          <w:b/>
+        </w:rPr>
+        <w:t>evidence</w:t>
+      </w:r>
+      <w:r>
+        <w:rPr>
+          <w:b w:val="0"/>
+        </w:rPr>
+        <w:t>. A bot must answer a tower-height question using approved cards only. Supplied facts: Search finds no height card. Allowed actions: search, clarify, return unsupported.</w:t>
+      </w:r>
+    </w:p>
+    <w:p>
+      <w:pPr>
+        <w:spacing w:line="336" w:lineRule="auto" w:after="180"/>
+      </w:pPr>
+      <w:r>
+        <w:rPr>
+          <w:b w:val="0"/>
+        </w:rPr>
+        <w:t>Unapproved web access is excluded.</w:t>
+      </w:r>
+    </w:p>
+    <w:p>
+      <w:pPr>
+        <w:spacing w:line="336" w:lineRule="auto" w:after="180"/>
+        <w:shd w:fill="F5F1FB"/>
+      </w:pPr>
+      <w:r>
+        <w:rPr>
+          <w:b w:val="0"/>
+        </w:rPr>
+        <w:t>Point to the given fact that matters most. Explain why it matters.</w:t>
+      </w:r>
+    </w:p>
+    <w:p>
+      <w:pPr>
+        <w:pStyle w:val="Heading3"/>
+      </w:pPr>
+      <w:r>
+        <w:t>02. Follow the deciding steps</w:t>
+      </w:r>
+    </w:p>
+    <w:p>
+      <w:r>
+        <w:drawing>
+          <wp:inline xmlns:a="http://schemas.openxmlformats.org/drawingml/2006/main" xmlns:pic="http://schemas.openxmlformats.org/drawingml/2006/picture">
+            <wp:extent cx="5486400" cy="3182112"/>
+            <wp:docPr id="3" name="Picture 3" descr="Name missing input: A supported height answer needs an approved height record. → Select allowed action: After the empty search, return unsupported rather than inventing a number. → Explain next step: Ask for an approved source card if the question should be answered."/>
+            <wp:cNvGraphicFramePr>
+              <a:graphicFrameLocks noChangeAspect="1"/>
+            </wp:cNvGraphicFramePr>
+            <a:graphic>
+              <a:graphicData uri="http://schemas.openxmlformats.org/drawingml/2006/picture">
+                <pic:pic>
+                  <pic:nvPicPr>
+                    <pic:cNvPr id="0" name="academy-story-ai-6-14-02.png"/>
+                    <pic:cNvPicPr/>
+                  </pic:nvPicPr>
+                  <pic:blipFill>
+                    <a:blip r:embed="rId11"/>
+                    <a:stretch>
+                      <a:fillRect/>
+                    </a:stretch>
+                  </pic:blipFill>
+                  <pic:spPr>
+                    <a:xfrm>
+                      <a:off x="0" y="0"/>
+                      <a:ext cx="5486400" cy="3182112"/>
+                    </a:xfrm>
+                    <a:prstGeom prst="rect"/>
+                  </pic:spPr>
+                </pic:pic>
+              </a:graphicData>
+            </a:graphic>
+          </wp:inline>
+        </w:drawing>
+      </w:r>
+    </w:p>
+    <w:p>
+      <w:pPr>
+        <w:spacing w:line="336" w:lineRule="auto" w:after="180"/>
+      </w:pPr>
+      <w:r>
+        <w:rPr>
+          <w:b w:val="0"/>
+        </w:rPr>
+        <w:t xml:space="preserve">Name missing </w:t>
+      </w:r>
+      <w:r>
+        <w:rPr>
+          <w:b/>
+        </w:rPr>
+        <w:t>input</w:t>
+      </w:r>
+      <w:r>
+        <w:rPr>
+          <w:b w:val="0"/>
+        </w:rPr>
+        <w:t>: A supported height answer needs an approved height record. → Select allowed action: After the empty search, return unsupported rather than inventing a number. → Explain next step: Ask for an approved source card if the question should be answered.</w:t>
+      </w:r>
+    </w:p>
+    <w:p>
+      <w:pPr>
+        <w:spacing w:line="336" w:lineRule="auto" w:after="180"/>
+        <w:shd w:fill="F5F1FB"/>
+      </w:pPr>
+      <w:r>
+        <w:rPr>
+          <w:b w:val="0"/>
+        </w:rPr>
+        <w:t xml:space="preserve">Point to each numbered stage and explain which recorded </w:t>
+      </w:r>
+      <w:r>
+        <w:rPr>
+          <w:b/>
+        </w:rPr>
+        <w:t>input</w:t>
+      </w:r>
+      <w:r>
+        <w:rPr>
+          <w:b w:val="0"/>
+        </w:rPr>
+        <w:t xml:space="preserve"> it uses.</w:t>
+      </w:r>
+    </w:p>
+    <w:p>
+      <w:pPr>
+        <w:pStyle w:val="Heading3"/>
+      </w:pPr>
+      <w:r>
+        <w:t>03. Planning and action selection — evidence trace</w:t>
+      </w:r>
+    </w:p>
+    <w:p>
+      <w:r>
+        <w:drawing>
+          <wp:inline xmlns:a="http://schemas.openxmlformats.org/drawingml/2006/main" xmlns:pic="http://schemas.openxmlformats.org/drawingml/2006/picture">
+            <wp:extent cx="5486400" cy="2843784"/>
+            <wp:docPr id="4" name="Picture 4" descr="Planning and action selection — evidence trace. Generated plan retrieves a room, books it and then answers. It calls booking necessary for helpfulness. | For read-only reporting, allowed plan is validate -&gt; retrieve -&gt; verify -&gt; answer. If retrieval lacks evidence, route to review. Reject write or send steps before they run. | Booking is outside the task boundary. Execute only permitted reporting steps, with a fallback if evidence is insufficient."/>
+            <wp:cNvGraphicFramePr>
+              <a:graphicFrameLocks noChangeAspect="1"/>
+            </wp:cNvGraphicFramePr>
+            <a:graphic>
+              <a:graphicData uri="http://schemas.openxmlformats.org/drawingml/2006/picture">
+                <pic:pic>
+                  <pic:nvPicPr>
+                    <pic:cNvPr id="0" name="academy-story-ai-6-14-03.png"/>
+                    <pic:cNvPicPr/>
+                  </pic:nvPicPr>
+                  <pic:blipFill>
+                    <a:blip r:embed="rId12"/>
+                    <a:stretch>
+                      <a:fillRect/>
+                    </a:stretch>
+                  </pic:blipFill>
+                  <pic:spPr>
+                    <a:xfrm>
+                      <a:off x="0" y="0"/>
+                      <a:ext cx="5486400" cy="2843784"/>
+                    </a:xfrm>
+                    <a:prstGeom prst="rect"/>
+                  </pic:spPr>
+                </pic:pic>
+              </a:graphicData>
+            </a:graphic>
+          </wp:inline>
+        </w:drawing>
+      </w:r>
+    </w:p>
+    <w:p>
+      <w:pPr>
+        <w:spacing w:line="336" w:lineRule="auto" w:after="180"/>
+      </w:pPr>
+      <w:r>
+        <w:rPr>
+          <w:b/>
+        </w:rPr>
+        <w:t>Plan</w:t>
+      </w:r>
+      <w:r>
+        <w:rPr>
+          <w:b w:val="0"/>
+        </w:rPr>
+        <w:t xml:space="preserve">ning and </w:t>
+      </w:r>
+      <w:r>
+        <w:rPr>
+          <w:b/>
+        </w:rPr>
+        <w:t>action selection</w:t>
+      </w:r>
+      <w:r>
+        <w:rPr>
+          <w:b w:val="0"/>
+        </w:rPr>
+        <w:t xml:space="preserve"> — </w:t>
+      </w:r>
+      <w:r>
+        <w:rPr>
+          <w:b/>
+        </w:rPr>
+        <w:t>evidence</w:t>
+      </w:r>
+      <w:r>
+        <w:rPr>
+          <w:b w:val="0"/>
+        </w:rPr>
+        <w:t xml:space="preserve"> trace. Generated </w:t>
+      </w:r>
+      <w:r>
+        <w:rPr>
+          <w:b/>
+        </w:rPr>
+        <w:t>plan</w:t>
+      </w:r>
+      <w:r>
+        <w:rPr>
+          <w:b w:val="0"/>
+        </w:rPr>
+        <w:t xml:space="preserve"> retrieves a room, books it and then answers.</w:t>
+      </w:r>
+    </w:p>
+    <w:p>
+      <w:pPr>
+        <w:spacing w:line="336" w:lineRule="auto" w:after="180"/>
+      </w:pPr>
+      <w:r>
+        <w:rPr>
+          <w:b w:val="0"/>
+        </w:rPr>
+        <w:t xml:space="preserve">It calls booking necessary for helpfulness. | For read-only reporting, allowed </w:t>
+      </w:r>
+      <w:r>
+        <w:rPr>
+          <w:b/>
+        </w:rPr>
+        <w:t>plan</w:t>
+      </w:r>
+      <w:r>
+        <w:rPr>
+          <w:b w:val="0"/>
+        </w:rPr>
+        <w:t xml:space="preserve"> is validate -&gt; retrieve -&gt; verify -&gt; answer. If retrieval lacks </w:t>
+      </w:r>
+      <w:r>
+        <w:rPr>
+          <w:b/>
+        </w:rPr>
+        <w:t>evidence</w:t>
+      </w:r>
+      <w:r>
+        <w:rPr>
+          <w:b w:val="0"/>
+        </w:rPr>
+        <w:t>, route to review.</w:t>
+      </w:r>
+    </w:p>
+    <w:p>
+      <w:pPr>
+        <w:spacing w:line="336" w:lineRule="auto" w:after="180"/>
+      </w:pPr>
+      <w:r>
+        <w:rPr>
+          <w:b w:val="0"/>
+        </w:rPr>
+        <w:t xml:space="preserve">Reject write or send steps before they run. | Booking is outside the task boundary. Execute only permitted reporting steps, with a fallback if </w:t>
+      </w:r>
+      <w:r>
+        <w:rPr>
+          <w:b/>
+        </w:rPr>
+        <w:t>evidence</w:t>
+      </w:r>
+      <w:r>
+        <w:rPr>
+          <w:b w:val="0"/>
+        </w:rPr>
+        <w:t xml:space="preserve"> is insufficient.</w:t>
+      </w:r>
+    </w:p>
+    <w:p>
+      <w:pPr>
+        <w:spacing w:line="336" w:lineRule="auto" w:after="180"/>
+        <w:shd w:fill="F5F1FB"/>
+      </w:pPr>
+      <w:r>
+        <w:rPr>
+          <w:b w:val="0"/>
+        </w:rPr>
+        <w:t>Read the labels and values. Explain the relationship the model shows.</w:t>
+      </w:r>
+    </w:p>
+    <w:p>
+      <w:pPr>
+        <w:pStyle w:val="Heading3"/>
+      </w:pPr>
+      <w:r>
+        <w:t>04. Change one thing. Trace what follows.</w:t>
+      </w:r>
+    </w:p>
+    <w:p>
+      <w:r>
+        <w:drawing>
+          <wp:inline xmlns:a="http://schemas.openxmlformats.org/drawingml/2006/main" xmlns:pic="http://schemas.openxmlformats.org/drawingml/2006/picture">
+            <wp:extent cx="5486400" cy="3026664"/>
+            <wp:docPr id="5" name="Picture 5" descr="Original case: Ask for an approved source card if the question should be answered. Changed condition: Supply an approved card giving height 24 metres. Expected result: The bot can retrieve it and answer 24 metres with attribution. Reason: The missing factual input is now available within the allowed collection."/>
+            <wp:cNvGraphicFramePr>
+              <a:graphicFrameLocks noChangeAspect="1"/>
+            </wp:cNvGraphicFramePr>
+            <a:graphic>
+              <a:graphicData uri="http://schemas.openxmlformats.org/drawingml/2006/picture">
+                <pic:pic>
+                  <pic:nvPicPr>
+                    <pic:cNvPr id="0" name="academy-story-ai-6-14-04.png"/>
+                    <pic:cNvPicPr/>
+                  </pic:nvPicPr>
+                  <pic:blipFill>
+                    <a:blip r:embed="rId13"/>
+                    <a:stretch>
+                      <a:fillRect/>
+                    </a:stretch>
+                  </pic:blipFill>
+                  <pic:spPr>
+                    <a:xfrm>
+                      <a:off x="0" y="0"/>
+                      <a:ext cx="5486400" cy="3026664"/>
+                    </a:xfrm>
+                    <a:prstGeom prst="rect"/>
+                  </pic:spPr>
+                </pic:pic>
+              </a:graphicData>
+            </a:graphic>
+          </wp:inline>
+        </w:drawing>
+      </w:r>
+    </w:p>
+    <w:p>
+      <w:pPr>
+        <w:spacing w:line="336" w:lineRule="auto" w:after="180"/>
+      </w:pPr>
+      <w:r>
+        <w:rPr>
+          <w:b w:val="0"/>
+        </w:rPr>
+        <w:t>Original case: Ask for an approved source card if the question should be answered. Changed condition: Supply an approved card giving height 24 metres.</w:t>
+      </w:r>
+    </w:p>
+    <w:p>
+      <w:pPr>
+        <w:spacing w:line="336" w:lineRule="auto" w:after="180"/>
+      </w:pPr>
+      <w:r>
+        <w:rPr>
+          <w:b w:val="0"/>
+        </w:rPr>
+        <w:t xml:space="preserve">Expected result: The bot can retrieve it and answer 24 metres with attribution. Reason: The missing factual </w:t>
+      </w:r>
+      <w:r>
+        <w:rPr>
+          <w:b/>
+        </w:rPr>
+        <w:t>input</w:t>
+      </w:r>
+      <w:r>
+        <w:rPr>
+          <w:b w:val="0"/>
+        </w:rPr>
+        <w:t xml:space="preserve"> is now available within the allowed collection.</w:t>
+      </w:r>
+    </w:p>
+    <w:p>
+      <w:pPr>
+        <w:spacing w:line="336" w:lineRule="auto" w:after="180"/>
+        <w:shd w:fill="F5F1FB"/>
+      </w:pPr>
+      <w:r>
+        <w:rPr>
+          <w:b w:val="0"/>
+        </w:rPr>
+        <w:t>Predict before checking the worked changed-case result. Name what changed and what the supplied facts allow you to conclude.</w:t>
+      </w:r>
+    </w:p>
+    <w:p>
+      <w:pPr>
+        <w:pStyle w:val="Heading3"/>
+      </w:pPr>
+      <w:r>
+        <w:t>05. Connect the explanation to its limit</w:t>
+      </w:r>
+    </w:p>
+    <w:p>
+      <w:r>
+        <w:drawing>
+          <wp:inline xmlns:a="http://schemas.openxmlformats.org/drawingml/2006/main" xmlns:pic="http://schemas.openxmlformats.org/drawingml/2006/picture">
+            <wp:extent cx="5486400" cy="2834640"/>
+            <wp:docPr id="6" name="Picture 6" descr="Planning selects useful actions within available evidence and authority. More steps cannot create permission to access an excluded source. Limit: Source validity still matters; the presence of a card does not independently verify its accuracy."/>
+            <wp:cNvGraphicFramePr>
+              <a:graphicFrameLocks noChangeAspect="1"/>
+            </wp:cNvGraphicFramePr>
+            <a:graphic>
+              <a:graphicData uri="http://schemas.openxmlformats.org/drawingml/2006/picture">
+                <pic:pic>
+                  <pic:nvPicPr>
+                    <pic:cNvPr id="0" name="academy-story-ai-6-14-05.png"/>
+                    <pic:cNvPicPr/>
+                  </pic:nvPicPr>
+                  <pic:blipFill>
+                    <a:blip r:embed="rId14"/>
+                    <a:stretch>
+                      <a:fillRect/>
+                    </a:stretch>
+                  </pic:blipFill>
+                  <pic:spPr>
+                    <a:xfrm>
+                      <a:off x="0" y="0"/>
+                      <a:ext cx="5486400" cy="2834640"/>
+                    </a:xfrm>
+                    <a:prstGeom prst="rect"/>
+                  </pic:spPr>
+                </pic:pic>
+              </a:graphicData>
+            </a:graphic>
+          </wp:inline>
+        </w:drawing>
+      </w:r>
+    </w:p>
+    <w:p>
+      <w:pPr>
+        <w:spacing w:line="336" w:lineRule="auto" w:after="180"/>
+      </w:pPr>
+      <w:r>
+        <w:rPr>
+          <w:b/>
+        </w:rPr>
+        <w:t>Plan</w:t>
+      </w:r>
+      <w:r>
+        <w:rPr>
+          <w:b w:val="0"/>
+        </w:rPr>
+        <w:t xml:space="preserve">ning selects useful actions within available </w:t>
+      </w:r>
+      <w:r>
+        <w:rPr>
+          <w:b/>
+        </w:rPr>
+        <w:t>evidence</w:t>
+      </w:r>
+      <w:r>
+        <w:rPr>
+          <w:b w:val="0"/>
+        </w:rPr>
+        <w:t xml:space="preserve"> and authority. More steps cannot create permission to access an excluded source.</w:t>
+      </w:r>
+    </w:p>
+    <w:p>
+      <w:pPr>
+        <w:spacing w:line="336" w:lineRule="auto" w:after="180"/>
+      </w:pPr>
+      <w:r>
+        <w:rPr>
+          <w:b w:val="0"/>
+        </w:rPr>
+        <w:t>Limit: Source validity still matters; the presence of a card does not independently verify its accuracy.</w:t>
+      </w:r>
+    </w:p>
+    <w:p>
+      <w:pPr>
+        <w:spacing w:line="336" w:lineRule="auto" w:after="180"/>
+        <w:shd w:fill="F5F1FB"/>
+      </w:pPr>
+      <w:r>
+        <w:rPr>
+          <w:b w:val="0"/>
+        </w:rPr>
+        <w:t>Explain the case, then point to a limit on the claim.</w:t>
+      </w:r>
+    </w:p>
+    <w:p>
+      <w:pPr>
+        <w:pStyle w:val="Heading3"/>
+      </w:pPr>
+      <w:r>
+        <w:t>06. Make the idea visible in your project</w:t>
+      </w:r>
+    </w:p>
+    <w:p>
+      <w:r>
+        <w:drawing>
+          <wp:inline xmlns:a="http://schemas.openxmlformats.org/drawingml/2006/main" xmlns:pic="http://schemas.openxmlformats.org/drawingml/2006/picture">
+            <wp:extent cx="5486400" cy="3529584"/>
+            <wp:docPr id="7" name="Picture 7" descr="For the Grounded Learning Service, retain an annotated trace and the changed-case result. Name the contract or evidence that makes the deciding step valid, so another team can review it. Draw your input, deciding step, result and limit. Supported question: Choose a permitted plan when no approved tower-height card exists. What new answer becomes supported after a card records 24 metres, and why could the bot not invent it earlier?"/>
+            <wp:cNvGraphicFramePr>
+              <a:graphicFrameLocks noChangeAspect="1"/>
+            </wp:cNvGraphicFramePr>
+            <a:graphic>
+              <a:graphicData uri="http://schemas.openxmlformats.org/drawingml/2006/picture">
+                <pic:pic>
+                  <pic:nvPicPr>
+                    <pic:cNvPr id="0" name="academy-story-ai-6-14-06.png"/>
+                    <pic:cNvPicPr/>
+                  </pic:nvPicPr>
+                  <pic:blipFill>
+                    <a:blip r:embed="rId15"/>
+                    <a:stretch>
+                      <a:fillRect/>
+                    </a:stretch>
+                  </pic:blipFill>
+                  <pic:spPr>
+                    <a:xfrm>
+                      <a:off x="0" y="0"/>
+                      <a:ext cx="5486400" cy="3529584"/>
+                    </a:xfrm>
+                    <a:prstGeom prst="rect"/>
+                  </pic:spPr>
+                </pic:pic>
+              </a:graphicData>
+            </a:graphic>
+          </wp:inline>
+        </w:drawing>
+      </w:r>
+    </w:p>
+    <w:p>
+      <w:pPr>
+        <w:spacing w:line="336" w:lineRule="auto" w:after="180"/>
+      </w:pPr>
+      <w:r>
+        <w:rPr>
+          <w:b w:val="0"/>
+        </w:rPr>
+        <w:t xml:space="preserve">For the Grounded Learning Service, retain an annotated trace and the changed-case result. Name the contract or </w:t>
+      </w:r>
+      <w:r>
+        <w:rPr>
+          <w:b/>
+        </w:rPr>
+        <w:t>evidence</w:t>
+      </w:r>
+      <w:r>
+        <w:rPr>
+          <w:b w:val="0"/>
+        </w:rPr>
+        <w:t xml:space="preserve"> that makes the deciding step valid, so another team can review it.</w:t>
+      </w:r>
+    </w:p>
+    <w:p>
+      <w:pPr>
+        <w:spacing w:line="336" w:lineRule="auto" w:after="180"/>
+      </w:pPr>
+      <w:r>
+        <w:rPr>
+          <w:b w:val="0"/>
+        </w:rPr>
+        <w:t xml:space="preserve">Draw your </w:t>
+      </w:r>
+      <w:r>
+        <w:rPr>
+          <w:b/>
+        </w:rPr>
+        <w:t>input</w:t>
+      </w:r>
+      <w:r>
+        <w:rPr>
+          <w:b w:val="0"/>
+        </w:rPr>
+        <w:t xml:space="preserve">, deciding step, result and limit. Supported question: Choose a permitted </w:t>
+      </w:r>
+      <w:r>
+        <w:rPr>
+          <w:b/>
+        </w:rPr>
+        <w:t>plan</w:t>
+      </w:r>
+      <w:r>
+        <w:rPr>
+          <w:b w:val="0"/>
+        </w:rPr>
+        <w:t xml:space="preserve"> when no approved tower-height card exists.</w:t>
+      </w:r>
+    </w:p>
+    <w:p>
+      <w:pPr>
+        <w:spacing w:line="336" w:lineRule="auto" w:after="180"/>
+      </w:pPr>
+      <w:r>
+        <w:rPr>
+          <w:b w:val="0"/>
+        </w:rPr>
+        <w:t>What new answer becomes supported after a card records 24 metres, and why could the bot not invent it earlier?</w:t>
+      </w:r>
+    </w:p>
+    <w:p>
+      <w:pPr>
+        <w:spacing w:line="336" w:lineRule="auto" w:after="180"/>
+        <w:shd w:fill="F5F1FB"/>
+      </w:pPr>
+      <w:r>
+        <w:rPr>
+          <w:b w:val="0"/>
+        </w:rPr>
+        <w:t xml:space="preserve">Draw your project trace and justify the deciding step using </w:t>
+      </w:r>
+      <w:r>
+        <w:rPr>
+          <w:b/>
+        </w:rPr>
+        <w:t>evidence</w:t>
+      </w:r>
+      <w:r>
+        <w:rPr>
+          <w:b w:val="0"/>
+        </w:rPr>
+        <w:t>.</w:t>
       </w:r>
     </w:p>
     <w:sectPr>

--- a/downloads/student/ai-6-week-14.docx
+++ b/downloads/student/ai-6-week-14.docx
@@ -25,12 +25,17 @@
         <w:pStyle w:val="Heading1"/>
       </w:pPr>
       <w:r>
-        <w:t>Before you start</w:t>
-      </w:r>
-    </w:p>
-    <w:p>
-      <w:r>
-        <w:t>Recall State machines for bounded agents. Explain why a recorded result needs its input conditions and evidence source before it can support a claim.</w:t>
+        <w:t>Check the proposal. Keep the boundary. Require the evidence.</w:t>
+      </w:r>
+    </w:p>
+    <w:p>
+      <w:r>
+        <w:t>Select actions within a declared read-only task and verify each step’s prerequisites before a supported answer.</w:t>
+      </w:r>
+    </w:p>
+    <w:p>
+      <w:r>
+        <w:t>Task/plan contract → proposal comparison → tower-card picture → permission/prerequisite probes → executable audit → independent drafting-only case.</w:t>
       </w:r>
     </w:p>
     <w:p>
@@ -38,20 +43,20 @@
         <w:pStyle w:val="Heading1"/>
       </w:pPr>
       <w:r>
-        <w:t>01. Your mission</w:t>
-      </w:r>
-    </w:p>
-    <w:p>
-      <w:r>
-        <w:t>Start with the target: Explain the mechanism and terminology of planning and action selection. Try the recall before opening notes.</w:t>
-      </w:r>
-    </w:p>
-    <w:p>
-      <w:pPr>
-        <w:pStyle w:val="Heading3"/>
-      </w:pPr>
-      <w:r>
-        <w:t>Your learning target</w:t>
+        <w:t>01. Treat a plan as a proposal, then check every action</w:t>
+      </w:r>
+    </w:p>
+    <w:p>
+      <w:r>
+        <w:t>A useful-looking next step still needs permission and its prerequisites.</w:t>
+      </w:r>
+    </w:p>
+    <w:p>
+      <w:pPr>
+        <w:pStyle w:val="Heading2"/>
+      </w:pPr>
+      <w:r>
+        <w:t>Learning goals</w:t>
       </w:r>
     </w:p>
     <w:p>
@@ -125,10 +130,10 @@
     </w:p>
     <w:p>
       <w:pPr>
-        <w:pStyle w:val="Heading3"/>
-      </w:pPr>
-      <w:r>
-        <w:t>Remember before reading</w:t>
+        <w:pStyle w:val="Heading2"/>
+      </w:pPr>
+      <w:r>
+        <w:t>Retrieve state guards and action limits</w:t>
       </w:r>
     </w:p>
     <w:p>
@@ -212,6 +217,112 @@
     </w:p>
     <w:p>
       <w:pPr>
+        <w:pStyle w:val="Heading2"/>
+      </w:pPr>
+      <w:r>
+        <w:t>Prerequisite and starting response</w:t>
+      </w:r>
+    </w:p>
+    <w:p>
+      <w:pPr>
+        <w:pStyle w:val="ListBullet"/>
+      </w:pPr>
+      <w:r>
+        <w:t>Recall State machines for bounded agents. Explain why a recorded result needs its input conditions and evidence source before it can support a claim.</w:t>
+      </w:r>
+    </w:p>
+    <w:p>
+      <w:pPr>
+        <w:pStyle w:val="Heading3"/>
+      </w:pPr>
+      <w:r>
+        <w:t>My starting explanation</w:t>
+      </w:r>
+    </w:p>
+    <w:p>
+      <w:r>
+        <w:t>________________________________________________________________</w:t>
+      </w:r>
+    </w:p>
+    <w:p>
+      <w:r>
+        <w:t>________________________________________________________________</w:t>
+      </w:r>
+    </w:p>
+    <w:p>
+      <w:r>
+        <w:t>________________________________________________________________</w:t>
+      </w:r>
+    </w:p>
+    <w:p>
+      <w:pPr>
+        <w:pStyle w:val="Heading2"/>
+      </w:pPr>
+      <w:r>
+        <w:t>End goal</w:t>
+      </w:r>
+    </w:p>
+    <w:p>
+      <w:pPr>
+        <w:spacing w:line="336" w:lineRule="auto" w:after="180"/>
+      </w:pPr>
+      <w:r>
+        <w:rPr>
+          <w:b w:val="0"/>
+        </w:rPr>
+        <w:t xml:space="preserve">Explain </w:t>
+      </w:r>
+      <w:r>
+        <w:rPr>
+          <w:b/>
+        </w:rPr>
+        <w:t>plan</w:t>
+      </w:r>
+      <w:r>
+        <w:rPr>
+          <w:b w:val="0"/>
+        </w:rPr>
+        <w:t xml:space="preserve">ning and </w:t>
+      </w:r>
+      <w:r>
+        <w:rPr>
+          <w:b/>
+        </w:rPr>
+        <w:t>action selection</w:t>
+      </w:r>
+      <w:r>
+        <w:rPr>
+          <w:b w:val="0"/>
+        </w:rPr>
+        <w:t xml:space="preserve"> using the deciding step in this fictional service.</w:t>
+      </w:r>
+    </w:p>
+    <w:p>
+      <w:pPr>
+        <w:pStyle w:val="Heading2"/>
+      </w:pPr>
+      <w:r>
+        <w:t>Earlier wording, alternatives and picture transcripts · reference / check after trying</w:t>
+      </w:r>
+    </w:p>
+    <w:p>
+      <w:pPr>
+        <w:pStyle w:val="Heading3"/>
+      </w:pPr>
+      <w:r>
+        <w:t>Your learning target</w:t>
+      </w:r>
+    </w:p>
+    <w:p>
+      <w:pPr>
+        <w:pStyle w:val="Heading3"/>
+      </w:pPr>
+      <w:r>
+        <w:t>Remember before reading</w:t>
+      </w:r>
+    </w:p>
+    <w:p>
+      <w:pPr>
         <w:spacing w:line="336" w:lineRule="auto" w:after="180"/>
       </w:pPr>
       <w:r>
@@ -294,13 +405,677 @@
     </w:p>
     <w:p>
       <w:pPr>
+        <w:pStyle w:val="Heading3"/>
+      </w:pPr>
+      <w:r>
+        <w:t>This week’s end goal</w:t>
+      </w:r>
+    </w:p>
+    <w:p>
+      <w:pPr>
+        <w:pStyle w:val="Heading1"/>
+      </w:pPr>
+      <w:r>
+        <w:t>02. Separate permission from evidence and sequence</w:t>
+      </w:r>
+    </w:p>
+    <w:p>
+      <w:r>
+        <w:t>All required conditions must hold; one cannot substitute for another.</w:t>
+      </w:r>
+    </w:p>
+    <w:p>
+      <w:pPr>
+        <w:pStyle w:val="Heading2"/>
+      </w:pPr>
+      <w:r>
+        <w:t>Begin with the room-helper proposal</w:t>
+      </w:r>
+    </w:p>
+    <w:p>
+      <w:pPr>
         <w:spacing w:line="336" w:lineRule="auto" w:after="180"/>
       </w:pPr>
       <w:r>
         <w:rPr>
           <w:b w:val="0"/>
         </w:rPr>
-        <w:t xml:space="preserve">Recall State machines for bounded agents. Explain why a recorded result needs its </w:t>
+        <w:t>A read-only room helper can report information without booking anything. If a proposed plan says “retrieve, book, then answer, ” calling booking helpful does not authorize it. First check the whole proposal against the task boundary. Then, for a separately valid plan, check the input and evidence required by each step. A plan cannot create missing authority or turn absent evidence into a supported fact.</w:t>
+      </w:r>
+    </w:p>
+    <w:p>
+      <w:pPr>
+        <w:pStyle w:val="Heading2"/>
+      </w:pPr>
+      <w:r>
+        <w:t>Define planning and action selection</w:t>
+      </w:r>
+    </w:p>
+    <w:p>
+      <w:pPr>
+        <w:spacing w:line="336" w:lineRule="auto" w:after="180"/>
+      </w:pPr>
+      <w:r>
+        <w:rPr>
+          <w:b/>
+        </w:rPr>
+        <w:t>Plan</w:t>
+      </w:r>
+      <w:r>
+        <w:rPr>
+          <w:b w:val="0"/>
+        </w:rPr>
+        <w:t xml:space="preserve">ning proposes steps; execution must still validate permissions and </w:t>
+      </w:r>
+      <w:r>
+        <w:rPr>
+          <w:b/>
+        </w:rPr>
+        <w:t>prerequisite</w:t>
+      </w:r>
+      <w:r>
+        <w:rPr>
+          <w:b w:val="0"/>
+        </w:rPr>
+        <w:t>s for each step. Re</w:t>
+      </w:r>
+      <w:r>
+        <w:rPr>
+          <w:b/>
+        </w:rPr>
+        <w:t>plan</w:t>
+      </w:r>
+      <w:r>
+        <w:rPr>
+          <w:b w:val="0"/>
+        </w:rPr>
+        <w:t>ning cannot invent authority.</w:t>
+      </w:r>
+    </w:p>
+    <w:p>
+      <w:pPr>
+        <w:pStyle w:val="Heading2"/>
+      </w:pPr>
+      <w:r>
+        <w:t>Complete local task, plan and evidence contract</w:t>
+      </w:r>
+    </w:p>
+    <w:tbl>
+      <w:tblPr>
+        <w:tblStyle w:val="LightShading-Accent1"/>
+        <w:tblW w:type="auto" w:w="0"/>
+        <w:tblLook w:firstColumn="1" w:firstRow="1" w:lastColumn="0" w:lastRow="0" w:noHBand="0" w:noVBand="1" w:val="04A0"/>
+      </w:tblPr>
+      <w:tblGrid>
+        <w:gridCol w:w="5112"/>
+        <w:gridCol w:w="5112"/>
+      </w:tblGrid>
+      <w:tr>
+        <w:trPr>
+          <w:tblHeader/>
+        </w:trPr>
+        <w:tc>
+          <w:tcPr>
+            <w:tcW w:type="dxa" w:w="5112"/>
+          </w:tcPr>
+          <w:p>
+            <w:r>
+              <w:t>Main local planning contract</w:t>
+            </w:r>
+          </w:p>
+        </w:tc>
+        <w:tc>
+          <w:tcPr>
+            <w:tcW w:type="dxa" w:w="5112"/>
+          </w:tcPr>
+          <w:p>
+            <w:r>
+              <w:t>Complete declared rule</w:t>
+            </w:r>
+          </w:p>
+        </w:tc>
+      </w:tr>
+      <w:tr>
+        <w:tc>
+          <w:tcPr>
+            <w:tcW w:type="dxa" w:w="5112"/>
+          </w:tcPr>
+          <w:p>
+            <w:r>
+              <w:t>Task</w:t>
+            </w:r>
+          </w:p>
+        </w:tc>
+        <w:tc>
+          <w:tcPr>
+            <w:tcW w:type="dxa" w:w="5112"/>
+          </w:tcPr>
+          <w:p>
+            <w:r>
+              <w:t>Read-only room reporting</w:t>
+            </w:r>
+          </w:p>
+        </w:tc>
+      </w:tr>
+      <w:tr>
+        <w:tc>
+          <w:tcPr>
+            <w:tcW w:type="dxa" w:w="5112"/>
+          </w:tcPr>
+          <w:p>
+            <w:r>
+              <w:t>Accepted local order</w:t>
+            </w:r>
+          </w:p>
+        </w:tc>
+        <w:tc>
+          <w:tcPr>
+            <w:tcW w:type="dxa" w:w="5112"/>
+          </w:tcPr>
+          <w:p>
+            <w:r>
+              <w:t>validate → retrieve → verify → answer</w:t>
+            </w:r>
+          </w:p>
+        </w:tc>
+      </w:tr>
+      <w:tr>
+        <w:tc>
+          <w:tcPr>
+            <w:tcW w:type="dxa" w:w="5112"/>
+          </w:tcPr>
+          <w:p>
+            <w:r>
+              <w:t>Excluded operations</w:t>
+            </w:r>
+          </w:p>
+        </w:tc>
+        <w:tc>
+          <w:tcPr>
+            <w:tcW w:type="dxa" w:w="5112"/>
+          </w:tcPr>
+          <w:p>
+            <w:r>
+              <w:t>Booking, writing records, sending messages and other undeclared actions</w:t>
+            </w:r>
+          </w:p>
+        </w:tc>
+      </w:tr>
+      <w:tr>
+        <w:tc>
+          <w:tcPr>
+            <w:tcW w:type="dxa" w:w="5112"/>
+          </w:tcPr>
+          <w:p>
+            <w:r>
+              <w:t>Input fixture</w:t>
+            </w:r>
+          </w:p>
+        </w:tc>
+        <w:tc>
+          <w:tcPr>
+            <w:tcW w:type="dxa" w:w="5112"/>
+          </w:tcPr>
+          <w:p>
+            <w:r>
+              <w:t>room_id B</w:t>
+            </w:r>
+          </w:p>
+        </w:tc>
+      </w:tr>
+      <w:tr>
+        <w:tc>
+          <w:tcPr>
+            <w:tcW w:type="dxa" w:w="5112"/>
+          </w:tcPr>
+          <w:p>
+            <w:r>
+              <w:t>Approved evidence fixture</w:t>
+            </w:r>
+          </w:p>
+        </w:tc>
+        <w:tc>
+          <w:tcPr>
+            <w:tcW w:type="dxa" w:w="5112"/>
+          </w:tcPr>
+          <w:p>
+            <w:r>
+              <w:t>ROOM-R: room B, capacity 12, approved flag supplied</w:t>
+            </w:r>
+          </w:p>
+        </w:tc>
+      </w:tr>
+      <w:tr>
+        <w:tc>
+          <w:tcPr>
+            <w:tcW w:type="dxa" w:w="5112"/>
+          </w:tcPr>
+          <w:p>
+            <w:r>
+              <w:t>Missing evidence</w:t>
+            </w:r>
+          </w:p>
+        </w:tc>
+        <w:tc>
+          <w:tcPr>
+            <w:tcW w:type="dxa" w:w="5112"/>
+          </w:tcPr>
+          <w:p>
+            <w:r>
+              <w:t>Return review before verification/answering; do not invent a capacity</w:t>
+            </w:r>
+          </w:p>
+        </w:tc>
+      </w:tr>
+      <w:tr>
+        <w:tc>
+          <w:tcPr>
+            <w:tcW w:type="dxa" w:w="5112"/>
+          </w:tcPr>
+          <w:p>
+            <w:r>
+              <w:t>Whole-plan preflight</w:t>
+            </w:r>
+          </w:p>
+        </w:tc>
+        <w:tc>
+          <w:tcPr>
+            <w:tcW w:type="dxa" w:w="5112"/>
+          </w:tcPr>
+          <w:p>
+            <w:r>
+              <w:t>Reject forbidden actions or a missing/wrong order before simulated work</w:t>
+            </w:r>
+          </w:p>
+        </w:tc>
+      </w:tr>
+      <w:tr>
+        <w:tc>
+          <w:tcPr>
+            <w:tcW w:type="dxa" w:w="5112"/>
+          </w:tcPr>
+          <w:p>
+            <w:r>
+              <w:t>Runtime checks</w:t>
+            </w:r>
+          </w:p>
+        </w:tc>
+        <w:tc>
+          <w:tcPr>
+            <w:tcW w:type="dxa" w:w="5112"/>
+          </w:tcPr>
+          <w:p>
+            <w:r>
+              <w:t>Each permitted step still needs its input/evidence prerequisites</w:t>
+            </w:r>
+          </w:p>
+        </w:tc>
+      </w:tr>
+      <w:tr>
+        <w:tc>
+          <w:tcPr>
+            <w:tcW w:type="dxa" w:w="5112"/>
+          </w:tcPr>
+          <w:p>
+            <w:r>
+              <w:t>Scope</w:t>
+            </w:r>
+          </w:p>
+        </w:tc>
+        <w:tc>
+          <w:tcPr>
+            <w:tcW w:type="dxa" w:w="5112"/>
+          </w:tcPr>
+          <w:p>
+            <w:r>
+              <w:t>One deliberately fixed local protocol, not a universal planner or real external execution</w:t>
+            </w:r>
+          </w:p>
+        </w:tc>
+      </w:tr>
+    </w:tbl>
+    <w:p>
+      <w:pPr>
+        <w:pStyle w:val="Heading2"/>
+      </w:pPr>
+      <w:r>
+        <w:t>Name supplied and missing evidence</w:t>
+      </w:r>
+    </w:p>
+    <w:p>
+      <w:pPr>
+        <w:pStyle w:val="Heading3"/>
+      </w:pPr>
+      <w:r>
+        <w:t>List the given facts and one fact that is not supplied.</w:t>
+      </w:r>
+    </w:p>
+    <w:p>
+      <w:r>
+        <w:t>________________________________________________________________</w:t>
+      </w:r>
+    </w:p>
+    <w:p>
+      <w:r>
+        <w:t>________________________________________________________________</w:t>
+      </w:r>
+    </w:p>
+    <w:p>
+      <w:r>
+        <w:t>________________________________________________________________</w:t>
+      </w:r>
+    </w:p>
+    <w:p>
+      <w:pPr>
+        <w:pStyle w:val="Heading2"/>
+      </w:pPr>
+      <w:r>
+        <w:t>Earlier wording, alternatives and picture transcripts · reference / check after trying</w:t>
+      </w:r>
+    </w:p>
+    <w:p>
+      <w:pPr>
+        <w:spacing w:line="336" w:lineRule="auto" w:after="180"/>
+      </w:pPr>
+      <w:r>
+        <w:rPr>
+          <w:b w:val="0"/>
+        </w:rPr>
+        <w:t>Begin by writing the question the procedure is intended to answer. Identify the information already supplied, the information it will produce and the information still missing.</w:t>
+      </w:r>
+    </w:p>
+    <w:p>
+      <w:pPr>
+        <w:spacing w:line="336" w:lineRule="auto" w:after="180"/>
+      </w:pPr>
+      <w:r>
+        <w:rPr>
+          <w:b w:val="0"/>
+        </w:rPr>
+        <w:t>These are constructed classroom examples; they do not require live accounts, private records or an external service. Do not treat a plausible ex</w:t>
+      </w:r>
+      <w:r>
+        <w:rPr>
+          <w:b/>
+        </w:rPr>
+        <w:t>plan</w:t>
+      </w:r>
+      <w:r>
+        <w:rPr>
+          <w:b w:val="0"/>
+        </w:rPr>
+        <w:t>ation as a measured outcome.</w:t>
+      </w:r>
+    </w:p>
+    <w:p>
+      <w:pPr>
+        <w:pStyle w:val="Heading1"/>
+      </w:pPr>
+      <w:r>
+        <w:t>03. Audit a full proposal before trusting its rationale</w:t>
+      </w:r>
+    </w:p>
+    <w:p>
+      <w:r>
+        <w:t>The expanded local bad-plan fixture includes validation and verification so the booking violation is unambiguous.</w:t>
+      </w:r>
+    </w:p>
+    <w:p>
+      <w:pPr>
+        <w:pStyle w:val="Heading2"/>
+      </w:pPr>
+      <w:r>
+        <w:t>Original read-only order and fallback</w:t>
+      </w:r>
+    </w:p>
+    <w:p>
+      <w:pPr>
+        <w:spacing w:line="336" w:lineRule="auto" w:after="180"/>
+      </w:pPr>
+      <w:r>
+        <w:rPr>
+          <w:b w:val="0"/>
+        </w:rPr>
+        <w:t xml:space="preserve">For read-only reporting, allowed </w:t>
+      </w:r>
+      <w:r>
+        <w:rPr>
+          <w:b/>
+        </w:rPr>
+        <w:t>plan</w:t>
+      </w:r>
+      <w:r>
+        <w:rPr>
+          <w:b w:val="0"/>
+        </w:rPr>
+        <w:t xml:space="preserve"> is validate -&gt; retrieve -&gt; verify -&gt; answer. If retrieval lacks </w:t>
+      </w:r>
+      <w:r>
+        <w:rPr>
+          <w:b/>
+        </w:rPr>
+        <w:t>evidence</w:t>
+      </w:r>
+      <w:r>
+        <w:rPr>
+          <w:b w:val="0"/>
+        </w:rPr>
+        <w:t>, route to review. Reject write or send steps before they run.</w:t>
+      </w:r>
+    </w:p>
+    <w:p>
+      <w:pPr>
+        <w:pStyle w:val="Heading2"/>
+      </w:pPr>
+      <w:r>
+        <w:t>Complete unsafe, safe, missing and wrong-order paths</w:t>
+      </w:r>
+    </w:p>
+    <w:p>
+      <w:pPr>
+        <w:pStyle w:val="Heading3"/>
+      </w:pPr>
+      <w:r>
+        <w:t>Reject the unsafe proposal, then audit a separately safe plan</w:t>
+      </w:r>
+    </w:p>
+    <w:tbl>
+      <w:tblPr>
+        <w:tblStyle w:val="LightShading-Accent1"/>
+        <w:tblW w:type="auto" w:w="0"/>
+        <w:tblLook w:firstColumn="1" w:firstRow="1" w:lastColumn="0" w:lastRow="0" w:noHBand="0" w:noVBand="1" w:val="04A0"/>
+      </w:tblPr>
+      <w:tblGrid>
+        <w:gridCol w:w="3408"/>
+        <w:gridCol w:w="3408"/>
+        <w:gridCol w:w="3408"/>
+      </w:tblGrid>
+      <w:tr>
+        <w:trPr>
+          <w:tblHeader/>
+        </w:trPr>
+        <w:tc>
+          <w:tcPr>
+            <w:tcW w:type="dxa" w:w="3408"/>
+          </w:tcPr>
+          <w:p>
+            <w:r>
+              <w:t>Proposal or path</w:t>
+            </w:r>
+          </w:p>
+        </w:tc>
+        <w:tc>
+          <w:tcPr>
+            <w:tcW w:type="dxa" w:w="3408"/>
+          </w:tcPr>
+          <w:p>
+            <w:r>
+              <w:t>Check</w:t>
+            </w:r>
+          </w:p>
+        </w:tc>
+        <w:tc>
+          <w:tcPr>
+            <w:tcW w:type="dxa" w:w="3408"/>
+          </w:tcPr>
+          <w:p>
+            <w:r>
+              <w:t>Outcome</w:t>
+            </w:r>
+          </w:p>
+        </w:tc>
+      </w:tr>
+      <w:tr>
+        <w:tc>
+          <w:tcPr>
+            <w:tcW w:type="dxa" w:w="3408"/>
+          </w:tcPr>
+          <w:p>
+            <w:r>
+              <w:t>validate → retrieve → book → verify → answer</w:t>
+            </w:r>
+          </w:p>
+        </w:tc>
+        <w:tc>
+          <w:tcPr>
+            <w:tcW w:type="dxa" w:w="3408"/>
+          </w:tcPr>
+          <w:p>
+            <w:r>
+              <w:t>book is outside read-only scope</w:t>
+            </w:r>
+          </w:p>
+        </w:tc>
+        <w:tc>
+          <w:tcPr>
+            <w:tcW w:type="dxa" w:w="3408"/>
+          </w:tcPr>
+          <w:p>
+            <w:r>
+              <w:t>Reject entire proposed plan; no simulated stages run</w:t>
+            </w:r>
+          </w:p>
+        </w:tc>
+      </w:tr>
+      <w:tr>
+        <w:tc>
+          <w:tcPr>
+            <w:tcW w:type="dxa" w:w="3408"/>
+          </w:tcPr>
+          <w:p>
+            <w:r>
+              <w:t>validate → retrieve → verify → answer</w:t>
+            </w:r>
+          </w:p>
+        </w:tc>
+        <w:tc>
+          <w:tcPr>
+            <w:tcW w:type="dxa" w:w="3408"/>
+          </w:tcPr>
+          <w:p>
+            <w:r>
+              <w:t>Allowed order, valid input, matching approved fixture</w:t>
+            </w:r>
+          </w:p>
+        </w:tc>
+        <w:tc>
+          <w:tcPr>
+            <w:tcW w:type="dxa" w:w="3408"/>
+          </w:tcPr>
+          <w:p>
+            <w:r>
+              <w:t>Answer B/capacity12 with source ROOM-R</w:t>
+            </w:r>
+          </w:p>
+        </w:tc>
+      </w:tr>
+      <w:tr>
+        <w:tc>
+          <w:tcPr>
+            <w:tcW w:type="dxa" w:w="3408"/>
+          </w:tcPr>
+          <w:p>
+            <w:r>
+              <w:t>Same safe plan, source absent</w:t>
+            </w:r>
+          </w:p>
+        </w:tc>
+        <w:tc>
+          <w:tcPr>
+            <w:tcW w:type="dxa" w:w="3408"/>
+          </w:tcPr>
+          <w:p>
+            <w:r>
+              <w:t>Retrieve has no approved evidence</w:t>
+            </w:r>
+          </w:p>
+        </w:tc>
+        <w:tc>
+          <w:tcPr>
+            <w:tcW w:type="dxa" w:w="3408"/>
+          </w:tcPr>
+          <w:p>
+            <w:r>
+              <w:t>Review after retrieve; no verify or answer</w:t>
+            </w:r>
+          </w:p>
+        </w:tc>
+      </w:tr>
+      <w:tr>
+        <w:tc>
+          <w:tcPr>
+            <w:tcW w:type="dxa" w:w="3408"/>
+          </w:tcPr>
+          <w:p>
+            <w:r>
+              <w:t>validate → retrieve → answer → verify</w:t>
+            </w:r>
+          </w:p>
+        </w:tc>
+        <w:tc>
+          <w:tcPr>
+            <w:tcW w:type="dxa" w:w="3408"/>
+          </w:tcPr>
+          <w:p>
+            <w:r>
+              <w:t>Answer precedes required evidence verification</w:t>
+            </w:r>
+          </w:p>
+        </w:tc>
+        <w:tc>
+          <w:tcPr>
+            <w:tcW w:type="dxa" w:w="3408"/>
+          </w:tcPr>
+          <w:p>
+            <w:r>
+              <w:t>Reject wrong order before work</w:t>
+            </w:r>
+          </w:p>
+        </w:tc>
+      </w:tr>
+    </w:tbl>
+    <w:p>
+      <w:r>
+        <w:t>The first proposal is not silently repaired by deleting an action. The safe reporting plan is a separate plan checked under the same task authority.</w:t>
+      </w:r>
+    </w:p>
+    <w:p>
+      <w:pPr>
+        <w:pStyle w:val="Heading2"/>
+      </w:pPr>
+      <w:r>
+        <w:t>State permissions and prerequisites before execution</w:t>
+      </w:r>
+    </w:p>
+    <w:p>
+      <w:pPr>
+        <w:spacing w:line="336" w:lineRule="auto" w:after="180"/>
+      </w:pPr>
+      <w:r>
+        <w:rPr>
+          <w:b w:val="0"/>
+        </w:rPr>
+        <w:t xml:space="preserve">Before applying the procedure, write its units, denominator or decision boundary where relevant. A partner should be able to repeat each step using the same </w:t>
       </w:r>
       <w:r>
         <w:rPr>
@@ -312,50 +1087,38 @@
         <w:rPr>
           <w:b w:val="0"/>
         </w:rPr>
-        <w:t xml:space="preserve"> conditions and </w:t>
+        <w:t>s.</w:t>
+      </w:r>
+    </w:p>
+    <w:p>
+      <w:pPr>
+        <w:spacing w:line="336" w:lineRule="auto" w:after="180"/>
+      </w:pPr>
+      <w:r>
+        <w:rPr>
+          <w:b w:val="0"/>
+        </w:rPr>
+        <w:t xml:space="preserve">If a required </w:t>
       </w:r>
       <w:r>
         <w:rPr>
           <w:b/>
         </w:rPr>
-        <w:t>evidence</w:t>
+        <w:t>input</w:t>
       </w:r>
       <w:r>
         <w:rPr>
           <w:b w:val="0"/>
         </w:rPr>
-        <w:t xml:space="preserve"> source before it can support a claim.</w:t>
-      </w:r>
-    </w:p>
-    <w:p>
-      <w:pPr>
-        <w:pStyle w:val="Heading3"/>
-      </w:pPr>
-      <w:r>
-        <w:t>My starting explanation</w:t>
-      </w:r>
-    </w:p>
-    <w:p>
-      <w:r>
-        <w:t>________________________________________________________________</w:t>
-      </w:r>
-    </w:p>
-    <w:p>
-      <w:r>
-        <w:t>________________________________________________________________</w:t>
-      </w:r>
-    </w:p>
-    <w:p>
-      <w:r>
-        <w:t>________________________________________________________________</w:t>
-      </w:r>
-    </w:p>
-    <w:p>
-      <w:pPr>
-        <w:pStyle w:val="Heading3"/>
-      </w:pPr>
-      <w:r>
-        <w:t>This week’s end goal</w:t>
+        <w:t xml:space="preserve"> is absent or violates the stated contract, record that condition explicitly instead of quietly replacing it with a convenient value.</w:t>
+      </w:r>
+    </w:p>
+    <w:p>
+      <w:pPr>
+        <w:pStyle w:val="Heading2"/>
+      </w:pPr>
+      <w:r>
+        <w:t>Explain the visual</w:t>
       </w:r>
     </w:p>
     <w:p>
@@ -366,190 +1129,27 @@
         <w:rPr>
           <w:b w:val="0"/>
         </w:rPr>
-        <w:t xml:space="preserve">Explain </w:t>
+        <w:t xml:space="preserve">Point to the </w:t>
       </w:r>
       <w:r>
         <w:rPr>
           <w:b/>
         </w:rPr>
-        <w:t>plan</w:t>
+        <w:t>input</w:t>
       </w:r>
       <w:r>
         <w:rPr>
           <w:b w:val="0"/>
         </w:rPr>
-        <w:t xml:space="preserve">ning and </w:t>
-      </w:r>
-      <w:r>
-        <w:rPr>
-          <w:b/>
-        </w:rPr>
-        <w:t>action selection</w:t>
-      </w:r>
-      <w:r>
-        <w:rPr>
-          <w:b w:val="0"/>
-        </w:rPr>
-        <w:t xml:space="preserve"> using the deciding step in this fictional service.</w:t>
-      </w:r>
-    </w:p>
-    <w:p>
-      <w:pPr>
-        <w:pStyle w:val="Heading1"/>
-      </w:pPr>
-      <w:r>
-        <w:t>02. Notice the evidence</w:t>
-      </w:r>
-    </w:p>
-    <w:p>
-      <w:r>
-        <w:t>Investigate the supplied Planning and action selection case. Separate observations, given facts and assumptions before choosing an explanation.</w:t>
-      </w:r>
-    </w:p>
-    <w:p>
-      <w:pPr>
-        <w:spacing w:line="336" w:lineRule="auto" w:after="180"/>
-      </w:pPr>
-      <w:r>
-        <w:rPr>
-          <w:b/>
-        </w:rPr>
-        <w:t>Plan</w:t>
-      </w:r>
-      <w:r>
-        <w:rPr>
-          <w:b w:val="0"/>
-        </w:rPr>
-        <w:t xml:space="preserve">ning proposes steps; execution must still validate permissions and </w:t>
-      </w:r>
-      <w:r>
-        <w:rPr>
-          <w:b/>
-        </w:rPr>
-        <w:t>prerequisite</w:t>
-      </w:r>
-      <w:r>
-        <w:rPr>
-          <w:b w:val="0"/>
-        </w:rPr>
-        <w:t>s for each step. Re</w:t>
-      </w:r>
-      <w:r>
-        <w:rPr>
-          <w:b/>
-        </w:rPr>
-        <w:t>plan</w:t>
-      </w:r>
-      <w:r>
-        <w:rPr>
-          <w:b w:val="0"/>
-        </w:rPr>
-        <w:t>ning cannot invent authority.</w:t>
-      </w:r>
-    </w:p>
-    <w:p>
-      <w:pPr>
-        <w:spacing w:line="336" w:lineRule="auto" w:after="180"/>
-      </w:pPr>
-      <w:r>
-        <w:rPr>
-          <w:b w:val="0"/>
-        </w:rPr>
-        <w:t>Begin by writing the question the procedure is intended to answer. Identify the information already supplied, the information it will produce and the information still missing.</w:t>
-      </w:r>
-    </w:p>
-    <w:p>
-      <w:pPr>
-        <w:spacing w:line="336" w:lineRule="auto" w:after="180"/>
-      </w:pPr>
-      <w:r>
-        <w:rPr>
-          <w:b w:val="0"/>
-        </w:rPr>
-        <w:t>These are constructed classroom examples; they do not require live accounts, private records or an external service. Do not treat a plausible ex</w:t>
-      </w:r>
-      <w:r>
-        <w:rPr>
-          <w:b/>
-        </w:rPr>
-        <w:t>plan</w:t>
-      </w:r>
-      <w:r>
-        <w:rPr>
-          <w:b w:val="0"/>
-        </w:rPr>
-        <w:t>ation as a measured outcome.</w:t>
-      </w:r>
-    </w:p>
-    <w:p>
-      <w:pPr>
-        <w:pStyle w:val="Heading3"/>
-      </w:pPr>
-      <w:r>
-        <w:t>List the given facts and one fact that is not supplied.</w:t>
-      </w:r>
-    </w:p>
-    <w:p>
-      <w:r>
-        <w:t>________________________________________________________________</w:t>
-      </w:r>
-    </w:p>
-    <w:p>
-      <w:r>
-        <w:t>________________________________________________________________</w:t>
-      </w:r>
-    </w:p>
-    <w:p>
-      <w:r>
-        <w:t>________________________________________________________________</w:t>
-      </w:r>
-    </w:p>
-    <w:p>
-      <w:pPr>
-        <w:pStyle w:val="Heading1"/>
-      </w:pPr>
-      <w:r>
-        <w:t>03. See how it works</w:t>
-      </w:r>
-    </w:p>
-    <w:p>
-      <w:r>
-        <w:t>Follow the mechanism for Planning and action selection. Connect each labelled input, deciding step and result.</w:t>
-      </w:r>
-    </w:p>
-    <w:p>
-      <w:pPr>
-        <w:spacing w:line="336" w:lineRule="auto" w:after="180"/>
-      </w:pPr>
-      <w:r>
-        <w:rPr>
-          <w:b w:val="0"/>
-        </w:rPr>
-        <w:t xml:space="preserve">For read-only reporting, allowed </w:t>
-      </w:r>
-      <w:r>
-        <w:rPr>
-          <w:b/>
-        </w:rPr>
-        <w:t>plan</w:t>
-      </w:r>
-      <w:r>
-        <w:rPr>
-          <w:b w:val="0"/>
-        </w:rPr>
-        <w:t xml:space="preserve"> is validate -&gt; retrieve -&gt; verify -&gt; answer. If retrieval lacks </w:t>
-      </w:r>
-      <w:r>
-        <w:rPr>
-          <w:b/>
-        </w:rPr>
-        <w:t>evidence</w:t>
-      </w:r>
-      <w:r>
-        <w:rPr>
-          <w:b w:val="0"/>
-        </w:rPr>
-        <w:t>, route to review. Reject write or send steps before they run.</w:t>
+        <w:t>, the deciding step and the result in this week’s visual. Explain the same step in ordinary words. A picture helps when you can say what each part represents.</w:t>
+      </w:r>
+    </w:p>
+    <w:p>
+      <w:pPr>
+        <w:pStyle w:val="Heading2"/>
+      </w:pPr>
+      <w:r>
+        <w:t>Earlier wording, alternatives and picture transcripts · reference / check after trying</w:t>
       </w:r>
     </w:p>
     <w:p>
@@ -646,13 +1246,124 @@
     </w:p>
     <w:p>
       <w:pPr>
+        <w:pStyle w:val="Heading3"/>
+      </w:pPr>
+      <w:r>
+        <w:t>Connect the picture and the explanation</w:t>
+      </w:r>
+    </w:p>
+    <w:p>
+      <w:pPr>
+        <w:pStyle w:val="Heading1"/>
+      </w:pPr>
+      <w:r>
+        <w:t>04. Change the evidence without inventing permission</w:t>
+      </w:r>
+    </w:p>
+    <w:p>
+      <w:r>
+        <w:t>Keep the task boundary fixed when selecting a next action.</w:t>
+      </w:r>
+    </w:p>
+    <w:p>
+      <w:pPr>
+        <w:pStyle w:val="Heading2"/>
+      </w:pPr>
+      <w:r>
+        <w:t>Current task and response</w:t>
+      </w:r>
+    </w:p>
+    <w:p>
+      <w:pPr>
+        <w:pStyle w:val="ListBullet"/>
+      </w:pPr>
+      <w:r>
+        <w:t>Generated plan retrieves a room, books it and then answers. It calls booking necessary for helpfulness. Show the intermediate steps and give the conclusion with its scope.</w:t>
+      </w:r>
+    </w:p>
+    <w:p>
+      <w:pPr>
+        <w:pStyle w:val="Heading3"/>
+      </w:pPr>
+      <w:r>
+        <w:t>Keep the procedure fixed. Explain what changed in the inputs and result.</w:t>
+      </w:r>
+    </w:p>
+    <w:p>
+      <w:r>
+        <w:t>________________________________________________________________</w:t>
+      </w:r>
+    </w:p>
+    <w:p>
+      <w:r>
+        <w:t>________________________________________________________________</w:t>
+      </w:r>
+    </w:p>
+    <w:p>
+      <w:r>
+        <w:t>________________________________________________________________</w:t>
+      </w:r>
+    </w:p>
+    <w:p>
+      <w:r>
+        <w:t>________________________________________________________________</w:t>
+      </w:r>
+    </w:p>
+    <w:p>
+      <w:r>
+        <w:t>________________________________________________________________</w:t>
+      </w:r>
+    </w:p>
+    <w:p>
+      <w:pPr>
+        <w:pStyle w:val="Heading2"/>
+      </w:pPr>
+      <w:r>
+        <w:t>Predict the newly supplied approved card</w:t>
+      </w:r>
+    </w:p>
+    <w:p>
+      <w:pPr>
+        <w:pStyle w:val="ListBullet"/>
+      </w:pPr>
+      <w:r>
+        <w:t>Change: Supply an approved card giving height 24 metres.</w:t>
+      </w:r>
+    </w:p>
+    <w:p>
+      <w:pPr>
+        <w:pStyle w:val="Heading2"/>
+      </w:pPr>
+      <w:r>
+        <w:t>Check after predicting · reference / check after trying</w:t>
+      </w:r>
+    </w:p>
+    <w:p>
+      <w:pPr>
         <w:spacing w:line="336" w:lineRule="auto" w:after="180"/>
       </w:pPr>
+      <w:r>
+        <w:rPr>
+          <w:b/>
+        </w:rPr>
+        <w:t>Prediction</w:t>
+      </w:r>
       <w:r>
         <w:rPr>
           <w:b w:val="0"/>
         </w:rPr>
-        <w:t xml:space="preserve">Before applying the procedure, write its units, denominator or decision boundary where relevant. A partner should be able to repeat each step using the same </w:t>
+        <w:t>: The bot can retrieve it and answer 24 metres with attribution.</w:t>
+      </w:r>
+    </w:p>
+    <w:p>
+      <w:pPr>
+        <w:spacing w:line="336" w:lineRule="auto" w:after="180"/>
+      </w:pPr>
+      <w:r>
+        <w:rPr>
+          <w:b w:val="0"/>
+        </w:rPr>
+        <w:t xml:space="preserve">Reason: The missing factual </w:t>
       </w:r>
       <w:r>
         <w:rPr>
@@ -664,7 +1375,52 @@
         <w:rPr>
           <w:b w:val="0"/>
         </w:rPr>
-        <w:t>s.</w:t>
+        <w:t xml:space="preserve"> is now available within the allowed collection.</w:t>
+      </w:r>
+    </w:p>
+    <w:p>
+      <w:pPr>
+        <w:pStyle w:val="Heading2"/>
+      </w:pPr>
+      <w:r>
+        <w:t>Earlier wording, alternatives and picture transcripts · reference / check after trying</w:t>
+      </w:r>
+    </w:p>
+    <w:p>
+      <w:pPr>
+        <w:pStyle w:val="Heading3"/>
+      </w:pPr>
+      <w:r>
+        <w:t>Compare a familiar case with a changed case</w:t>
+      </w:r>
+    </w:p>
+    <w:p>
+      <w:pPr>
+        <w:pStyle w:val="Heading3"/>
+      </w:pPr>
+      <w:r>
+        <w:t>Change one thing in the pictured case</w:t>
+      </w:r>
+    </w:p>
+    <w:p>
+      <w:pPr>
+        <w:pStyle w:val="Heading1"/>
+      </w:pPr>
+      <w:r>
+        <w:t>06. Choose an allowed fallback when evidence is missing</w:t>
+      </w:r>
+    </w:p>
+    <w:p>
+      <w:r>
+        <w:t>Conditional answering authority must already be declared before a new source arrives.</w:t>
+      </w:r>
+    </w:p>
+    <w:p>
+      <w:pPr>
+        <w:pStyle w:val="Heading2"/>
+      </w:pPr>
+      <w:r>
+        <w:t>Main generated proposal and task-boundary conclusion</w:t>
       </w:r>
     </w:p>
     <w:p>
@@ -675,7 +1431,73 @@
         <w:rPr>
           <w:b w:val="0"/>
         </w:rPr>
-        <w:t xml:space="preserve">If a required </w:t>
+        <w:t xml:space="preserve">Generated </w:t>
+      </w:r>
+      <w:r>
+        <w:rPr>
+          <w:b/>
+        </w:rPr>
+        <w:t>plan</w:t>
+      </w:r>
+      <w:r>
+        <w:rPr>
+          <w:b w:val="0"/>
+        </w:rPr>
+        <w:t xml:space="preserve"> retrieves a room, books it and then answers. It calls booking necessary for helpfulness.</w:t>
+      </w:r>
+    </w:p>
+    <w:p>
+      <w:pPr>
+        <w:spacing w:line="336" w:lineRule="auto" w:after="180"/>
+      </w:pPr>
+      <w:r>
+        <w:rPr>
+          <w:b w:val="0"/>
+        </w:rPr>
+        <w:t xml:space="preserve">Booking is outside the task boundary. Execute only permitted reporting steps, with a fallback if </w:t>
+      </w:r>
+      <w:r>
+        <w:rPr>
+          <w:b/>
+        </w:rPr>
+        <w:t>evidence</w:t>
+      </w:r>
+      <w:r>
+        <w:rPr>
+          <w:b w:val="0"/>
+        </w:rPr>
+        <w:t xml:space="preserve"> is insufficient.</w:t>
+      </w:r>
+    </w:p>
+    <w:p>
+      <w:pPr>
+        <w:pStyle w:val="Heading2"/>
+      </w:pPr>
+      <w:r>
+        <w:t>Keep the reasoning’s scope</w:t>
+      </w:r>
+    </w:p>
+    <w:p>
+      <w:pPr>
+        <w:spacing w:line="336" w:lineRule="auto" w:after="180"/>
+      </w:pPr>
+      <w:r>
+        <w:rPr>
+          <w:b w:val="0"/>
+        </w:rPr>
+        <w:t xml:space="preserve">Compare the intermediate </w:t>
+      </w:r>
+      <w:r>
+        <w:rPr>
+          <w:b/>
+        </w:rPr>
+        <w:t>evidence</w:t>
+      </w:r>
+      <w:r>
+        <w:rPr>
+          <w:b w:val="0"/>
+        </w:rPr>
+        <w:t xml:space="preserve"> with the final statement. Explain why each number or decision follows from the stated </w:t>
       </w:r>
       <w:r>
         <w:rPr>
@@ -687,15 +1509,7 @@
         <w:rPr>
           <w:b w:val="0"/>
         </w:rPr>
-        <w:t xml:space="preserve"> is absent or violates the stated contract, record that condition explicitly instead of quietly replacing it with a convenient value.</w:t>
-      </w:r>
-    </w:p>
-    <w:p>
-      <w:pPr>
-        <w:pStyle w:val="Heading3"/>
-      </w:pPr>
-      <w:r>
-        <w:t>Connect the picture and the explanation</w:t>
+        <w:t>s.</w:t>
       </w:r>
     </w:p>
     <w:p>
@@ -706,7 +1520,7 @@
         <w:rPr>
           <w:b w:val="0"/>
         </w:rPr>
-        <w:t xml:space="preserve">Point to the </w:t>
+        <w:t xml:space="preserve">The conclusion belongs to this scenario and procedure; changing the </w:t>
       </w:r>
       <w:r>
         <w:rPr>
@@ -718,355 +1532,32 @@
         <w:rPr>
           <w:b w:val="0"/>
         </w:rPr>
-        <w:t>, the deciding step and the result in this week’s visual. Explain the same step in ordinary words. A picture helps when you can say what each part represents.</w:t>
-      </w:r>
-    </w:p>
-    <w:p>
-      <w:pPr>
-        <w:pStyle w:val="Heading1"/>
-      </w:pPr>
-      <w:r>
-        <w:t>04. Compare the cases</w:t>
-      </w:r>
-    </w:p>
-    <w:p>
-      <w:r>
-        <w:t>Compare the supplied cases for Planning and action selection. Identify the detail that changes the conclusion.</w:t>
-      </w:r>
-    </w:p>
-    <w:p>
-      <w:pPr>
-        <w:pStyle w:val="Heading3"/>
-      </w:pPr>
-      <w:r>
-        <w:t>Compare a familiar case with a changed case</w:t>
+        <w:t>s, evaluation population or authority can change what it establishes. Retain the raw record so a later revision can be compared honestly.</w:t>
+      </w:r>
+    </w:p>
+    <w:p>
+      <w:pPr>
+        <w:pStyle w:val="Heading2"/>
+      </w:pPr>
+      <w:r>
+        <w:t>Separate tower task and complete conditional permissions</w:t>
       </w:r>
     </w:p>
     <w:p>
       <w:pPr>
         <w:spacing w:line="336" w:lineRule="auto" w:after="180"/>
       </w:pPr>
+      <w:r>
+        <w:rPr>
+          <w:b/>
+        </w:rPr>
+        <w:t>Plan</w:t>
+      </w:r>
       <w:r>
         <w:rPr>
           <w:b w:val="0"/>
         </w:rPr>
-        <w:t xml:space="preserve">Generated </w:t>
-      </w:r>
-      <w:r>
-        <w:rPr>
-          <w:b/>
-        </w:rPr>
-        <w:t>plan</w:t>
-      </w:r>
-      <w:r>
-        <w:rPr>
-          <w:b w:val="0"/>
-        </w:rPr>
-        <w:t xml:space="preserve"> retrieves a room, books it and then answers. It calls booking necessary for helpfulness. Show the intermediate steps and give the conclusion with its scope.</w:t>
-      </w:r>
-    </w:p>
-    <w:p>
-      <w:pPr>
-        <w:pStyle w:val="Heading3"/>
-      </w:pPr>
-      <w:r>
-        <w:t>Keep the procedure fixed. Explain what changed in the inputs and result.</w:t>
-      </w:r>
-    </w:p>
-    <w:p>
-      <w:r>
-        <w:t>________________________________________________________________</w:t>
-      </w:r>
-    </w:p>
-    <w:p>
-      <w:r>
-        <w:t>________________________________________________________________</w:t>
-      </w:r>
-    </w:p>
-    <w:p>
-      <w:r>
-        <w:t>________________________________________________________________</w:t>
-      </w:r>
-    </w:p>
-    <w:p>
-      <w:r>
-        <w:t>________________________________________________________________</w:t>
-      </w:r>
-    </w:p>
-    <w:p>
-      <w:r>
-        <w:t>________________________________________________________________</w:t>
-      </w:r>
-    </w:p>
-    <w:p>
-      <w:pPr>
-        <w:pStyle w:val="Heading3"/>
-      </w:pPr>
-      <w:r>
-        <w:t>Change one thing in the pictured case</w:t>
-      </w:r>
-    </w:p>
-    <w:p>
-      <w:pPr>
-        <w:pStyle w:val="Heading3"/>
-      </w:pPr>
-      <w:r>
-        <w:t>Change one thing</w:t>
-      </w:r>
-    </w:p>
-    <w:p>
-      <w:pPr>
-        <w:spacing w:line="336" w:lineRule="auto" w:after="180"/>
-        <w:shd w:fill="F5F1FB"/>
-      </w:pPr>
-      <w:r>
-        <w:rPr>
-          <w:b w:val="0"/>
-        </w:rPr>
-        <w:t>Change: Supply an approved card giving height 24 metres.</w:t>
-      </w:r>
-    </w:p>
-    <w:p>
-      <w:pPr>
-        <w:pStyle w:val="Heading3"/>
-      </w:pPr>
-      <w:r>
-        <w:t>Predicted result</w:t>
-      </w:r>
-    </w:p>
-    <w:p>
-      <w:pPr>
-        <w:spacing w:line="336" w:lineRule="auto" w:after="180"/>
-        <w:shd w:fill="F1F6FC"/>
-      </w:pPr>
-      <w:r>
-        <w:rPr>
-          <w:b/>
-        </w:rPr>
-        <w:t>Prediction</w:t>
-      </w:r>
-      <w:r>
-        <w:rPr>
-          <w:b w:val="0"/>
-        </w:rPr>
-        <w:t>: The bot can retrieve it and answer 24 metres with attribution.</w:t>
-      </w:r>
-    </w:p>
-    <w:p>
-      <w:pPr>
-        <w:pStyle w:val="Heading3"/>
-      </w:pPr>
-      <w:r>
-        <w:t>Why the result follows</w:t>
-      </w:r>
-    </w:p>
-    <w:p>
-      <w:pPr>
-        <w:spacing w:line="336" w:lineRule="auto" w:after="180"/>
-        <w:shd w:fill="F1F6FC"/>
-      </w:pPr>
-      <w:r>
-        <w:rPr>
-          <w:b w:val="0"/>
-        </w:rPr>
-        <w:t xml:space="preserve">Reason: The missing factual </w:t>
-      </w:r>
-      <w:r>
-        <w:rPr>
-          <w:b/>
-        </w:rPr>
-        <w:t>input</w:t>
-      </w:r>
-      <w:r>
-        <w:rPr>
-          <w:b w:val="0"/>
-        </w:rPr>
-        <w:t xml:space="preserve"> is now available within the allowed collection.</w:t>
-      </w:r>
-    </w:p>
-    <w:p>
-      <w:pPr>
-        <w:pStyle w:val="Heading1"/>
-      </w:pPr>
-      <w:r>
-        <w:t>05. Words that unlock the idea</w:t>
-      </w:r>
-    </w:p>
-    <w:p>
-      <w:r>
-        <w:t>Use the vocabulary of Planning and action selection to explain a concrete decision, rather than only memorising definitions.</w:t>
-      </w:r>
-    </w:p>
-    <w:tbl>
-      <w:tblPr>
-        <w:tblStyle w:val="LightShading-Accent1"/>
-        <w:tblW w:type="auto" w:w="0"/>
-        <w:tblLook w:firstColumn="1" w:firstRow="1" w:lastColumn="0" w:lastRow="0" w:noHBand="0" w:noVBand="1" w:val="04A0"/>
-      </w:tblPr>
-      <w:tblGrid>
-        <w:gridCol w:w="5112"/>
-        <w:gridCol w:w="5112"/>
-      </w:tblGrid>
-      <w:tr>
-        <w:trPr>
-          <w:tblHeader/>
-        </w:trPr>
-        <w:tc>
-          <w:tcPr>
-            <w:tcW w:type="dxa" w:w="5112"/>
-          </w:tcPr>
-          <w:p>
-            <w:r>
-              <w:t>Word</w:t>
-            </w:r>
-          </w:p>
-        </w:tc>
-        <w:tc>
-          <w:tcPr>
-            <w:tcW w:type="dxa" w:w="5112"/>
-          </w:tcPr>
-          <w:p>
-            <w:r>
-              <w:t>Meaning</w:t>
-            </w:r>
-          </w:p>
-        </w:tc>
-      </w:tr>
-      <w:tr>
-        <w:tc>
-          <w:tcPr>
-            <w:tcW w:type="dxa" w:w="5112"/>
-          </w:tcPr>
-          <w:p>
-            <w:r>
-              <w:t>Plan</w:t>
-            </w:r>
-          </w:p>
-        </w:tc>
-        <w:tc>
-          <w:tcPr>
-            <w:tcW w:type="dxa" w:w="5112"/>
-          </w:tcPr>
-          <w:p>
-            <w:r>
-              <w:t>A proposed ordered set of steps</w:t>
-            </w:r>
-          </w:p>
-        </w:tc>
-      </w:tr>
-      <w:tr>
-        <w:tc>
-          <w:tcPr>
-            <w:tcW w:type="dxa" w:w="5112"/>
-          </w:tcPr>
-          <w:p>
-            <w:r>
-              <w:t>Prerequisite</w:t>
-            </w:r>
-          </w:p>
-        </w:tc>
-        <w:tc>
-          <w:tcPr>
-            <w:tcW w:type="dxa" w:w="5112"/>
-          </w:tcPr>
-          <w:p>
-            <w:r>
-              <w:t>A condition required before a step</w:t>
-            </w:r>
-          </w:p>
-        </w:tc>
-      </w:tr>
-      <w:tr>
-        <w:tc>
-          <w:tcPr>
-            <w:tcW w:type="dxa" w:w="5112"/>
-          </w:tcPr>
-          <w:p>
-            <w:r>
-              <w:t>Action selection</w:t>
-            </w:r>
-          </w:p>
-        </w:tc>
-        <w:tc>
-          <w:tcPr>
-            <w:tcW w:type="dxa" w:w="5112"/>
-          </w:tcPr>
-          <w:p>
-            <w:r>
-              <w:t>Choosing a permitted operation under the current state</w:t>
-            </w:r>
-          </w:p>
-        </w:tc>
-      </w:tr>
-    </w:tbl>
-    <w:p>
-      <w:pPr>
-        <w:pStyle w:val="Heading3"/>
-      </w:pPr>
-      <w:r>
-        <w:t>Use two terms to explain a step in this week’s example.</w:t>
-      </w:r>
-    </w:p>
-    <w:p>
-      <w:r>
-        <w:t>________________________________________________________________</w:t>
-      </w:r>
-    </w:p>
-    <w:p>
-      <w:r>
-        <w:t>________________________________________________________________</w:t>
-      </w:r>
-    </w:p>
-    <w:p>
-      <w:r>
-        <w:t>________________________________________________________________</w:t>
-      </w:r>
-    </w:p>
-    <w:p>
-      <w:pPr>
-        <w:pStyle w:val="Heading1"/>
-      </w:pPr>
-      <w:r>
-        <w:t>06. Follow a worked example</w:t>
-      </w:r>
-    </w:p>
-    <w:p>
-      <w:r>
-        <w:t>Follow the worked trace for Planning and action selection, predict a step, then compare with its explanation.</w:t>
-      </w:r>
-    </w:p>
-    <w:p>
-      <w:pPr>
-        <w:spacing w:line="336" w:lineRule="auto" w:after="180"/>
-      </w:pPr>
-      <w:r>
-        <w:rPr>
-          <w:b w:val="0"/>
-        </w:rPr>
-        <w:t xml:space="preserve">Generated </w:t>
-      </w:r>
-      <w:r>
-        <w:rPr>
-          <w:b/>
-        </w:rPr>
-        <w:t>plan</w:t>
-      </w:r>
-      <w:r>
-        <w:rPr>
-          <w:b w:val="0"/>
-        </w:rPr>
-        <w:t xml:space="preserve"> retrieves a room, books it and then answers. It calls booking necessary for helpfulness.</w:t>
-      </w:r>
-    </w:p>
-    <w:p>
-      <w:pPr>
-        <w:spacing w:line="336" w:lineRule="auto" w:after="180"/>
-      </w:pPr>
-      <w:r>
-        <w:rPr>
-          <w:b w:val="0"/>
-        </w:rPr>
-        <w:t xml:space="preserve">Booking is outside the task boundary. Execute only permitted reporting steps, with a fallback if </w:t>
+        <w:t xml:space="preserve"> around missing </w:t>
       </w:r>
       <w:r>
         <w:rPr>
@@ -1078,167 +1569,56 @@
         <w:rPr>
           <w:b w:val="0"/>
         </w:rPr>
-        <w:t xml:space="preserve"> is insufficient.</w:t>
-      </w:r>
-    </w:p>
-    <w:p>
-      <w:pPr>
-        <w:pStyle w:val="Heading3"/>
-      </w:pPr>
-      <w:r>
-        <w:t>Worked explanation · Planning and action selection</w:t>
+        <w:t>. A bot must answer a tower-height question using approved cards only.</w:t>
       </w:r>
     </w:p>
     <w:p>
       <w:pPr>
         <w:spacing w:line="336" w:lineRule="auto" w:after="180"/>
-        <w:shd w:fill="F1F6FC"/>
       </w:pPr>
       <w:r>
         <w:rPr>
           <w:b w:val="0"/>
         </w:rPr>
-        <w:t xml:space="preserve">Compare the intermediate </w:t>
-      </w:r>
-      <w:r>
-        <w:rPr>
-          <w:b/>
-        </w:rPr>
-        <w:t>evidence</w:t>
-      </w:r>
+        <w:t>Search finds no height card. Allowed actions: search, clarify, return unsupported, or answer from an approved card when its supporting record is present. Unapproved web access is excluded.</w:t>
+      </w:r>
+    </w:p>
+    <w:p>
+      <w:pPr>
+        <w:spacing w:line="336" w:lineRule="auto" w:after="180"/>
+      </w:pPr>
       <w:r>
         <w:rPr>
           <w:b w:val="0"/>
         </w:rPr>
-        <w:t xml:space="preserve"> with the final statement. Explain why each number or decision follows from the stated </w:t>
-      </w:r>
-      <w:r>
-        <w:rPr>
-          <w:b/>
-        </w:rPr>
-        <w:t>input</w:t>
-      </w:r>
+        <w:t>The main case is read-only room reporting; the picture is a separate tower-height task. Its declared actions include search, clarify, return unsupported, and conditionally answer from an approved supporting card. With no height card, return unsupported and ask for an approved card; unapproved web access stays excluded.</w:t>
+      </w:r>
+    </w:p>
+    <w:p>
+      <w:pPr>
+        <w:spacing w:line="336" w:lineRule="auto" w:after="180"/>
+      </w:pPr>
       <w:r>
         <w:rPr>
           <w:b w:val="0"/>
         </w:rPr>
-        <w:t>s.</w:t>
-      </w:r>
-    </w:p>
-    <w:p>
-      <w:pPr>
-        <w:spacing w:line="336" w:lineRule="auto" w:after="180"/>
-        <w:shd w:fill="F1F6FC"/>
-      </w:pPr>
-      <w:r>
-        <w:rPr>
-          <w:b w:val="0"/>
-        </w:rPr>
-        <w:t xml:space="preserve">The conclusion belongs to this scenario and procedure; changing the </w:t>
-      </w:r>
-      <w:r>
-        <w:rPr>
-          <w:b/>
-        </w:rPr>
-        <w:t>input</w:t>
-      </w:r>
-      <w:r>
-        <w:rPr>
-          <w:b w:val="0"/>
-        </w:rPr>
-        <w:t>s, evaluation population or authority can change what it establishes. Retain the raw record so a later revision can be compared honestly.</w:t>
-      </w:r>
-    </w:p>
-    <w:p>
-      <w:pPr>
-        <w:pStyle w:val="Heading3"/>
-      </w:pPr>
-      <w:r>
-        <w:t>Learn from the worked case</w:t>
-      </w:r>
-    </w:p>
-    <w:p>
-      <w:pPr>
-        <w:spacing w:line="336" w:lineRule="auto" w:after="180"/>
-      </w:pPr>
-      <w:r>
-        <w:rPr>
-          <w:b w:val="0"/>
-        </w:rPr>
-        <w:t>Cover the result before checking it. Say what is given, choose the procedure, and follow one step at a time. Then uncover the result and explain your first mismatch. Ask why a step is allowed, not only what number it produces.</w:t>
-      </w:r>
-    </w:p>
-    <w:p>
-      <w:pPr>
-        <w:pStyle w:val="Heading3"/>
-      </w:pPr>
-      <w:r>
-        <w:t>A pictorial worked case: Planning and action selection</w:t>
-      </w:r>
-    </w:p>
-    <w:p>
-      <w:pPr>
-        <w:spacing w:line="336" w:lineRule="auto" w:after="180"/>
-      </w:pPr>
-      <w:r>
-        <w:rPr>
-          <w:b/>
-        </w:rPr>
-        <w:t>Plan</w:t>
-      </w:r>
-      <w:r>
-        <w:rPr>
-          <w:b w:val="0"/>
-        </w:rPr>
-        <w:t xml:space="preserve"> around missing </w:t>
-      </w:r>
-      <w:r>
-        <w:rPr>
-          <w:b/>
-        </w:rPr>
-        <w:t>evidence</w:t>
-      </w:r>
-      <w:r>
-        <w:rPr>
-          <w:b w:val="0"/>
-        </w:rPr>
-        <w:t>. A bot must answer a tower-height question using approved cards only.</w:t>
-      </w:r>
-    </w:p>
-    <w:p>
-      <w:pPr>
-        <w:pStyle w:val="Heading3"/>
-      </w:pPr>
-      <w:r>
-        <w:t>The facts we will use</w:t>
-      </w:r>
-    </w:p>
-    <w:p>
-      <w:pPr>
-        <w:pStyle w:val="Heading3"/>
-      </w:pPr>
-      <w:r>
-        <w:t>Supplied facts</w:t>
-      </w:r>
-    </w:p>
-    <w:p>
-      <w:pPr>
-        <w:spacing w:line="336" w:lineRule="auto" w:after="180"/>
-        <w:shd w:fill="F1F6FC"/>
-      </w:pPr>
-      <w:r>
-        <w:rPr>
-          <w:b w:val="0"/>
-        </w:rPr>
-        <w:t>Search finds no height card. Allowed actions: search, clarify, return unsupported. Unapproved web access is excluded.</w:t>
+        <w:t>Supplying an approved card that states 24 metres makes that pre-authorized answer possible with attribution. The new fact satisfies an evidence prerequisite; it does not grant an extra action. This is fictional card evidence, not independently verified tower history.</w:t>
+      </w:r>
+    </w:p>
+    <w:p>
+      <w:pPr>
+        <w:pStyle w:val="Heading2"/>
+      </w:pPr>
+      <w:r>
+        <w:t>Trace absent evidence and an authorized next step</w:t>
       </w:r>
     </w:p>
     <w:p>
       <w:r>
         <w:drawing>
           <wp:inline xmlns:a="http://schemas.openxmlformats.org/drawingml/2006/main" xmlns:pic="http://schemas.openxmlformats.org/drawingml/2006/picture">
-            <wp:extent cx="5486400" cy="5261429"/>
-            <wp:docPr id="1" name="Picture 1" descr="Planning and action selection. Name missing input: A supported height answer needs an approved height record.. Select allowed action: After the empty search, return unsupported rather than inventing a number.. Explain next step: Ask for an approved source card if the question should be answered."/>
+            <wp:extent cx="5486400" cy="3182112"/>
+            <wp:docPr id="1" name="Picture 1" descr="Name missing input: A supported height answer needs an approved height record. → Select allowed action: After the empty search, return unsupported rather than inventing a number. → Explain next step: Ask for an approved source card if the question should be answered."/>
             <wp:cNvGraphicFramePr>
               <a:graphicFrameLocks noChangeAspect="1"/>
             </wp:cNvGraphicFramePr>
@@ -1246,7 +1626,7 @@
               <a:graphicData uri="http://schemas.openxmlformats.org/drawingml/2006/picture">
                 <pic:pic>
                   <pic:nvPicPr>
-                    <pic:cNvPr id="0" name="academy-visual-ai-6-14.png"/>
+                    <pic:cNvPr id="0" name="academy-story-ai-6-14-02.png"/>
                     <pic:cNvPicPr/>
                   </pic:nvPicPr>
                   <pic:blipFill>
@@ -1258,7 +1638,7 @@
                   <pic:spPr>
                     <a:xfrm>
                       <a:off x="0" y="0"/>
-                      <a:ext cx="5486400" cy="5261429"/>
+                      <a:ext cx="5486400" cy="3182112"/>
                     </a:xfrm>
                     <a:prstGeom prst="rect"/>
                   </pic:spPr>
@@ -1386,24 +1766,7 @@
     </w:p>
     <w:p>
       <w:pPr>
-        <w:pStyle w:val="Heading3"/>
-      </w:pPr>
-      <w:r>
-        <w:t>Why this result follows</w:t>
-      </w:r>
-    </w:p>
-    <w:p>
-      <w:pPr>
-        <w:pStyle w:val="Heading3"/>
-      </w:pPr>
-      <w:r>
-        <w:t>Why the result follows</w:t>
-      </w:r>
-    </w:p>
-    <w:p>
-      <w:pPr>
         <w:spacing w:line="336" w:lineRule="auto" w:after="180"/>
-        <w:shd w:fill="F1F6FC"/>
       </w:pPr>
       <w:r>
         <w:rPr>
@@ -1432,30 +1795,113 @@
     </w:p>
     <w:p>
       <w:pPr>
+        <w:pStyle w:val="Heading2"/>
+      </w:pPr>
+      <w:r>
+        <w:t>Predict supplying the 24-metre card</w:t>
+      </w:r>
+    </w:p>
+    <w:p>
+      <w:pPr>
+        <w:pStyle w:val="ListBullet"/>
+      </w:pPr>
+      <w:r>
+        <w:t>Change one thing: Supply an approved card giving height 24 metres. Predict the result before checking the explanation. What remains the same?</w:t>
+      </w:r>
+    </w:p>
+    <w:p>
+      <w:pPr>
+        <w:pStyle w:val="Heading2"/>
+      </w:pPr>
+      <w:r>
+        <w:t>Check after predicting · reference / check after trying</w:t>
+      </w:r>
+    </w:p>
+    <w:p>
+      <w:r>
+        <w:drawing>
+          <wp:inline xmlns:a="http://schemas.openxmlformats.org/drawingml/2006/main" xmlns:pic="http://schemas.openxmlformats.org/drawingml/2006/picture">
+            <wp:extent cx="5486400" cy="3026664"/>
+            <wp:docPr id="2" name="Picture 2" descr="Original case: Ask for an approved source card if the question should be answered. Changed condition: Supply an approved card giving height 24 metres. Expected result: The bot can retrieve it and answer 24 metres with attribution. Reason: The missing factual input is now available within the allowed collection."/>
+            <wp:cNvGraphicFramePr>
+              <a:graphicFrameLocks noChangeAspect="1"/>
+            </wp:cNvGraphicFramePr>
+            <a:graphic>
+              <a:graphicData uri="http://schemas.openxmlformats.org/drawingml/2006/picture">
+                <pic:pic>
+                  <pic:nvPicPr>
+                    <pic:cNvPr id="0" name="academy-story-ai-6-14-04.png"/>
+                    <pic:cNvPicPr/>
+                  </pic:nvPicPr>
+                  <pic:blipFill>
+                    <a:blip r:embed="rId10"/>
+                    <a:stretch>
+                      <a:fillRect/>
+                    </a:stretch>
+                  </pic:blipFill>
+                  <pic:spPr>
+                    <a:xfrm>
+                      <a:off x="0" y="0"/>
+                      <a:ext cx="5486400" cy="3026664"/>
+                    </a:xfrm>
+                    <a:prstGeom prst="rect"/>
+                  </pic:spPr>
+                </pic:pic>
+              </a:graphicData>
+            </a:graphic>
+          </wp:inline>
+        </w:drawing>
+      </w:r>
+    </w:p>
+    <w:p>
+      <w:pPr>
+        <w:pStyle w:val="Heading2"/>
+      </w:pPr>
+      <w:r>
+        <w:t>Explain what became supported and what remains unverified</w:t>
+      </w:r>
+    </w:p>
+    <w:p>
+      <w:pPr>
+        <w:pStyle w:val="ListBullet"/>
+      </w:pPr>
+      <w:r>
+        <w:t>Source validity still matters; the presence of a card does not independently verify its accuracy.</w:t>
+      </w:r>
+    </w:p>
+    <w:p>
+      <w:pPr>
+        <w:pStyle w:val="ListBullet"/>
+      </w:pPr>
+      <w:r>
+        <w:t>Read the labelled picture: Choose a permitted plan when no approved tower-height card exists. What new answer becomes supported after a card records 24 metres, and why could the bot not invent it earlier?</w:t>
+      </w:r>
+    </w:p>
+    <w:p>
+      <w:pPr>
+        <w:pStyle w:val="Heading2"/>
+      </w:pPr>
+      <w:r>
+        <w:t>Earlier wording, alternatives and picture transcripts · reference / check after trying</w:t>
+      </w:r>
+    </w:p>
+    <w:p>
+      <w:pPr>
         <w:pStyle w:val="Heading3"/>
       </w:pPr>
       <w:r>
-        <w:t>What this example does not establish</w:t>
-      </w:r>
-    </w:p>
-    <w:p>
-      <w:pPr>
-        <w:pStyle w:val="Heading3"/>
-      </w:pPr>
-      <w:r>
-        <w:t>Keep the stated limit</w:t>
+        <w:t>Learn from the worked case</w:t>
       </w:r>
     </w:p>
     <w:p>
       <w:pPr>
         <w:spacing w:line="336" w:lineRule="auto" w:after="180"/>
-        <w:shd w:fill="FFF5E6"/>
       </w:pPr>
       <w:r>
         <w:rPr>
           <w:b w:val="0"/>
         </w:rPr>
-        <w:t>Source validity still matters; the presence of a card does not independently verify its accuracy.</w:t>
+        <w:t>Cover the result before checking it. Say what is given, choose the procedure, and follow one step at a time. Then uncover the result and explain your first mismatch. Ask why a step is allowed, not only what number it produces.</w:t>
       </w:r>
     </w:p>
     <w:p>
@@ -1463,19 +1909,99 @@
         <w:pStyle w:val="Heading3"/>
       </w:pPr>
       <w:r>
-        <w:t>Keep the stated limit</w:t>
+        <w:t>A pictorial worked case: Planning and action selection</w:t>
+      </w:r>
+    </w:p>
+    <w:p>
+      <w:pPr>
+        <w:pStyle w:val="Heading3"/>
+      </w:pPr>
+      <w:r>
+        <w:t>The facts we will use</w:t>
+      </w:r>
+    </w:p>
+    <w:p>
+      <w:r>
+        <w:drawing>
+          <wp:inline xmlns:a="http://schemas.openxmlformats.org/drawingml/2006/main" xmlns:pic="http://schemas.openxmlformats.org/drawingml/2006/picture">
+            <wp:extent cx="5486400" cy="5261429"/>
+            <wp:docPr id="3" name="Picture 3" descr="Planning and action selection. Name missing input: A supported height answer needs an approved height record.. Select allowed action: After the empty search, return unsupported rather than inventing a number.. Explain next step: Ask for an approved source card if the question should be answered."/>
+            <wp:cNvGraphicFramePr>
+              <a:graphicFrameLocks noChangeAspect="1"/>
+            </wp:cNvGraphicFramePr>
+            <a:graphic>
+              <a:graphicData uri="http://schemas.openxmlformats.org/drawingml/2006/picture">
+                <pic:pic>
+                  <pic:nvPicPr>
+                    <pic:cNvPr id="0" name="academy-visual-ai-6-14.png"/>
+                    <pic:cNvPicPr/>
+                  </pic:nvPicPr>
+                  <pic:blipFill>
+                    <a:blip r:embed="rId11"/>
+                    <a:stretch>
+                      <a:fillRect/>
+                    </a:stretch>
+                  </pic:blipFill>
+                  <pic:spPr>
+                    <a:xfrm>
+                      <a:off x="0" y="0"/>
+                      <a:ext cx="5486400" cy="5261429"/>
+                    </a:xfrm>
+                    <a:prstGeom prst="rect"/>
+                  </pic:spPr>
+                </pic:pic>
+              </a:graphicData>
+            </a:graphic>
+          </wp:inline>
+        </w:drawing>
+      </w:r>
+    </w:p>
+    <w:p>
+      <w:pPr>
+        <w:pStyle w:val="Heading3"/>
+      </w:pPr>
+      <w:r>
+        <w:t>Why this result follows</w:t>
+      </w:r>
+    </w:p>
+    <w:p>
+      <w:pPr>
+        <w:pStyle w:val="Heading3"/>
+      </w:pPr>
+      <w:r>
+        <w:t>What this example does not establish</w:t>
+      </w:r>
+    </w:p>
+    <w:p>
+      <w:pPr>
+        <w:pStyle w:val="Heading1"/>
+      </w:pPr>
+      <w:r>
+        <w:t>07. Check authority and prerequisites as separate conditions</w:t>
+      </w:r>
+    </w:p>
+    <w:p>
+      <w:r>
+        <w:t>A plausible plan is neither approval nor proof that its inputs are ready.</w:t>
+      </w:r>
+    </w:p>
+    <w:p>
+      <w:pPr>
+        <w:pStyle w:val="Heading2"/>
+      </w:pPr>
+      <w:r>
+        <w:t>Core planning qualification and failure analysis</w:t>
       </w:r>
     </w:p>
     <w:p>
       <w:pPr>
         <w:spacing w:line="336" w:lineRule="auto" w:after="180"/>
-        <w:shd w:fill="FFF5E6"/>
       </w:pPr>
       <w:r>
         <w:rPr>
           <w:b w:val="0"/>
         </w:rPr>
-        <w:t xml:space="preserve">Read the labelled picture: Choose a permitted </w:t>
+        <w:t xml:space="preserve">A plausible </w:t>
       </w:r>
       <w:r>
         <w:rPr>
@@ -1487,74 +2013,6 @@
         <w:rPr>
           <w:b w:val="0"/>
         </w:rPr>
-        <w:t xml:space="preserve"> when no approved tower-height card exists. What new answer becomes supported after a card records 24 metres, and why could the bot not invent it earlier?</w:t>
-      </w:r>
-    </w:p>
-    <w:p>
-      <w:pPr>
-        <w:pStyle w:val="Heading3"/>
-      </w:pPr>
-      <w:r>
-        <w:t>Keep the stated limit</w:t>
-      </w:r>
-    </w:p>
-    <w:p>
-      <w:pPr>
-        <w:spacing w:line="336" w:lineRule="auto" w:after="180"/>
-        <w:shd w:fill="FFF5E6"/>
-      </w:pPr>
-      <w:r>
-        <w:rPr>
-          <w:b w:val="0"/>
-        </w:rPr>
-        <w:t>Change one thing: Supply an approved card giving height 24 metres. Predict the result before checking the ex</w:t>
-      </w:r>
-      <w:r>
-        <w:rPr>
-          <w:b/>
-        </w:rPr>
-        <w:t>plan</w:t>
-      </w:r>
-      <w:r>
-        <w:rPr>
-          <w:b w:val="0"/>
-        </w:rPr>
-        <w:t>ation. What remains the same?</w:t>
-      </w:r>
-    </w:p>
-    <w:p>
-      <w:pPr>
-        <w:pStyle w:val="Heading1"/>
-      </w:pPr>
-      <w:r>
-        <w:t>07. Find and repair a mistake</w:t>
-      </w:r>
-    </w:p>
-    <w:p>
-      <w:r>
-        <w:t>Find the unsupported step in the Planning and action selection claim and explain a repair using the supplied evidence.</w:t>
-      </w:r>
-    </w:p>
-    <w:p>
-      <w:pPr>
-        <w:spacing w:line="336" w:lineRule="auto" w:after="180"/>
-      </w:pPr>
-      <w:r>
-        <w:rPr>
-          <w:b w:val="0"/>
-        </w:rPr>
-        <w:t xml:space="preserve">A plausible </w:t>
-      </w:r>
-      <w:r>
-        <w:rPr>
-          <w:b/>
-        </w:rPr>
-        <w:t>plan</w:t>
-      </w:r>
-      <w:r>
-        <w:rPr>
-          <w:b w:val="0"/>
-        </w:rPr>
         <w:t xml:space="preserve"> is not an approval or proof that its </w:t>
       </w:r>
       <w:r>
@@ -1572,16 +2030,7 @@
     </w:p>
     <w:p>
       <w:pPr>
-        <w:pStyle w:val="Heading3"/>
-      </w:pPr>
-      <w:r>
-        <w:t>Check the claim against the facts</w:t>
-      </w:r>
-    </w:p>
-    <w:p>
-      <w:pPr>
         <w:spacing w:line="336" w:lineRule="auto" w:after="180"/>
-        <w:shd w:fill="FFF5E6"/>
       </w:pPr>
       <w:r>
         <w:rPr>
@@ -1593,7 +2042,6 @@
     <w:p>
       <w:pPr>
         <w:spacing w:line="336" w:lineRule="auto" w:after="180"/>
-        <w:shd w:fill="FFF5E6"/>
       </w:pPr>
       <w:r>
         <w:rPr>
@@ -1616,6 +2064,256 @@
     </w:p>
     <w:p>
       <w:pPr>
+        <w:pStyle w:val="Heading2"/>
+      </w:pPr>
+      <w:r>
+        <w:t>Complete action, ordering and evidence probes</w:t>
+      </w:r>
+    </w:p>
+    <w:tbl>
+      <w:tblPr>
+        <w:tblStyle w:val="LightShading-Accent1"/>
+        <w:tblW w:type="auto" w:w="0"/>
+        <w:tblLook w:firstColumn="1" w:firstRow="1" w:lastColumn="0" w:lastRow="0" w:noHBand="0" w:noVBand="1" w:val="04A0"/>
+      </w:tblPr>
+      <w:tblGrid>
+        <w:gridCol w:w="5112"/>
+        <w:gridCol w:w="5112"/>
+      </w:tblGrid>
+      <w:tr>
+        <w:trPr>
+          <w:tblHeader/>
+        </w:trPr>
+        <w:tc>
+          <w:tcPr>
+            <w:tcW w:type="dxa" w:w="5112"/>
+          </w:tcPr>
+          <w:p>
+            <w:r>
+              <w:t>Plan or prerequisite probe</w:t>
+            </w:r>
+          </w:p>
+        </w:tc>
+        <w:tc>
+          <w:tcPr>
+            <w:tcW w:type="dxa" w:w="5112"/>
+          </w:tcPr>
+          <w:p>
+            <w:r>
+              <w:t>Expected decision</w:t>
+            </w:r>
+          </w:p>
+        </w:tc>
+      </w:tr>
+      <w:tr>
+        <w:tc>
+          <w:tcPr>
+            <w:tcW w:type="dxa" w:w="5112"/>
+          </w:tcPr>
+          <w:p>
+            <w:r>
+              <w:t>Room proposal includes book</w:t>
+            </w:r>
+          </w:p>
+        </w:tc>
+        <w:tc>
+          <w:tcPr>
+            <w:tcW w:type="dxa" w:w="5112"/>
+          </w:tcPr>
+          <w:p>
+            <w:r>
+              <w:t>Reject outside task authority, regardless of helpfulness rationale</w:t>
+            </w:r>
+          </w:p>
+        </w:tc>
+      </w:tr>
+      <w:tr>
+        <w:tc>
+          <w:tcPr>
+            <w:tcW w:type="dxa" w:w="5112"/>
+          </w:tcPr>
+          <w:p>
+            <w:r>
+              <w:t>Safe reporting plan with B/12/ROOM-R evidence</w:t>
+            </w:r>
+          </w:p>
+        </w:tc>
+        <w:tc>
+          <w:tcPr>
+            <w:tcW w:type="dxa" w:w="5112"/>
+          </w:tcPr>
+          <w:p>
+            <w:r>
+              <w:t>May produce attributed report under the local contract</w:t>
+            </w:r>
+          </w:p>
+        </w:tc>
+      </w:tr>
+      <w:tr>
+        <w:tc>
+          <w:tcPr>
+            <w:tcW w:type="dxa" w:w="5112"/>
+          </w:tcPr>
+          <w:p>
+            <w:r>
+              <w:t>Safe plan with no source</w:t>
+            </w:r>
+          </w:p>
+        </w:tc>
+        <w:tc>
+          <w:tcPr>
+            <w:tcW w:type="dxa" w:w="5112"/>
+          </w:tcPr>
+          <w:p>
+            <w:r>
+              <w:t>Review before unsupported answering</w:t>
+            </w:r>
+          </w:p>
+        </w:tc>
+      </w:tr>
+      <w:tr>
+        <w:tc>
+          <w:tcPr>
+            <w:tcW w:type="dxa" w:w="5112"/>
+          </w:tcPr>
+          <w:p>
+            <w:r>
+              <w:t>Answer placed before verify</w:t>
+            </w:r>
+          </w:p>
+        </w:tc>
+        <w:tc>
+          <w:tcPr>
+            <w:tcW w:type="dxa" w:w="5112"/>
+          </w:tcPr>
+          <w:p>
+            <w:r>
+              <w:t>Reject wrong order; plausible final wording cannot fix it</w:t>
+            </w:r>
+          </w:p>
+        </w:tc>
+      </w:tr>
+      <w:tr>
+        <w:tc>
+          <w:tcPr>
+            <w:tcW w:type="dxa" w:w="5112"/>
+          </w:tcPr>
+          <w:p>
+            <w:r>
+              <w:t>Input evidence exists but belongs to a different room</w:t>
+            </w:r>
+          </w:p>
+        </w:tc>
+        <w:tc>
+          <w:tcPr>
+            <w:tcW w:type="dxa" w:w="5112"/>
+          </w:tcPr>
+          <w:p>
+            <w:r>
+              <w:t>Review; source presence alone does not establish support</w:t>
+            </w:r>
+          </w:p>
+        </w:tc>
+      </w:tr>
+      <w:tr>
+        <w:tc>
+          <w:tcPr>
+            <w:tcW w:type="dxa" w:w="5112"/>
+          </w:tcPr>
+          <w:p>
+            <w:r>
+              <w:t>Tower search lacks an approved card</w:t>
+            </w:r>
+          </w:p>
+        </w:tc>
+        <w:tc>
+          <w:tcPr>
+            <w:tcW w:type="dxa" w:w="5112"/>
+          </w:tcPr>
+          <w:p>
+            <w:r>
+              <w:t>Unsupported/clarify under the picture policy; no excluded web access</w:t>
+            </w:r>
+          </w:p>
+        </w:tc>
+      </w:tr>
+      <w:tr>
+        <w:tc>
+          <w:tcPr>
+            <w:tcW w:type="dxa" w:w="5112"/>
+          </w:tcPr>
+          <w:p>
+            <w:r>
+              <w:t>Approved tower card states 24 metres</w:t>
+            </w:r>
+          </w:p>
+        </w:tc>
+        <w:tc>
+          <w:tcPr>
+            <w:tcW w:type="dxa" w:w="5112"/>
+          </w:tcPr>
+          <w:p>
+            <w:r>
+              <w:t>Conditional permitted answer becomes evidence-supported, not new authority</w:t>
+            </w:r>
+          </w:p>
+        </w:tc>
+      </w:tr>
+      <w:tr>
+        <w:tc>
+          <w:tcPr>
+            <w:tcW w:type="dxa" w:w="5112"/>
+          </w:tcPr>
+          <w:p>
+            <w:r>
+              <w:t>A prerequisite is satisfied</w:t>
+            </w:r>
+          </w:p>
+        </w:tc>
+        <w:tc>
+          <w:tcPr>
+            <w:tcW w:type="dxa" w:w="5112"/>
+          </w:tcPr>
+          <w:p>
+            <w:r>
+              <w:t>Still check action permission; prerequisites do not expand scope</w:t>
+            </w:r>
+          </w:p>
+        </w:tc>
+      </w:tr>
+      <w:tr>
+        <w:tc>
+          <w:tcPr>
+            <w:tcW w:type="dxa" w:w="5112"/>
+          </w:tcPr>
+          <w:p>
+            <w:r>
+              <w:t>Local execution ledger contains steps</w:t>
+            </w:r>
+          </w:p>
+        </w:tc>
+        <w:tc>
+          <w:tcPr>
+            <w:tcW w:type="dxa" w:w="5112"/>
+          </w:tcPr>
+          <w:p>
+            <w:r>
+              <w:t>Shows simulated control flow, not a real booking, message or model plan</w:t>
+            </w:r>
+          </w:p>
+        </w:tc>
+      </w:tr>
+    </w:tbl>
+    <w:p>
+      <w:pPr>
+        <w:pStyle w:val="Heading2"/>
+      </w:pPr>
+      <w:r>
+        <w:t>Guided explanation and repair</w:t>
+      </w:r>
+    </w:p>
+    <w:p>
+      <w:pPr>
         <w:pStyle w:val="Heading3"/>
       </w:pPr>
       <w:r>
@@ -1649,45 +2347,93 @@
     </w:p>
     <w:p>
       <w:pPr>
+        <w:pStyle w:val="ListBullet"/>
+      </w:pPr>
+      <w:r>
+        <w:t>A report omits this qualification: A plausible plan is not an approval or proof that its prerequisites hold. Explain how omitting it could change a reader's interpretation, and write an accurate replacement.</w:t>
+      </w:r>
+    </w:p>
+    <w:p>
+      <w:pPr>
         <w:pStyle w:val="Heading3"/>
       </w:pPr>
       <w:r>
+        <w:t>State one repair and the checks you would rerun.</w:t>
+      </w:r>
+    </w:p>
+    <w:p>
+      <w:r>
+        <w:t>________________________________________________________________</w:t>
+      </w:r>
+    </w:p>
+    <w:p>
+      <w:r>
+        <w:t>________________________________________________________________</w:t>
+      </w:r>
+    </w:p>
+    <w:p>
+      <w:r>
+        <w:t>________________________________________________________________</w:t>
+      </w:r>
+    </w:p>
+    <w:p>
+      <w:r>
+        <w:t>________________________________________________________________</w:t>
+      </w:r>
+    </w:p>
+    <w:p>
+      <w:r>
+        <w:t>________________________________________________________________</w:t>
+      </w:r>
+    </w:p>
+    <w:p>
+      <w:r>
+        <w:t>________________________________________________________________</w:t>
+      </w:r>
+    </w:p>
+    <w:p>
+      <w:pPr>
+        <w:pStyle w:val="Heading2"/>
+      </w:pPr>
+      <w:r>
+        <w:t>Earlier wording, alternatives and picture transcripts · reference / check after trying</w:t>
+      </w:r>
+    </w:p>
+    <w:p>
+      <w:pPr>
+        <w:pStyle w:val="Heading3"/>
+      </w:pPr>
+      <w:r>
         <w:t>Locate the earliest unsupported step</w:t>
       </w:r>
     </w:p>
     <w:p>
       <w:pPr>
-        <w:spacing w:line="336" w:lineRule="auto" w:after="180"/>
-      </w:pPr>
-      <w:r>
-        <w:rPr>
-          <w:b w:val="0"/>
-        </w:rPr>
-        <w:t xml:space="preserve">A report omits this qualification: A plausible </w:t>
-      </w:r>
-      <w:r>
-        <w:rPr>
-          <w:b/>
-        </w:rPr>
-        <w:t>plan</w:t>
-      </w:r>
-      <w:r>
-        <w:rPr>
-          <w:b w:val="0"/>
-        </w:rPr>
-        <w:t xml:space="preserve"> is not an approval or proof that its </w:t>
-      </w:r>
-      <w:r>
-        <w:rPr>
-          <w:b/>
-        </w:rPr>
-        <w:t>prerequisite</w:t>
-      </w:r>
-      <w:r>
-        <w:rPr>
-          <w:b w:val="0"/>
-        </w:rPr>
-        <w:t>s hold. Explain how omitting it could change a reader's interpretation, and write an accurate replacement.</w:t>
+        <w:pStyle w:val="Heading1"/>
+      </w:pPr>
+      <w:r>
+        <w:t>08. Practise naming the violated permission or missing prerequisite</w:t>
+      </w:r>
+    </w:p>
+    <w:p>
+      <w:r>
+        <w:t>Explain why the next action follows from the task and current evidence.</w:t>
+      </w:r>
+    </w:p>
+    <w:p>
+      <w:pPr>
+        <w:pStyle w:val="Heading2"/>
+      </w:pPr>
+      <w:r>
+        <w:t>Current explanation and guided scope check</w:t>
+      </w:r>
+    </w:p>
+    <w:p>
+      <w:pPr>
+        <w:pStyle w:val="ListBullet"/>
+      </w:pPr>
+      <w:r>
+        <w:t>Explain the weekly mechanism in your own words. Use the worked scenario to name its input, decision rule and output.</w:t>
       </w:r>
     </w:p>
     <w:p>
@@ -1695,7 +2441,7 @@
         <w:pStyle w:val="Heading3"/>
       </w:pPr>
       <w:r>
-        <w:t>State one repair and the checks you would rerun.</w:t>
+        <w:t>Guided: restate the worked result, then name the assumption or limitation that prevents a broader conclusion.</w:t>
       </w:r>
     </w:p>
     <w:p>
@@ -1724,79 +2470,19 @@
       </w:r>
     </w:p>
     <w:p>
+      <w:pPr>
+        <w:pStyle w:val="Heading3"/>
+      </w:pPr>
+      <w:r>
+        <w:t>Explain your prediction to a partner before comparing results.</w:t>
+      </w:r>
+    </w:p>
+    <w:p>
       <w:r>
         <w:t>________________________________________________________________</w:t>
       </w:r>
     </w:p>
     <w:p>
-      <w:pPr>
-        <w:pStyle w:val="Heading1"/>
-      </w:pPr>
-      <w:r>
-        <w:t>08. Practise together</w:t>
-      </w:r>
-    </w:p>
-    <w:p>
-      <w:r>
-        <w:t>Practise Planning and action selection with support, then explain the deciding step in your own words.</w:t>
-      </w:r>
-    </w:p>
-    <w:p>
-      <w:pPr>
-        <w:spacing w:line="336" w:lineRule="auto" w:after="180"/>
-      </w:pPr>
-      <w:r>
-        <w:rPr>
-          <w:b w:val="0"/>
-        </w:rPr>
-        <w:t xml:space="preserve">Explain the weekly </w:t>
-      </w:r>
-      <w:r>
-        <w:rPr>
-          <w:b/>
-        </w:rPr>
-        <w:t>mechanism</w:t>
-      </w:r>
-      <w:r>
-        <w:rPr>
-          <w:b w:val="0"/>
-        </w:rPr>
-        <w:t xml:space="preserve"> in your own words. Use the worked scenario to name its </w:t>
-      </w:r>
-      <w:r>
-        <w:rPr>
-          <w:b/>
-        </w:rPr>
-        <w:t>input</w:t>
-      </w:r>
-      <w:r>
-        <w:rPr>
-          <w:b w:val="0"/>
-        </w:rPr>
-        <w:t xml:space="preserve">, decision rule and </w:t>
-      </w:r>
-      <w:r>
-        <w:rPr>
-          <w:b/>
-        </w:rPr>
-        <w:t>output</w:t>
-      </w:r>
-      <w:r>
-        <w:rPr>
-          <w:b w:val="0"/>
-        </w:rPr>
-        <w:t>.</w:t>
-      </w:r>
-    </w:p>
-    <w:p>
-      <w:pPr>
-        <w:pStyle w:val="Heading3"/>
-      </w:pPr>
-      <w:r>
-        <w:t>Guided: restate the worked result, then name the assumption or limitation that prevents a broader conclusion.</w:t>
-      </w:r>
-    </w:p>
-    <w:p>
       <w:r>
         <w:t>________________________________________________________________</w:t>
       </w:r>
@@ -1812,49 +2498,11 @@
       </w:r>
     </w:p>
     <w:p>
-      <w:r>
-        <w:t>________________________________________________________________</w:t>
-      </w:r>
-    </w:p>
-    <w:p>
-      <w:r>
-        <w:t>________________________________________________________________</w:t>
-      </w:r>
-    </w:p>
-    <w:p>
-      <w:pPr>
-        <w:pStyle w:val="Heading3"/>
-      </w:pPr>
-      <w:r>
-        <w:t>Explain your prediction to a partner before comparing results.</w:t>
-      </w:r>
-    </w:p>
-    <w:p>
-      <w:r>
-        <w:t>________________________________________________________________</w:t>
-      </w:r>
-    </w:p>
-    <w:p>
-      <w:r>
-        <w:t>________________________________________________________________</w:t>
-      </w:r>
-    </w:p>
-    <w:p>
-      <w:r>
-        <w:t>________________________________________________________________</w:t>
-      </w:r>
-    </w:p>
-    <w:p>
-      <w:r>
-        <w:t>________________________________________________________________</w:t>
-      </w:r>
-    </w:p>
-    <w:p>
-      <w:pPr>
-        <w:pStyle w:val="Heading3"/>
-      </w:pPr>
-      <w:r>
-        <w:t>Practise with less help: Trace the worked case</w:t>
+      <w:pPr>
+        <w:pStyle w:val="Heading2"/>
+      </w:pPr>
+      <w:r>
+        <w:t>Supported W2 record</w:t>
       </w:r>
     </w:p>
     <w:p>
@@ -2008,10 +2656,78 @@
     </w:p>
     <w:p>
       <w:pPr>
+        <w:pStyle w:val="Heading2"/>
+      </w:pPr>
+      <w:r>
+        <w:t>Individual plan-versus-approval check</w:t>
+      </w:r>
+    </w:p>
+    <w:p>
+      <w:pPr>
+        <w:pStyle w:val="ListBullet"/>
+      </w:pPr>
+      <w:r>
+        <w:t>Use the worked case for Planning and action selection. Proposed explanation: “The worked result establishes every future case”. Decide whether this explanation is supported. Point to the step or supplied fact that decides; explain your repair if needed.</w:t>
+      </w:r>
+    </w:p>
+    <w:p>
+      <w:pPr>
+        <w:pStyle w:val="ListBullet"/>
+      </w:pPr>
+      <w:r>
+        <w:t>Answer on your own before discussion. If you are unsure, say which step you need help with.</w:t>
+      </w:r>
+    </w:p>
+    <w:p>
+      <w:pPr>
+        <w:pStyle w:val="Heading2"/>
+      </w:pPr>
+      <w:r>
+        <w:t>Tower picture response</w:t>
+      </w:r>
+    </w:p>
+    <w:p>
+      <w:pPr>
+        <w:pStyle w:val="ListBullet"/>
+      </w:pPr>
+      <w:r>
+        <w:t>Choose a permitted plan when no approved tower-height card exists. What new answer becomes supported after a card records 24 metres, and why could the bot not invent it earlier?</w:t>
+      </w:r>
+    </w:p>
+    <w:p>
+      <w:pPr>
         <w:pStyle w:val="Heading3"/>
       </w:pPr>
       <w:r>
-        <w:t>Check your reasoning</w:t>
+        <w:t>My explanation using a pictured step and the given facts</w:t>
+      </w:r>
+    </w:p>
+    <w:p>
+      <w:r>
+        <w:t>________________________________________________________________</w:t>
+      </w:r>
+    </w:p>
+    <w:p>
+      <w:r>
+        <w:t>________________________________________________________________</w:t>
+      </w:r>
+    </w:p>
+    <w:p>
+      <w:r>
+        <w:t>________________________________________________________________</w:t>
+      </w:r>
+    </w:p>
+    <w:p>
+      <w:r>
+        <w:t>________________________________________________________________</w:t>
+      </w:r>
+    </w:p>
+    <w:p>
+      <w:pPr>
+        <w:pStyle w:val="Heading2"/>
+      </w:pPr>
+      <w:r>
+        <w:t>Reserve independent drafting-only message task</w:t>
       </w:r>
     </w:p>
     <w:p>
@@ -2022,31 +2738,71 @@
         <w:rPr>
           <w:b w:val="0"/>
         </w:rPr>
-        <w:t xml:space="preserve">Use the worked case for </w:t>
-      </w:r>
-      <w:r>
-        <w:rPr>
-          <w:b/>
-        </w:rPr>
-        <w:t>Plan</w:t>
-      </w:r>
+        <w:t>This is supported practice. Keep the separately named independent case for an attempt before feedback.</w:t>
+      </w:r>
+    </w:p>
+    <w:p>
+      <w:pPr>
+        <w:pStyle w:val="Heading2"/>
+      </w:pPr>
+      <w:r>
+        <w:t>Earlier wording, alternatives and picture transcripts · reference / check after trying</w:t>
+      </w:r>
+    </w:p>
+    <w:p>
+      <w:pPr>
+        <w:pStyle w:val="Heading3"/>
+      </w:pPr>
+      <w:r>
+        <w:t>Practise with less help: Trace the worked case</w:t>
+      </w:r>
+    </w:p>
+    <w:p>
+      <w:pPr>
+        <w:pStyle w:val="Heading3"/>
+      </w:pPr>
+      <w:r>
+        <w:t>Check your reasoning</w:t>
+      </w:r>
+    </w:p>
+    <w:p>
+      <w:pPr>
+        <w:pStyle w:val="Heading3"/>
+      </w:pPr>
+      <w:r>
+        <w:t>Explain the picture</w:t>
+      </w:r>
+    </w:p>
+    <w:p>
+      <w:pPr>
+        <w:pStyle w:val="Heading1"/>
+      </w:pPr>
+      <w:r>
+        <w:t>09. Run a complete proposal and runtime-fallback audit</w:t>
+      </w:r>
+    </w:p>
+    <w:p>
+      <w:r>
+        <w:t>Retain rejected proposals, permitted-stage traces and evidence failures together.</w:t>
+      </w:r>
+    </w:p>
+    <w:p>
+      <w:pPr>
+        <w:pStyle w:val="Heading2"/>
+      </w:pPr>
+      <w:r>
+        <w:t>Current booking-in-read-only-plan investigation</w:t>
+      </w:r>
+    </w:p>
+    <w:p>
+      <w:pPr>
+        <w:spacing w:line="336" w:lineRule="auto" w:after="180"/>
+      </w:pPr>
       <w:r>
         <w:rPr>
           <w:b w:val="0"/>
         </w:rPr>
-        <w:t xml:space="preserve">ning and </w:t>
-      </w:r>
-      <w:r>
-        <w:rPr>
-          <w:b/>
-        </w:rPr>
-        <w:t>action selection</w:t>
-      </w:r>
-      <w:r>
-        <w:rPr>
-          <w:b w:val="0"/>
-        </w:rPr>
-        <w:t>. Proposed ex</w:t>
+        <w:t xml:space="preserve">Generated </w:t>
       </w:r>
       <w:r>
         <w:rPr>
@@ -2058,156 +2814,185 @@
         <w:rPr>
           <w:b w:val="0"/>
         </w:rPr>
-        <w:t>ation: “The worked result establishes every future case”. Decide whether this ex</w:t>
-      </w:r>
+        <w:t xml:space="preserve"> retrieves a room, books it and then answers. It calls booking necessary for helpfulness. Show the intermediate steps and give the conclusion with its scope.</w:t>
+      </w:r>
+    </w:p>
+    <w:p>
+      <w:pPr>
+        <w:pStyle w:val="Heading2"/>
+      </w:pPr>
+      <w:r>
+        <w:t>Complete runnable proposal and source checks</w:t>
+      </w:r>
+    </w:p>
+    <w:p>
       <w:r>
         <w:rPr>
-          <w:b/>
+          <w:rFonts w:ascii="Courier New" w:hAnsi="Courier New"/>
+          <w:sz w:val="18"/>
         </w:rPr>
-        <w:t>plan</w:t>
-      </w:r>
-      <w:r>
-        <w:rPr>
-          <w:b w:val="0"/>
-        </w:rPr>
-        <w:t>ation is supported.</w:t>
-      </w:r>
-    </w:p>
-    <w:p>
-      <w:pPr>
-        <w:spacing w:line="336" w:lineRule="auto" w:after="180"/>
-      </w:pPr>
-      <w:r>
-        <w:rPr>
-          <w:b w:val="0"/>
-        </w:rPr>
-        <w:t>Point to the step or supplied fact that decides; explain your repair if needed.</w:t>
-      </w:r>
-    </w:p>
-    <w:p>
-      <w:pPr>
-        <w:spacing w:line="336" w:lineRule="auto" w:after="180"/>
-      </w:pPr>
-      <w:r>
-        <w:rPr>
-          <w:b w:val="0"/>
-        </w:rPr>
-        <w:t>Answer on your own before discussion. If you are unsure, say which step you need help with.</w:t>
-      </w:r>
-    </w:p>
-    <w:p>
-      <w:pPr>
-        <w:pStyle w:val="Heading3"/>
-      </w:pPr>
-      <w:r>
-        <w:t>Explain the picture</w:t>
-      </w:r>
-    </w:p>
-    <w:p>
-      <w:pPr>
-        <w:spacing w:line="336" w:lineRule="auto" w:after="180"/>
-        <w:shd w:fill="F5F1FB"/>
-      </w:pPr>
-      <w:r>
-        <w:rPr>
-          <w:b w:val="0"/>
-        </w:rPr>
-        <w:t xml:space="preserve">Choose a permitted </w:t>
-      </w:r>
-      <w:r>
-        <w:rPr>
-          <w:b/>
-        </w:rPr>
-        <w:t>plan</w:t>
-      </w:r>
-      <w:r>
-        <w:rPr>
-          <w:b w:val="0"/>
-        </w:rPr>
-        <w:t xml:space="preserve"> when no approved tower-height card exists. What new answer becomes supported after a card records 24 metres, and why could the bot not invent it earlier?</w:t>
-      </w:r>
-    </w:p>
-    <w:p>
-      <w:pPr>
-        <w:pStyle w:val="Heading3"/>
-      </w:pPr>
-      <w:r>
-        <w:t>My explanation using a pictured step and the given facts</w:t>
-      </w:r>
-    </w:p>
-    <w:p>
-      <w:r>
-        <w:t>________________________________________________________________</w:t>
-      </w:r>
-    </w:p>
-    <w:p>
-      <w:r>
-        <w:t>________________________________________________________________</w:t>
-      </w:r>
-    </w:p>
-    <w:p>
-      <w:r>
-        <w:t>________________________________________________________________</w:t>
-      </w:r>
-    </w:p>
-    <w:p>
-      <w:r>
-        <w:t>________________________________________________________________</w:t>
-      </w:r>
-    </w:p>
-    <w:p>
-      <w:pPr>
-        <w:spacing w:line="336" w:lineRule="auto" w:after="180"/>
-      </w:pPr>
-      <w:r>
-        <w:rPr>
-          <w:b w:val="0"/>
-        </w:rPr>
-        <w:t>This is supported practice. Keep the separately named independent case for an attempt before feedback.</w:t>
-      </w:r>
-    </w:p>
-    <w:p>
-      <w:pPr>
-        <w:pStyle w:val="Heading1"/>
-      </w:pPr>
-      <w:r>
-        <w:t>09. Run the investigation</w:t>
-      </w:r>
-    </w:p>
-    <w:p>
-      <w:r>
-        <w:t>Investigate Planning and action selection. Record the prediction, actual observation or labelled paper trace, explanation and next test separately.</w:t>
-      </w:r>
-    </w:p>
-    <w:p>
-      <w:pPr>
-        <w:pStyle w:val="Heading3"/>
-      </w:pPr>
-      <w:r>
-        <w:t>Predict, investigate and preserve the evidence</w:t>
-      </w:r>
-    </w:p>
-    <w:p>
-      <w:pPr>
-        <w:spacing w:line="336" w:lineRule="auto" w:after="180"/>
-      </w:pPr>
-      <w:r>
-        <w:rPr>
-          <w:b w:val="0"/>
-        </w:rPr>
-        <w:t xml:space="preserve">Generated </w:t>
-      </w:r>
-      <w:r>
-        <w:rPr>
-          <w:b/>
-        </w:rPr>
-        <w:t>plan</w:t>
-      </w:r>
-      <w:r>
-        <w:rPr>
-          <w:b w:val="0"/>
-        </w:rPr>
-        <w:t xml:space="preserve"> retrieves a room, books it and then answers. It calls booking necessary for helpfulness. Show the intermediate steps and give the conclusion with its scope.</w:t>
+        <w:t>"""Local read-only plan audit; no model planning, booking, messaging or web calls."""</w:t>
+        <w:br/>
+        <w:t>SAFE=['validate','retrieve','verify','answer']</w:t>
+        <w:br/>
+        <w:t>PERMITTED=frozenset(SAFE)</w:t>
+        <w:br/>
+        <w:t>SOURCE={'source_id':'ROOM-R','room_id':'B','capacity':12,'approved':True}</w:t>
+        <w:br/>
+        <w:br/>
+        <w:t>def run_plan(plan,request,source,events):</w:t>
+        <w:br/>
+        <w:t xml:space="preserve">    if type(plan) is not list or any(type(step) is not str for step in plan):</w:t>
+        <w:br/>
+        <w:t xml:space="preserve">        return {'status':'rejected_plan','reason':'invalid plan structure'}</w:t>
+        <w:br/>
+        <w:t xml:space="preserve">    # Preflight rejects the entire unsafe proposal before any simulated step.</w:t>
+        <w:br/>
+        <w:t xml:space="preserve">    if any(step not in PERMITTED for step in plan):</w:t>
+        <w:br/>
+        <w:t xml:space="preserve">        return {'status':'rejected_plan','reason':'operation outside read-only scope'}</w:t>
+        <w:br/>
+        <w:t xml:space="preserve">    if plan!=SAFE:</w:t>
+        <w:br/>
+        <w:t xml:space="preserve">        return {'status':'rejected_plan','reason':'required order or stage missing'}</w:t>
+        <w:br/>
+        <w:t xml:space="preserve">    validated=False;retrieved=None;verified=False</w:t>
+        <w:br/>
+        <w:t xml:space="preserve">    for action in plan:</w:t>
+        <w:br/>
+        <w:t xml:space="preserve">        if action not in PERMITTED:return {'status':'rejected_plan'}</w:t>
+        <w:br/>
+        <w:t xml:space="preserve">        events.append(action)</w:t>
+        <w:br/>
+        <w:t xml:space="preserve">        if action=='validate':</w:t>
+        <w:br/>
+        <w:t xml:space="preserve">            if (type(request) is not dict or set(request)!={'room_id'}</w:t>
+        <w:br/>
+        <w:t xml:space="preserve">                or type(request['room_id']) is not str or not request['room_id']):</w:t>
+        <w:br/>
+        <w:t xml:space="preserve">                return {'status':'invalid_request'}</w:t>
+        <w:br/>
+        <w:t xml:space="preserve">            validated=True</w:t>
+        <w:br/>
+        <w:t xml:space="preserve">        elif action=='retrieve':</w:t>
+        <w:br/>
+        <w:t xml:space="preserve">            if not validated:return {'status':'review','reason':'missing validation'}</w:t>
+        <w:br/>
+        <w:t xml:space="preserve">            retrieved=source  # local injected fixture, not a network lookup</w:t>
+        <w:br/>
+        <w:t xml:space="preserve">            if retrieved is None:return {'status':'review','reason':'missing approved evidence'}</w:t>
+        <w:br/>
+        <w:t xml:space="preserve">            continue</w:t>
+        <w:br/>
+        <w:t xml:space="preserve">        elif action=='verify':</w:t>
+        <w:br/>
+        <w:t xml:space="preserve">            if (type(retrieved) is not dict or</w:t>
+        <w:br/>
+        <w:t xml:space="preserve">                set(retrieved)!={'source_id','room_id','capacity','approved'} or</w:t>
+        <w:br/>
+        <w:t xml:space="preserve">                retrieved['approved'] is not True or</w:t>
+        <w:br/>
+        <w:t xml:space="preserve">                retrieved['room_id']!=request['room_id'] or</w:t>
+        <w:br/>
+        <w:t xml:space="preserve">                type(retrieved['source_id']) is not str or not retrieved['source_id'] or</w:t>
+        <w:br/>
+        <w:t xml:space="preserve">                type(retrieved['capacity']) is not int or retrieved['capacity']&lt;0):</w:t>
+        <w:br/>
+        <w:t xml:space="preserve">                return {'status':'review','reason':'evidence verification failed'}</w:t>
+        <w:br/>
+        <w:t xml:space="preserve">            verified=True</w:t>
+        <w:br/>
+        <w:t xml:space="preserve">        elif action=='answer':</w:t>
+        <w:br/>
+        <w:t xml:space="preserve">            if not verified:return {'status':'review','reason':'missing verified evidence'}</w:t>
+        <w:br/>
+        <w:t xml:space="preserve">            return {'status':'answered','room_id':retrieved['room_id'],</w:t>
+        <w:br/>
+        <w:t xml:space="preserve">                    'capacity':retrieved['capacity'],'source_id':retrieved['source_id']}</w:t>
+        <w:br/>
+        <w:t xml:space="preserve">    return {'status':'review'}</w:t>
+        <w:br/>
+        <w:br/>
+        <w:t>unsafe=['validate','retrieve','book','verify','answer']</w:t>
+        <w:br/>
+        <w:t>unsafe_events=[]</w:t>
+        <w:br/>
+        <w:t>rejected=run_plan(unsafe,{'room_id':'B'},SOURCE,unsafe_events)</w:t>
+        <w:br/>
+        <w:t>assert rejected['status']=='rejected_plan' and unsafe_events==[]</w:t>
+        <w:br/>
+        <w:t>safe_events=[]</w:t>
+        <w:br/>
+        <w:t>answer=run_plan(list(SAFE),{'room_id':'B'},SOURCE,safe_events)</w:t>
+        <w:br/>
+        <w:t>assert answer=={'status':'answered','room_id':'B','capacity':12,'source_id':'ROOM-R'}</w:t>
+        <w:br/>
+        <w:t>assert safe_events==SAFE</w:t>
+        <w:br/>
+        <w:t>missing_events=[]</w:t>
+        <w:br/>
+        <w:t>missing=run_plan(list(SAFE),{'room_id':'B'},None,missing_events)</w:t>
+        <w:br/>
+        <w:t>assert missing['status']=='review' and missing_events==['validate','retrieve']</w:t>
+        <w:br/>
+        <w:t>wrong_events=[]</w:t>
+        <w:br/>
+        <w:t>wrong=run_plan(['validate','retrieve','answer','verify'],{'room_id':'B'},SOURCE,wrong_events)</w:t>
+        <w:br/>
+        <w:t>assert wrong['status']=='rejected_plan' and wrong_events==[]</w:t>
+        <w:br/>
+        <w:t>print('Unsafe proposal rejected before all simulated work:',rejected,unsafe_events)</w:t>
+        <w:br/>
+        <w:t>print('Separately safe read-only plan:',answer,safe_events)</w:t>
+        <w:br/>
+        <w:t>print('Missing evidence runtime fallback:',missing,missing_events)</w:t>
+        <w:br/>
+        <w:t>print('Wrong-order proposal:',wrong,wrong_events)</w:t>
+        <w:br/>
+        <w:t># Separate pictured tower-card policy permits conditional supported answering too.</w:t>
+        <w:br/>
+        <w:t>def tower_reply(card):</w:t>
+        <w:br/>
+        <w:t xml:space="preserve">    if card is None:return {'status':'unsupported','next':'request an approved card'}</w:t>
+        <w:br/>
+        <w:t xml:space="preserve">    if card=={'source_id':'HEIGHT-CARD','height_m':24,'approved':True}:</w:t>
+        <w:br/>
+        <w:t xml:space="preserve">        return {'status':'answered','height_m':24,'source_id':'HEIGHT-CARD'}</w:t>
+        <w:br/>
+        <w:t xml:space="preserve">    return {'status':'review'}</w:t>
+        <w:br/>
+        <w:t>assert tower_reply(None)['status']=='unsupported'</w:t>
+        <w:br/>
+        <w:t>assert tower_reply({'source_id':'HEIGHT-CARD','height_m':24,'approved':True})['height_m']==24</w:t>
+        <w:br/>
+        <w:t>print('Tower without/with supplied approved card:',tower_reply(None),tower_reply({'source_id':'HEIGHT-CARD','height_m':24,'approved':True}))</w:t>
+        <w:br/>
+        <w:t>print('Fixtures only: the approved flag is supplied, not independent source verification; no external action executes.')</w:t>
+        <w:br/>
+      </w:r>
+    </w:p>
+    <w:p>
+      <w:pPr>
+        <w:pStyle w:val="Heading2"/>
+      </w:pPr>
+      <w:r>
+        <w:t>Expected paths, fixed-protocol scope and limits</w:t>
+      </w:r>
+    </w:p>
+    <w:p>
+      <w:pPr>
+        <w:pStyle w:val="ListNumber"/>
+      </w:pPr>
+      <w:r>
+        <w:t>Predict plan status and event list before running or tracing. The unsafe plan contains book and is rejected before simulated work. A separately safe fixed-order plan reports room B/capacity 12/source ROOM-R; missing evidence stops after retrieve with review. Wrong-order answer-before-verify is rejected at preflight. The local contract deliberately accepts one exact safe sequence; a more flexible planner would need separately declared rules. Runtime checks use supplied local evidence and a mock approved flag, not independent verification. No model planning, real tool call, booking, message delivery or web search occurs. The tower example separately includes conditional supported answering in its original declared scope.</w:t>
+      </w:r>
+    </w:p>
+    <w:p>
+      <w:pPr>
+        <w:pStyle w:val="Heading2"/>
+      </w:pPr>
+      <w:r>
+        <w:t>Evidence ledger and reflection</w:t>
       </w:r>
     </w:p>
     <w:tbl>
@@ -2359,14 +3144,6 @@
     </w:p>
     <w:p>
       <w:pPr>
-        <w:pStyle w:val="Heading3"/>
-      </w:pPr>
-      <w:r>
-        <w:t>Plan → try → check</w:t>
-      </w:r>
-    </w:p>
-    <w:p>
-      <w:pPr>
         <w:spacing w:line="336" w:lineRule="auto" w:after="180"/>
       </w:pPr>
       <w:r>
@@ -2378,46 +3155,64 @@
     </w:p>
     <w:p>
       <w:pPr>
+        <w:pStyle w:val="Heading2"/>
+      </w:pPr>
+      <w:r>
+        <w:t>Earlier wording, alternatives and picture transcripts · reference / check after trying</w:t>
+      </w:r>
+    </w:p>
+    <w:p>
+      <w:pPr>
+        <w:pStyle w:val="Heading3"/>
+      </w:pPr>
+      <w:r>
+        <w:t>Predict, investigate and preserve the evidence</w:t>
+      </w:r>
+    </w:p>
+    <w:p>
+      <w:pPr>
+        <w:pStyle w:val="Heading3"/>
+      </w:pPr>
+      <w:r>
+        <w:t>Plan → try → check</w:t>
+      </w:r>
+    </w:p>
+    <w:p>
+      <w:pPr>
         <w:pStyle w:val="Heading1"/>
       </w:pPr>
       <w:r>
-        <w:t>10. Build your understanding</w:t>
-      </w:r>
-    </w:p>
-    <w:p>
-      <w:r>
-        <w:t>Move from recall to tracing, diagnosis and transfer in Planning and action selection. Explain why each step is justified.</w:t>
-      </w:r>
-    </w:p>
-    <w:p>
-      <w:pPr>
-        <w:pStyle w:val="Heading3"/>
-      </w:pPr>
-      <w:r>
-        <w:t>Explain → apply → challenge</w:t>
+        <w:t>14. Try alone: inspect a drafting-only plan that tries to send</w:t>
+      </w:r>
+    </w:p>
+    <w:p>
+      <w:r>
+        <w:t>Use both task authority and prerequisite order in the new scenario.</w:t>
+      </w:r>
+    </w:p>
+    <w:p>
+      <w:pPr>
+        <w:pStyle w:val="Heading2"/>
+      </w:pPr>
+      <w:r>
+        <w:t>Complete independent message-plan task</w:t>
       </w:r>
     </w:p>
     <w:p>
       <w:pPr>
         <w:spacing w:line="336" w:lineRule="auto" w:after="180"/>
       </w:pPr>
+      <w:r>
+        <w:rPr>
+          <w:b/>
+        </w:rPr>
+        <w:t>Plan</w:t>
+      </w:r>
       <w:r>
         <w:rPr>
           <w:b w:val="0"/>
         </w:rPr>
-        <w:t xml:space="preserve">Explain the weekly </w:t>
-      </w:r>
-      <w:r>
-        <w:rPr>
-          <w:b/>
-        </w:rPr>
-        <w:t>mechanism</w:t>
-      </w:r>
-      <w:r>
-        <w:rPr>
-          <w:b w:val="0"/>
-        </w:rPr>
-        <w:t xml:space="preserve"> in your own words. Use the worked scenario to name its </w:t>
+        <w:t xml:space="preserve"> validates </w:t>
       </w:r>
       <w:r>
         <w:rPr>
@@ -2429,30 +3224,211 @@
         <w:rPr>
           <w:b w:val="0"/>
         </w:rPr>
-        <w:t xml:space="preserve">, decision rule and </w:t>
-      </w:r>
+        <w:t xml:space="preserve"> then sends a message before checking recipient approval. The task authorises drafting only. Locate violation.</w:t>
+      </w:r>
+    </w:p>
+    <w:p>
+      <w:pPr>
+        <w:pStyle w:val="Heading2"/>
+      </w:pPr>
+      <w:r>
+        <w:t>First attempt and support record</w:t>
+      </w:r>
+    </w:p>
+    <w:p>
+      <w:pPr>
+        <w:pStyle w:val="Heading3"/>
+      </w:pPr>
+      <w:r>
+        <w:t>My independent explanation, trace and limits</w:t>
+      </w:r>
+    </w:p>
+    <w:p>
+      <w:r>
+        <w:t>________________________________________________________________</w:t>
+      </w:r>
+    </w:p>
+    <w:p>
+      <w:r>
+        <w:t>________________________________________________________________</w:t>
+      </w:r>
+    </w:p>
+    <w:p>
+      <w:r>
+        <w:t>________________________________________________________________</w:t>
+      </w:r>
+    </w:p>
+    <w:p>
+      <w:r>
+        <w:t>________________________________________________________________</w:t>
+      </w:r>
+    </w:p>
+    <w:p>
+      <w:r>
+        <w:t>________________________________________________________________</w:t>
+      </w:r>
+    </w:p>
+    <w:p>
+      <w:r>
+        <w:t>________________________________________________________________</w:t>
+      </w:r>
+    </w:p>
+    <w:p>
+      <w:r>
+        <w:t>________________________________________________________________</w:t>
+      </w:r>
+    </w:p>
+    <w:p>
+      <w:pPr>
+        <w:spacing w:line="336" w:lineRule="auto" w:after="180"/>
+      </w:pPr>
+      <w:r>
+        <w:rPr>
+          <w:b w:val="0"/>
+        </w:rPr>
+        <w:t>Attempt this case before feedback. Record any help. Earlier examples below are further practice; a case already practised with feedback cannot establish fresh transfer.</w:t>
+      </w:r>
+    </w:p>
+    <w:p>
+      <w:pPr>
+        <w:pStyle w:val="Heading2"/>
+      </w:pPr>
+      <w:r>
+        <w:t>Feedback after trying</w:t>
+      </w:r>
+    </w:p>
+    <w:p>
+      <w:pPr>
+        <w:spacing w:line="336" w:lineRule="auto" w:after="180"/>
+      </w:pPr>
+      <w:r>
+        <w:rPr>
+          <w:b w:val="0"/>
+        </w:rPr>
+        <w:t>Attempt the independent case before hints. Record whether you worked alone, used a hint or followed a model. After feedback, fix the first unsupported step and explain why it changed.</w:t>
+      </w:r>
+    </w:p>
+    <w:p>
+      <w:pPr>
+        <w:spacing w:line="336" w:lineRule="auto" w:after="180"/>
+      </w:pPr>
+      <w:r>
+        <w:rPr>
+          <w:b w:val="0"/>
+        </w:rPr>
+        <w:t>A later check uses a changed case, not a copied answer.</w:t>
+      </w:r>
+    </w:p>
+    <w:p>
+      <w:pPr>
+        <w:pStyle w:val="Heading2"/>
+      </w:pPr>
+      <w:r>
+        <w:t>Earlier wording, alternatives and picture transcripts · reference / check after trying</w:t>
+      </w:r>
+    </w:p>
+    <w:p>
+      <w:pPr>
+        <w:pStyle w:val="Heading3"/>
+      </w:pPr>
+      <w:r>
+        <w:t>Independent case: Apply a new case independently</w:t>
+      </w:r>
+    </w:p>
+    <w:p>
+      <w:pPr>
+        <w:pStyle w:val="Heading3"/>
+      </w:pPr>
+      <w:r>
+        <w:t>Attempt this without hints</w:t>
+      </w:r>
+    </w:p>
+    <w:p>
+      <w:pPr>
+        <w:spacing w:line="336" w:lineRule="auto" w:after="180"/>
+      </w:pPr>
       <w:r>
         <w:rPr>
           <w:b/>
         </w:rPr>
-        <w:t>output</w:t>
+        <w:t>Plan</w:t>
       </w:r>
       <w:r>
         <w:rPr>
           <w:b w:val="0"/>
         </w:rPr>
-        <w:t>.</w:t>
-      </w:r>
-    </w:p>
-    <w:p>
-      <w:pPr>
-        <w:spacing w:line="336" w:lineRule="auto" w:after="180"/>
-      </w:pPr>
+        <w:t xml:space="preserve"> validates </w:t>
+      </w:r>
+      <w:r>
+        <w:rPr>
+          <w:b/>
+        </w:rPr>
+        <w:t>input</w:t>
+      </w:r>
       <w:r>
         <w:rPr>
           <w:b w:val="0"/>
         </w:rPr>
-        <w:t xml:space="preserve">A report omits this qualification: A plausible </w:t>
+        <w:t xml:space="preserve"> then sends a message before checking recipient approval. The task authorises drafting only. Locate violation.</w:t>
+      </w:r>
+    </w:p>
+    <w:p>
+      <w:pPr>
+        <w:pStyle w:val="Heading3"/>
+      </w:pPr>
+      <w:r>
+        <w:t>My independent procedure, result and limitation</w:t>
+      </w:r>
+    </w:p>
+    <w:p>
+      <w:r>
+        <w:t>________________________________________________________________</w:t>
+      </w:r>
+    </w:p>
+    <w:p>
+      <w:r>
+        <w:t>________________________________________________________________</w:t>
+      </w:r>
+    </w:p>
+    <w:p>
+      <w:r>
+        <w:t>________________________________________________________________</w:t>
+      </w:r>
+    </w:p>
+    <w:p>
+      <w:r>
+        <w:t>________________________________________________________________</w:t>
+      </w:r>
+    </w:p>
+    <w:p>
+      <w:r>
+        <w:t>________________________________________________________________</w:t>
+      </w:r>
+    </w:p>
+    <w:p>
+      <w:r>
+        <w:t>________________________________________________________________</w:t>
+      </w:r>
+    </w:p>
+    <w:p>
+      <w:r>
+        <w:t>________________________________________________________________</w:t>
+      </w:r>
+    </w:p>
+    <w:p>
+      <w:r>
+        <w:t>________________________________________________________________</w:t>
+      </w:r>
+    </w:p>
+    <w:p>
+      <w:pPr>
+        <w:spacing w:line="336" w:lineRule="auto" w:after="180"/>
+      </w:pPr>
+      <w:r>
+        <w:rPr>
+          <w:b w:val="0"/>
+        </w:rPr>
+        <w:t>Record support used: none, hint or teacher ex</w:t>
       </w:r>
       <w:r>
         <w:rPr>
@@ -2464,41 +3440,7 @@
         <w:rPr>
           <w:b w:val="0"/>
         </w:rPr>
-        <w:t xml:space="preserve"> is not an approval or proof that its </w:t>
-      </w:r>
-      <w:r>
-        <w:rPr>
-          <w:b/>
-        </w:rPr>
-        <w:t>prerequisite</w:t>
-      </w:r>
-      <w:r>
-        <w:rPr>
-          <w:b w:val="0"/>
-        </w:rPr>
-        <w:t>s hold. Explain how omitting it could change a reader's interpretation, and write an accurate replacement.</w:t>
-      </w:r>
-    </w:p>
-    <w:p>
-      <w:pPr>
-        <w:spacing w:line="336" w:lineRule="auto" w:after="180"/>
-      </w:pPr>
-      <w:r>
-        <w:rPr>
-          <w:b w:val="0"/>
-        </w:rPr>
-        <w:t>For the worked scenario, propose one additional case that could reveal a failure, describe its expected outcome before running it, and explain what would need to remain fixed for a fair comparison.</w:t>
-      </w:r>
-    </w:p>
-    <w:p>
-      <w:pPr>
-        <w:spacing w:line="336" w:lineRule="auto" w:after="180"/>
-      </w:pPr>
-      <w:r>
-        <w:rPr>
-          <w:b w:val="0"/>
-        </w:rPr>
-        <w:t>Do not reuse W4 as a new final test after receiving feedback.</w:t>
+        <w:t>ation. After feedback, a different case is needed to demonstrate independence.</w:t>
       </w:r>
     </w:p>
     <w:p>
@@ -2506,32 +3448,7 @@
         <w:pStyle w:val="Heading3"/>
       </w:pPr>
       <w:r>
-        <w:t>Explain which evidence supports your conclusion and which claim remains unproved.</w:t>
-      </w:r>
-    </w:p>
-    <w:p>
-      <w:r>
-        <w:t>________________________________________________________________</w:t>
-      </w:r>
-    </w:p>
-    <w:p>
-      <w:r>
-        <w:t>________________________________________________________________</w:t>
-      </w:r>
-    </w:p>
-    <w:p>
-      <w:r>
-        <w:t>________________________________________________________________</w:t>
-      </w:r>
-    </w:p>
-    <w:p>
-      <w:r>
-        <w:t>________________________________________________________________</w:t>
-      </w:r>
-    </w:p>
-    <w:p>
-      <w:r>
-        <w:t>________________________________________________________________</w:t>
+        <w:t>Use feedback to improve</w:t>
       </w:r>
     </w:p>
     <w:p>
@@ -2539,12 +3456,20 @@
         <w:pStyle w:val="Heading1"/>
       </w:pPr>
       <w:r>
-        <w:t>11. Connect your project</w:t>
-      </w:r>
-    </w:p>
-    <w:p>
-      <w:r>
-        <w:t>Apply this week’s idea to Grounded Learning Service. Keep an annotated decision and the evidence supporting it.</w:t>
+        <w:t>11. Save the task boundary beside the proposed and accepted plans</w:t>
+      </w:r>
+    </w:p>
+    <w:p>
+      <w:r>
+        <w:t>Keep each action’s permission, prerequisite and observed local outcome.</w:t>
+      </w:r>
+    </w:p>
+    <w:p>
+      <w:pPr>
+        <w:pStyle w:val="Heading2"/>
+      </w:pPr>
+      <w:r>
+        <w:t>Project task and artifact</w:t>
       </w:r>
     </w:p>
     <w:p>
@@ -2783,10 +3708,10 @@
     </w:tbl>
     <w:p>
       <w:pPr>
-        <w:pStyle w:val="Heading3"/>
-      </w:pPr>
-      <w:r>
-        <w:t>Evidence for your project</w:t>
+        <w:pStyle w:val="Heading2"/>
+      </w:pPr>
+      <w:r>
+        <w:t>Actual run or trace and limitations</w:t>
       </w:r>
     </w:p>
     <w:p>
@@ -2814,15 +3739,88 @@
     </w:p>
     <w:p>
       <w:pPr>
+        <w:pStyle w:val="Heading2"/>
+      </w:pPr>
+      <w:r>
+        <w:t>Earlier wording, alternatives and picture transcripts · reference / check after trying</w:t>
+      </w:r>
+    </w:p>
+    <w:p>
+      <w:pPr>
+        <w:pStyle w:val="Heading3"/>
+      </w:pPr>
+      <w:r>
+        <w:t>Evidence for your project</w:t>
+      </w:r>
+    </w:p>
+    <w:p>
+      <w:pPr>
         <w:pStyle w:val="Heading1"/>
       </w:pPr>
       <w:r>
-        <w:t>12. Show what you know</w:t>
-      </w:r>
-    </w:p>
-    <w:p>
-      <w:r>
-        <w:t>Use a genuinely new case for independent evidence. Previously discussed examples remain practice; use the separately named independent case before feedback.</w:t>
+        <w:t>16. Finish with an authorized next action and a supported claim</w:t>
+      </w:r>
+    </w:p>
+    <w:p>
+      <w:r>
+        <w:t>More planning cannot create permission or missing source facts.</w:t>
+      </w:r>
+    </w:p>
+    <w:p>
+      <w:pPr>
+        <w:pStyle w:val="Heading2"/>
+      </w:pPr>
+      <w:r>
+        <w:t>Retrieve and explain</w:t>
+      </w:r>
+    </w:p>
+    <w:p>
+      <w:pPr>
+        <w:pStyle w:val="ListBullet"/>
+      </w:pPr>
+      <w:r>
+        <w:t>Close your notes. Explain this goal in your own words: Explain the mechanism and terminology of planning and action selection</w:t>
+      </w:r>
+    </w:p>
+    <w:p>
+      <w:pPr>
+        <w:pStyle w:val="Heading3"/>
+      </w:pPr>
+      <w:r>
+        <w:t>My deciding step, evidence and one remaining question</w:t>
+      </w:r>
+    </w:p>
+    <w:p>
+      <w:r>
+        <w:t>________________________________________________________________</w:t>
+      </w:r>
+    </w:p>
+    <w:p>
+      <w:r>
+        <w:t>________________________________________________________________</w:t>
+      </w:r>
+    </w:p>
+    <w:p>
+      <w:r>
+        <w:t>________________________________________________________________</w:t>
+      </w:r>
+    </w:p>
+    <w:p>
+      <w:r>
+        <w:t>________________________________________________________________</w:t>
+      </w:r>
+    </w:p>
+    <w:p>
+      <w:r>
+        <w:t>________________________________________________________________</w:t>
+      </w:r>
+    </w:p>
+    <w:p>
+      <w:pPr>
+        <w:pStyle w:val="Heading2"/>
+      </w:pPr>
+      <w:r>
+        <w:t>Plan a changed-case return</w:t>
       </w:r>
     </w:p>
     <w:p>
@@ -2833,62 +3831,31 @@
         <w:rPr>
           <w:b w:val="0"/>
         </w:rPr>
-        <w:t>Complete the supported workbook tasks before attempting W4 independently. Record any hints or help used. After feedback, use the teacher's fresh retry rather than copying the earlier answer.</w:t>
-      </w:r>
-    </w:p>
-    <w:p>
-      <w:pPr>
-        <w:spacing w:line="336" w:lineRule="auto" w:after="180"/>
-      </w:pPr>
+        <w:t xml:space="preserve">If you are unsure, return to the worked picture and explain one arrow. If you are ready, change an </w:t>
+      </w:r>
+      <w:r>
+        <w:rPr>
+          <w:b/>
+        </w:rPr>
+        <w:t>input</w:t>
+      </w:r>
       <w:r>
         <w:rPr>
           <w:b w:val="0"/>
         </w:rPr>
-        <w:t>For a project, select a relevant new case, predict the outcome from the declared rule and preserve the result alongside any revision.</w:t>
-      </w:r>
-    </w:p>
-    <w:p>
-      <w:pPr>
-        <w:pStyle w:val="Heading3"/>
-      </w:pPr>
-      <w:r>
-        <w:t>Exit: propose one revealing change to the worked scenario. State the expected outcome and the evidence that would make you revise your explanation.</w:t>
-      </w:r>
-    </w:p>
-    <w:p>
-      <w:r>
-        <w:t>________________________________________________________________</w:t>
-      </w:r>
-    </w:p>
-    <w:p>
-      <w:r>
-        <w:t>________________________________________________________________</w:t>
-      </w:r>
-    </w:p>
-    <w:p>
-      <w:r>
-        <w:t>________________________________________________________________</w:t>
-      </w:r>
-    </w:p>
-    <w:p>
-      <w:r>
-        <w:t>________________________________________________________________</w:t>
-      </w:r>
-    </w:p>
-    <w:p>
-      <w:r>
-        <w:t>________________________________________________________________</w:t>
-      </w:r>
-    </w:p>
-    <w:p>
-      <w:pPr>
-        <w:spacing w:line="336" w:lineRule="auto" w:after="180"/>
-      </w:pPr>
+        <w:t xml:space="preserve"> or assumption and justify your </w:t>
+      </w:r>
+      <w:r>
+        <w:rPr>
+          <w:b/>
+        </w:rPr>
+        <w:t>prediction</w:t>
+      </w:r>
       <w:r>
         <w:rPr>
           <w:b w:val="0"/>
         </w:rPr>
-        <w:t>For the worked scenario, propose one additional case that could reveal a failure, describe its expected outcome before running it, and explain what would need to remain fixed for a fair comparison.</w:t>
+        <w:t>.</w:t>
       </w:r>
     </w:p>
     <w:p>
@@ -2899,14 +3866,336 @@
         <w:rPr>
           <w:b w:val="0"/>
         </w:rPr>
-        <w:t>Do not reuse W4 as a new final test after receiving feedback.</w:t>
-      </w:r>
-    </w:p>
+        <w:t xml:space="preserve">Save your workbook </w:t>
+      </w:r>
+      <w:r>
+        <w:rPr>
+          <w:b/>
+        </w:rPr>
+        <w:t>evidence</w:t>
+      </w:r>
+      <w:r>
+        <w:rPr>
+          <w:b w:val="0"/>
+        </w:rPr>
+        <w:t>. At the next review, try a different case before opening your old answer.</w:t>
+      </w:r>
+    </w:p>
+    <w:p>
+      <w:pPr>
+        <w:pStyle w:val="Heading1"/>
+      </w:pPr>
+      <w:r>
+        <w:t>Reference bank and extra practice</w:t>
+      </w:r>
+    </w:p>
+    <w:p>
+      <w:pPr>
+        <w:pStyle w:val="Heading1"/>
+      </w:pPr>
+      <w:r>
+        <w:t>05. Reference · Use service vocabulary precisely</w:t>
+      </w:r>
+    </w:p>
+    <w:p>
+      <w:r>
+        <w:t>Connect each term to an input, operation, evidence source or outcome.</w:t>
+      </w:r>
+    </w:p>
+    <w:p>
+      <w:pPr>
+        <w:pStyle w:val="Heading2"/>
+      </w:pPr>
+      <w:r>
+        <w:t>Vocabulary and your explanation</w:t>
+      </w:r>
+    </w:p>
+    <w:tbl>
+      <w:tblPr>
+        <w:tblStyle w:val="LightShading-Accent1"/>
+        <w:tblW w:type="auto" w:w="0"/>
+        <w:tblLook w:firstColumn="1" w:firstRow="1" w:lastColumn="0" w:lastRow="0" w:noHBand="0" w:noVBand="1" w:val="04A0"/>
+      </w:tblPr>
+      <w:tblGrid>
+        <w:gridCol w:w="5112"/>
+        <w:gridCol w:w="5112"/>
+      </w:tblGrid>
+      <w:tr>
+        <w:trPr>
+          <w:tblHeader/>
+        </w:trPr>
+        <w:tc>
+          <w:tcPr>
+            <w:tcW w:type="dxa" w:w="5112"/>
+          </w:tcPr>
+          <w:p>
+            <w:r>
+              <w:t>Word</w:t>
+            </w:r>
+          </w:p>
+        </w:tc>
+        <w:tc>
+          <w:tcPr>
+            <w:tcW w:type="dxa" w:w="5112"/>
+          </w:tcPr>
+          <w:p>
+            <w:r>
+              <w:t>Meaning</w:t>
+            </w:r>
+          </w:p>
+        </w:tc>
+      </w:tr>
+      <w:tr>
+        <w:tc>
+          <w:tcPr>
+            <w:tcW w:type="dxa" w:w="5112"/>
+          </w:tcPr>
+          <w:p>
+            <w:r>
+              <w:t>Plan</w:t>
+            </w:r>
+          </w:p>
+        </w:tc>
+        <w:tc>
+          <w:tcPr>
+            <w:tcW w:type="dxa" w:w="5112"/>
+          </w:tcPr>
+          <w:p>
+            <w:r>
+              <w:t>A proposed ordered set of steps</w:t>
+            </w:r>
+          </w:p>
+        </w:tc>
+      </w:tr>
+      <w:tr>
+        <w:tc>
+          <w:tcPr>
+            <w:tcW w:type="dxa" w:w="5112"/>
+          </w:tcPr>
+          <w:p>
+            <w:r>
+              <w:t>Prerequisite</w:t>
+            </w:r>
+          </w:p>
+        </w:tc>
+        <w:tc>
+          <w:tcPr>
+            <w:tcW w:type="dxa" w:w="5112"/>
+          </w:tcPr>
+          <w:p>
+            <w:r>
+              <w:t>A condition required before a step</w:t>
+            </w:r>
+          </w:p>
+        </w:tc>
+      </w:tr>
+      <w:tr>
+        <w:tc>
+          <w:tcPr>
+            <w:tcW w:type="dxa" w:w="5112"/>
+          </w:tcPr>
+          <w:p>
+            <w:r>
+              <w:t>Action selection</w:t>
+            </w:r>
+          </w:p>
+        </w:tc>
+        <w:tc>
+          <w:tcPr>
+            <w:tcW w:type="dxa" w:w="5112"/>
+          </w:tcPr>
+          <w:p>
+            <w:r>
+              <w:t>Choosing a permitted operation under the current state</w:t>
+            </w:r>
+          </w:p>
+        </w:tc>
+      </w:tr>
+    </w:tbl>
     <w:p>
       <w:pPr>
         <w:pStyle w:val="Heading3"/>
       </w:pPr>
       <w:r>
+        <w:t>Use two terms to explain a step in this week’s example.</w:t>
+      </w:r>
+    </w:p>
+    <w:p>
+      <w:r>
+        <w:t>________________________________________________________________</w:t>
+      </w:r>
+    </w:p>
+    <w:p>
+      <w:r>
+        <w:t>________________________________________________________________</w:t>
+      </w:r>
+    </w:p>
+    <w:p>
+      <w:r>
+        <w:t>________________________________________________________________</w:t>
+      </w:r>
+    </w:p>
+    <w:p>
+      <w:pPr>
+        <w:pStyle w:val="Heading1"/>
+      </w:pPr>
+      <w:r>
+        <w:t>10. Extra challenge · Explain a stronger case</w:t>
+      </w:r>
+    </w:p>
+    <w:p>
+      <w:r>
+        <w:t>Choose the next challenge after the main route.</w:t>
+      </w:r>
+    </w:p>
+    <w:p>
+      <w:pPr>
+        <w:pStyle w:val="Heading2"/>
+      </w:pPr>
+      <w:r>
+        <w:t>Explain,repair and extend</w:t>
+      </w:r>
+    </w:p>
+    <w:p>
+      <w:pPr>
+        <w:pStyle w:val="Heading3"/>
+      </w:pPr>
+      <w:r>
+        <w:t>Explain → apply → challenge</w:t>
+      </w:r>
+    </w:p>
+    <w:p>
+      <w:pPr>
+        <w:pStyle w:val="ListBullet"/>
+      </w:pPr>
+      <w:r>
+        <w:t>Explain the weekly mechanism in your own words. Use the worked scenario to name its input, decision rule and output.</w:t>
+      </w:r>
+    </w:p>
+    <w:p>
+      <w:pPr>
+        <w:pStyle w:val="ListBullet"/>
+      </w:pPr>
+      <w:r>
+        <w:t>A report omits this qualification: A plausible plan is not an approval or proof that its prerequisites hold. Explain how omitting it could change a reader's interpretation, and write an accurate replacement.</w:t>
+      </w:r>
+    </w:p>
+    <w:p>
+      <w:pPr>
+        <w:pStyle w:val="ListBullet"/>
+      </w:pPr>
+      <w:r>
+        <w:t>For the worked scenario, propose one additional case that could reveal a failure, describe its expected outcome before running it, and explain what would need to remain fixed for a fair comparison. Do not reuse W4 as a new final test after receiving feedback.</w:t>
+      </w:r>
+    </w:p>
+    <w:p>
+      <w:pPr>
+        <w:pStyle w:val="Heading3"/>
+      </w:pPr>
+      <w:r>
+        <w:t>Explain which evidence supports your conclusion and which claim remains unproved.</w:t>
+      </w:r>
+    </w:p>
+    <w:p>
+      <w:r>
+        <w:t>________________________________________________________________</w:t>
+      </w:r>
+    </w:p>
+    <w:p>
+      <w:r>
+        <w:t>________________________________________________________________</w:t>
+      </w:r>
+    </w:p>
+    <w:p>
+      <w:r>
+        <w:t>________________________________________________________________</w:t>
+      </w:r>
+    </w:p>
+    <w:p>
+      <w:r>
+        <w:t>________________________________________________________________</w:t>
+      </w:r>
+    </w:p>
+    <w:p>
+      <w:r>
+        <w:t>________________________________________________________________</w:t>
+      </w:r>
+    </w:p>
+    <w:p>
+      <w:pPr>
+        <w:pStyle w:val="Heading1"/>
+      </w:pPr>
+      <w:r>
+        <w:t>12. Reference · Check the service reasoning and its limits</w:t>
+      </w:r>
+    </w:p>
+    <w:p>
+      <w:r>
+        <w:t>Use after practice; keep the selected independent case for its first attempt.</w:t>
+      </w:r>
+    </w:p>
+    <w:p>
+      <w:pPr>
+        <w:pStyle w:val="Heading2"/>
+      </w:pPr>
+      <w:r>
+        <w:t>Current explanation and response</w:t>
+      </w:r>
+    </w:p>
+    <w:p>
+      <w:pPr>
+        <w:pStyle w:val="ListBullet"/>
+      </w:pPr>
+      <w:r>
+        <w:t>Complete the supported workbook tasks before attempting W4 independently. Record any hints or help used. After feedback, use the teacher's fresh retry rather than copying the earlier answer. For a project, select a relevant new case, predict the outcome from the declared rule and preserve the result alongside any revision.</w:t>
+      </w:r>
+    </w:p>
+    <w:p>
+      <w:pPr>
+        <w:pStyle w:val="Heading3"/>
+      </w:pPr>
+      <w:r>
+        <w:t>Exit: propose one revealing change to the worked scenario. State the expected outcome and the evidence that would make you revise your explanation.</w:t>
+      </w:r>
+    </w:p>
+    <w:p>
+      <w:r>
+        <w:t>________________________________________________________________</w:t>
+      </w:r>
+    </w:p>
+    <w:p>
+      <w:r>
+        <w:t>________________________________________________________________</w:t>
+      </w:r>
+    </w:p>
+    <w:p>
+      <w:r>
+        <w:t>________________________________________________________________</w:t>
+      </w:r>
+    </w:p>
+    <w:p>
+      <w:r>
+        <w:t>________________________________________________________________</w:t>
+      </w:r>
+    </w:p>
+    <w:p>
+      <w:r>
+        <w:t>________________________________________________________________</w:t>
+      </w:r>
+    </w:p>
+    <w:p>
+      <w:pPr>
+        <w:pStyle w:val="ListBullet"/>
+      </w:pPr>
+      <w:r>
+        <w:t>For the worked scenario, propose one additional case that could reveal a failure, describe its expected outcome before running it, and explain what would need to remain fixed for a fair comparison. Do not reuse W4 as a new final test after receiving feedback.</w:t>
+      </w:r>
+    </w:p>
+    <w:p>
+      <w:pPr>
+        <w:pStyle w:val="Heading3"/>
+      </w:pPr>
+      <w:r>
         <w:t>My limited claim and a useful next check</w:t>
       </w:r>
     </w:p>
@@ -2935,12 +4224,20 @@
         <w:pStyle w:val="Heading1"/>
       </w:pPr>
       <w:r>
-        <w:t>13. Study a complete case</w:t>
-      </w:r>
-    </w:p>
-    <w:p>
-      <w:r>
-        <w:t>Revisit the complete Planning and action selection case for supported practice. Repeated examples do not become fresh assessments.</w:t>
+        <w:t>13. Extra practice · Revisit the complete trace</w:t>
+      </w:r>
+    </w:p>
+    <w:p>
+      <w:r>
+        <w:t>Predict before reading the supplied steps.</w:t>
+      </w:r>
+    </w:p>
+    <w:p>
+      <w:pPr>
+        <w:pStyle w:val="Heading2"/>
+      </w:pPr>
+      <w:r>
+        <w:t>Complete trace and evidence</w:t>
       </w:r>
     </w:p>
     <w:p>
@@ -3109,254 +4406,20 @@
         <w:pStyle w:val="Heading1"/>
       </w:pPr>
       <w:r>
-        <w:t>14. Try a new case independently</w:t>
-      </w:r>
-    </w:p>
-    <w:p>
-      <w:r>
-        <w:t>Attempt the reserved new case before feedback. Record support; the earlier examples below remain additional practice.</w:t>
-      </w:r>
-    </w:p>
-    <w:p>
-      <w:pPr>
-        <w:pStyle w:val="Heading3"/>
-      </w:pPr>
-      <w:r>
-        <w:t>Independent case: Apply a new case independently</w:t>
-      </w:r>
-    </w:p>
-    <w:p>
-      <w:pPr>
-        <w:spacing w:line="336" w:lineRule="auto" w:after="180"/>
-      </w:pPr>
-      <w:r>
-        <w:rPr>
-          <w:b/>
-        </w:rPr>
-        <w:t>Plan</w:t>
-      </w:r>
-      <w:r>
-        <w:rPr>
-          <w:b w:val="0"/>
-        </w:rPr>
-        <w:t xml:space="preserve"> validates </w:t>
-      </w:r>
-      <w:r>
-        <w:rPr>
-          <w:b/>
-        </w:rPr>
-        <w:t>input</w:t>
-      </w:r>
-      <w:r>
-        <w:rPr>
-          <w:b w:val="0"/>
-        </w:rPr>
-        <w:t xml:space="preserve"> then sends a message before checking recipient approval. The task authorises drafting only. Locate violation.</w:t>
-      </w:r>
-    </w:p>
-    <w:p>
-      <w:pPr>
-        <w:pStyle w:val="Heading3"/>
-      </w:pPr>
-      <w:r>
-        <w:t>My independent explanation, trace and limits</w:t>
-      </w:r>
-    </w:p>
-    <w:p>
-      <w:r>
-        <w:t>________________________________________________________________</w:t>
-      </w:r>
-    </w:p>
-    <w:p>
-      <w:r>
-        <w:t>________________________________________________________________</w:t>
-      </w:r>
-    </w:p>
-    <w:p>
-      <w:r>
-        <w:t>________________________________________________________________</w:t>
-      </w:r>
-    </w:p>
-    <w:p>
-      <w:r>
-        <w:t>________________________________________________________________</w:t>
-      </w:r>
-    </w:p>
-    <w:p>
-      <w:r>
-        <w:t>________________________________________________________________</w:t>
-      </w:r>
-    </w:p>
-    <w:p>
-      <w:r>
-        <w:t>________________________________________________________________</w:t>
-      </w:r>
-    </w:p>
-    <w:p>
-      <w:r>
-        <w:t>________________________________________________________________</w:t>
-      </w:r>
-    </w:p>
-    <w:p>
-      <w:pPr>
-        <w:spacing w:line="336" w:lineRule="auto" w:after="180"/>
-      </w:pPr>
-      <w:r>
-        <w:rPr>
-          <w:b w:val="0"/>
-        </w:rPr>
-        <w:t>Attempt this case before feedback. Record any help. Earlier examples below are further practice; a case already practised with feedback cannot establish fresh transfer.</w:t>
-      </w:r>
-    </w:p>
-    <w:p>
-      <w:pPr>
-        <w:pStyle w:val="Heading3"/>
-      </w:pPr>
-      <w:r>
-        <w:t>Attempt this without hints</w:t>
-      </w:r>
-    </w:p>
-    <w:p>
-      <w:pPr>
-        <w:spacing w:line="336" w:lineRule="auto" w:after="180"/>
-      </w:pPr>
-      <w:r>
-        <w:rPr>
-          <w:b/>
-        </w:rPr>
-        <w:t>Plan</w:t>
-      </w:r>
-      <w:r>
-        <w:rPr>
-          <w:b w:val="0"/>
-        </w:rPr>
-        <w:t xml:space="preserve"> validates </w:t>
-      </w:r>
-      <w:r>
-        <w:rPr>
-          <w:b/>
-        </w:rPr>
-        <w:t>input</w:t>
-      </w:r>
-      <w:r>
-        <w:rPr>
-          <w:b w:val="0"/>
-        </w:rPr>
-        <w:t xml:space="preserve"> then sends a message before checking recipient approval. The task authorises drafting only. Locate violation.</w:t>
-      </w:r>
-    </w:p>
-    <w:p>
-      <w:pPr>
-        <w:pStyle w:val="Heading3"/>
-      </w:pPr>
-      <w:r>
-        <w:t>My independent procedure, result and limitation</w:t>
-      </w:r>
-    </w:p>
-    <w:p>
-      <w:r>
-        <w:t>________________________________________________________________</w:t>
-      </w:r>
-    </w:p>
-    <w:p>
-      <w:r>
-        <w:t>________________________________________________________________</w:t>
-      </w:r>
-    </w:p>
-    <w:p>
-      <w:r>
-        <w:t>________________________________________________________________</w:t>
-      </w:r>
-    </w:p>
-    <w:p>
-      <w:r>
-        <w:t>________________________________________________________________</w:t>
-      </w:r>
-    </w:p>
-    <w:p>
-      <w:r>
-        <w:t>________________________________________________________________</w:t>
-      </w:r>
-    </w:p>
-    <w:p>
-      <w:r>
-        <w:t>________________________________________________________________</w:t>
-      </w:r>
-    </w:p>
-    <w:p>
-      <w:r>
-        <w:t>________________________________________________________________</w:t>
-      </w:r>
-    </w:p>
-    <w:p>
-      <w:r>
-        <w:t>________________________________________________________________</w:t>
-      </w:r>
-    </w:p>
-    <w:p>
-      <w:pPr>
-        <w:spacing w:line="336" w:lineRule="auto" w:after="180"/>
-      </w:pPr>
-      <w:r>
-        <w:rPr>
-          <w:b w:val="0"/>
-        </w:rPr>
-        <w:t>Record support used: none, hint or teacher ex</w:t>
-      </w:r>
-      <w:r>
-        <w:rPr>
-          <w:b/>
-        </w:rPr>
-        <w:t>plan</w:t>
-      </w:r>
-      <w:r>
-        <w:rPr>
-          <w:b w:val="0"/>
-        </w:rPr>
-        <w:t>ation. After feedback, a different case is needed to demonstrate independence.</w:t>
-      </w:r>
-    </w:p>
-    <w:p>
-      <w:pPr>
-        <w:pStyle w:val="Heading3"/>
-      </w:pPr>
-      <w:r>
-        <w:t>Use feedback to improve</w:t>
-      </w:r>
-    </w:p>
-    <w:p>
-      <w:pPr>
-        <w:spacing w:line="336" w:lineRule="auto" w:after="180"/>
-      </w:pPr>
-      <w:r>
-        <w:rPr>
-          <w:b w:val="0"/>
-        </w:rPr>
-        <w:t>Attempt the independent case before hints. Record whether you worked alone, used a hint or followed a model. After feedback, fix the first unsupported step and explain why it changed.</w:t>
-      </w:r>
-    </w:p>
-    <w:p>
-      <w:pPr>
-        <w:spacing w:line="336" w:lineRule="auto" w:after="180"/>
-      </w:pPr>
-      <w:r>
-        <w:rPr>
-          <w:b w:val="0"/>
-        </w:rPr>
-        <w:t>A later check uses a changed case, not a copied answer.</w:t>
-      </w:r>
-    </w:p>
-    <w:p>
-      <w:pPr>
-        <w:pStyle w:val="Heading1"/>
-      </w:pPr>
-      <w:r>
-        <w:t>15. Your lesson route</w:t>
-      </w:r>
-    </w:p>
-    <w:p>
-      <w:r>
-        <w:t>Use this map to navigate Planning and action selection, connect the goals to tasks and keep one evidence record for each attempt.</w:t>
+        <w:t>15. Reference · The earlier route checklist</w:t>
+      </w:r>
+    </w:p>
+    <w:p>
+      <w:r>
+        <w:t>Use one main route rather than repeating the lesson.</w:t>
+      </w:r>
+    </w:p>
+    <w:p>
+      <w:pPr>
+        <w:pStyle w:val="Heading2"/>
+      </w:pPr>
+      <w:r>
+        <w:t>Targets,route and first prediction</w:t>
       </w:r>
     </w:p>
     <w:p>
@@ -3559,12 +4622,117 @@
         <w:pStyle w:val="Heading1"/>
       </w:pPr>
       <w:r>
-        <w:t>16. Finish and return</w:t>
-      </w:r>
-    </w:p>
-    <w:p>
-      <w:r>
-        <w:t>Explain Planning and action selection without notes, identify a remaining question and plan a later check with a changed case.</w:t>
+        <w:t>17. Extra practice · Predict,check and repair</w:t>
+      </w:r>
+    </w:p>
+    <w:p>
+      <w:r>
+        <w:t>Keep supported feedback separate from the independent case.</w:t>
+      </w:r>
+    </w:p>
+    <w:p>
+      <w:pPr>
+        <w:pStyle w:val="Heading2"/>
+      </w:pPr>
+      <w:r>
+        <w:t>First supported question and optional hint</w:t>
+      </w:r>
+    </w:p>
+    <w:p>
+      <w:pPr>
+        <w:pStyle w:val="ListBullet"/>
+      </w:pPr>
+      <w:r>
+        <w:t>Plan around missing evidence. A bot must answer a tower-height question using approved cards only.</w:t>
+      </w:r>
+    </w:p>
+    <w:p>
+      <w:pPr>
+        <w:pStyle w:val="Heading3"/>
+      </w:pPr>
+      <w:r>
+        <w:t>Practice 1: explain the deciding evidence</w:t>
+      </w:r>
+    </w:p>
+    <w:p>
+      <w:pPr>
+        <w:pStyle w:val="ListBullet"/>
+      </w:pPr>
+      <w:r>
+        <w:t>Which labelled step matches this detail? Ask for an approved source card if the question should be answered.</w:t>
+      </w:r>
+    </w:p>
+    <w:p>
+      <w:pPr>
+        <w:pStyle w:val="ListBullet"/>
+      </w:pPr>
+      <w:r>
+        <w:t>1. Select allowed action</w:t>
+      </w:r>
+    </w:p>
+    <w:p>
+      <w:pPr>
+        <w:pStyle w:val="ListBullet"/>
+      </w:pPr>
+      <w:r>
+        <w:t>2. Explain next step</w:t>
+      </w:r>
+    </w:p>
+    <w:p>
+      <w:pPr>
+        <w:pStyle w:val="ListBullet"/>
+      </w:pPr>
+      <w:r>
+        <w:t>3. Name missing input</w:t>
+      </w:r>
+    </w:p>
+    <w:p>
+      <w:pPr>
+        <w:pStyle w:val="Heading3"/>
+      </w:pPr>
+      <w:r>
+        <w:t>My selected conclusion, deciding fact and explanation</w:t>
+      </w:r>
+    </w:p>
+    <w:p>
+      <w:r>
+        <w:t>________________________________________________________________</w:t>
+      </w:r>
+    </w:p>
+    <w:p>
+      <w:r>
+        <w:t>________________________________________________________________</w:t>
+      </w:r>
+    </w:p>
+    <w:p>
+      <w:r>
+        <w:t>________________________________________________________________</w:t>
+      </w:r>
+    </w:p>
+    <w:p>
+      <w:r>
+        <w:t>________________________________________________________________</w:t>
+      </w:r>
+    </w:p>
+    <w:p>
+      <w:r>
+        <w:t>________________________________________________________________</w:t>
+      </w:r>
+    </w:p>
+    <w:p>
+      <w:pPr>
+        <w:pStyle w:val="ListBullet"/>
+      </w:pPr>
+      <w:r>
+        <w:t>Hint if needed: Read the steps in the pictorial case. Match the supplied detail to the stage that performs or records it.</w:t>
+      </w:r>
+    </w:p>
+    <w:p>
+      <w:pPr>
+        <w:pStyle w:val="Heading2"/>
+      </w:pPr>
+      <w:r>
+        <w:t>Check after the first attempt · reference / check after trying</w:t>
       </w:r>
     </w:p>
     <w:p>
@@ -3575,7 +4743,205 @@
         <w:rPr>
           <w:b w:val="0"/>
         </w:rPr>
-        <w:t xml:space="preserve">Close your notes. Explain this goal in your own words: Explain the </w:t>
+        <w:t>After your attempt, compare with the supported ex</w:t>
+      </w:r>
+      <w:r>
+        <w:rPr>
+          <w:b/>
+        </w:rPr>
+        <w:t>plan</w:t>
+      </w:r>
+      <w:r>
+        <w:rPr>
+          <w:b w:val="0"/>
+        </w:rPr>
+        <w:t xml:space="preserve">ation: Explain next step Ask for an approved source card if the question should be answered. </w:t>
+      </w:r>
+      <w:r>
+        <w:rPr>
+          <w:b/>
+        </w:rPr>
+        <w:t>Plan</w:t>
+      </w:r>
+      <w:r>
+        <w:rPr>
+          <w:b w:val="0"/>
+        </w:rPr>
+        <w:t xml:space="preserve">ning selects useful actions within available </w:t>
+      </w:r>
+      <w:r>
+        <w:rPr>
+          <w:b/>
+        </w:rPr>
+        <w:t>evidence</w:t>
+      </w:r>
+      <w:r>
+        <w:rPr>
+          <w:b w:val="0"/>
+        </w:rPr>
+        <w:t xml:space="preserve"> and authority.</w:t>
+      </w:r>
+    </w:p>
+    <w:p>
+      <w:pPr>
+        <w:spacing w:line="336" w:lineRule="auto" w:after="180"/>
+      </w:pPr>
+      <w:r>
+        <w:rPr>
+          <w:b w:val="0"/>
+        </w:rPr>
+        <w:t>More steps cannot create permission to access an excluded source.</w:t>
+      </w:r>
+    </w:p>
+    <w:p>
+      <w:pPr>
+        <w:pStyle w:val="Heading2"/>
+      </w:pPr>
+      <w:r>
+        <w:t>Changed-case question and optional hint</w:t>
+      </w:r>
+    </w:p>
+    <w:p>
+      <w:pPr>
+        <w:pStyle w:val="Heading3"/>
+      </w:pPr>
+      <w:r>
+        <w:t>Practice 2: explain the deciding evidence</w:t>
+      </w:r>
+    </w:p>
+    <w:p>
+      <w:pPr>
+        <w:pStyle w:val="ListBullet"/>
+      </w:pPr>
+      <w:r>
+        <w:t>Changed-case practice: Supply an approved card giving height 24 metres. Which conclusion is supported by the supplied facts?</w:t>
+      </w:r>
+    </w:p>
+    <w:p>
+      <w:pPr>
+        <w:pStyle w:val="ListBullet"/>
+      </w:pPr>
+      <w:r>
+        <w:t>1. We can decide the result without examining the changed input or the procedure.</w:t>
+      </w:r>
+    </w:p>
+    <w:p>
+      <w:pPr>
+        <w:pStyle w:val="ListBullet"/>
+      </w:pPr>
+      <w:r>
+        <w:t>2. This one example guarantees correct results for every future input.</w:t>
+      </w:r>
+    </w:p>
+    <w:p>
+      <w:pPr>
+        <w:pStyle w:val="ListBullet"/>
+      </w:pPr>
+      <w:r>
+        <w:t>3. The bot can retrieve it and answer 24 metres with attribution.</w:t>
+      </w:r>
+    </w:p>
+    <w:p>
+      <w:pPr>
+        <w:pStyle w:val="Heading3"/>
+      </w:pPr>
+      <w:r>
+        <w:t>My selected conclusion, deciding fact and explanation</w:t>
+      </w:r>
+    </w:p>
+    <w:p>
+      <w:r>
+        <w:t>________________________________________________________________</w:t>
+      </w:r>
+    </w:p>
+    <w:p>
+      <w:r>
+        <w:t>________________________________________________________________</w:t>
+      </w:r>
+    </w:p>
+    <w:p>
+      <w:r>
+        <w:t>________________________________________________________________</w:t>
+      </w:r>
+    </w:p>
+    <w:p>
+      <w:r>
+        <w:t>________________________________________________________________</w:t>
+      </w:r>
+    </w:p>
+    <w:p>
+      <w:r>
+        <w:t>________________________________________________________________</w:t>
+      </w:r>
+    </w:p>
+    <w:p>
+      <w:pPr>
+        <w:pStyle w:val="ListBullet"/>
+      </w:pPr>
+      <w:r>
+        <w:t>Hint if needed: Use the changed condition and the deciding step in the pictorial trace. The answer must say what follows from those facts.</w:t>
+      </w:r>
+    </w:p>
+    <w:p>
+      <w:pPr>
+        <w:pStyle w:val="Heading2"/>
+      </w:pPr>
+      <w:r>
+        <w:t>Check after the changed attempt · reference / check after trying</w:t>
+      </w:r>
+    </w:p>
+    <w:p>
+      <w:pPr>
+        <w:spacing w:line="336" w:lineRule="auto" w:after="180"/>
+      </w:pPr>
+      <w:r>
+        <w:rPr>
+          <w:b w:val="0"/>
+        </w:rPr>
+        <w:t>After your attempt, compare with the supported ex</w:t>
+      </w:r>
+      <w:r>
+        <w:rPr>
+          <w:b/>
+        </w:rPr>
+        <w:t>plan</w:t>
+      </w:r>
+      <w:r>
+        <w:rPr>
+          <w:b w:val="0"/>
+        </w:rPr>
+        <w:t xml:space="preserve">ation: The bot can retrieve it and answer 24 metres with attribution. The missing factual </w:t>
+      </w:r>
+      <w:r>
+        <w:rPr>
+          <w:b/>
+        </w:rPr>
+        <w:t>input</w:t>
+      </w:r>
+      <w:r>
+        <w:rPr>
+          <w:b w:val="0"/>
+        </w:rPr>
+        <w:t xml:space="preserve"> is now available within the allowed collection.</w:t>
+      </w:r>
+    </w:p>
+    <w:p>
+      <w:pPr>
+        <w:pStyle w:val="Heading2"/>
+      </w:pPr>
+      <w:r>
+        <w:t>Repair and retain the record</w:t>
+      </w:r>
+    </w:p>
+    <w:p>
+      <w:pPr>
+        <w:spacing w:line="336" w:lineRule="auto" w:after="180"/>
+      </w:pPr>
+      <w:r>
+        <w:rPr>
+          <w:b w:val="0"/>
+        </w:rPr>
+        <w:t xml:space="preserve">Review State machines for bounded agents (ai-6/13). Goal: Explain the </w:t>
       </w:r>
       <w:r>
         <w:rPr>
@@ -3587,104 +4953,97 @@
         <w:rPr>
           <w:b w:val="0"/>
         </w:rPr>
-        <w:t xml:space="preserve"> and terminology of </w:t>
+        <w:t xml:space="preserve"> and terminology of state machines for bounded agents. Short practice: Trace A and B through the state diagram.</w:t>
+      </w:r>
+    </w:p>
+    <w:p>
+      <w:pPr>
+        <w:spacing w:line="336" w:lineRule="auto" w:after="180"/>
+      </w:pPr>
+      <w:r>
+        <w:rPr>
+          <w:b w:val="0"/>
+        </w:rPr>
+        <w:t>Name B’s forbidden transition and explain whether adding checking→querying permits that shortcut.. Return to this week and explain what you changed.</w:t>
+      </w:r>
+    </w:p>
+    <w:p>
+      <w:pPr>
+        <w:spacing w:line="336" w:lineRule="auto" w:after="180"/>
+      </w:pPr>
+      <w:r>
+        <w:rPr>
+          <w:b w:val="0"/>
+        </w:rPr>
+        <w:t xml:space="preserve">Review Failure budgets and service objectives (ai-6/11). Goal: Explain the </w:t>
       </w:r>
       <w:r>
         <w:rPr>
           <w:b/>
         </w:rPr>
-        <w:t>plan</w:t>
+        <w:t>mechanism</w:t>
       </w:r>
       <w:r>
         <w:rPr>
           <w:b w:val="0"/>
         </w:rPr>
-        <w:t xml:space="preserve">ning and </w:t>
+        <w:t xml:space="preserve"> and terminology of failure budgets and service objectives. Short practice: Calculate the maximum allowed failures among 100 requests.</w:t>
+      </w:r>
+    </w:p>
+    <w:p>
+      <w:pPr>
+        <w:spacing w:line="336" w:lineRule="auto" w:after="180"/>
+      </w:pPr>
+      <w:r>
+        <w:rPr>
+          <w:b w:val="0"/>
+        </w:rPr>
+        <w:t>Does 97 successes and 3 failures meet the target, and what changes after one failure becomes a success?. Return to this week and explain what you changed.</w:t>
+      </w:r>
+    </w:p>
+    <w:p>
+      <w:pPr>
+        <w:spacing w:line="336" w:lineRule="auto" w:after="180"/>
+      </w:pPr>
+      <w:r>
+        <w:rPr>
+          <w:b w:val="0"/>
+        </w:rPr>
+        <w:t xml:space="preserve">Review Testing model-dependent behaviour (ai-6/8). Goal: Explain the </w:t>
       </w:r>
       <w:r>
         <w:rPr>
           <w:b/>
         </w:rPr>
-        <w:t>action selection</w:t>
-      </w:r>
-    </w:p>
-    <w:p>
-      <w:pPr>
-        <w:pStyle w:val="Heading3"/>
-      </w:pPr>
-      <w:r>
-        <w:t>My deciding step, evidence and one remaining question</w:t>
-      </w:r>
-    </w:p>
-    <w:p>
-      <w:r>
-        <w:t>________________________________________________________________</w:t>
-      </w:r>
-    </w:p>
-    <w:p>
-      <w:r>
-        <w:t>________________________________________________________________</w:t>
-      </w:r>
-    </w:p>
-    <w:p>
-      <w:r>
-        <w:t>________________________________________________________________</w:t>
-      </w:r>
-    </w:p>
-    <w:p>
-      <w:r>
-        <w:t>________________________________________________________________</w:t>
-      </w:r>
-    </w:p>
-    <w:p>
-      <w:r>
-        <w:t>________________________________________________________________</w:t>
-      </w:r>
-    </w:p>
-    <w:p>
-      <w:pPr>
-        <w:spacing w:line="336" w:lineRule="auto" w:after="180"/>
-      </w:pPr>
+        <w:t>mechanism</w:t>
+      </w:r>
       <w:r>
         <w:rPr>
           <w:b w:val="0"/>
         </w:rPr>
-        <w:t xml:space="preserve">If you are unsure, return to the worked picture and explain one arrow. If you are ready, change an </w:t>
-      </w:r>
-      <w:r>
-        <w:rPr>
-          <w:b/>
-        </w:rPr>
-        <w:t>input</w:t>
-      </w:r>
+        <w:t xml:space="preserve"> and terminology of testing model-dependent behaviour.</w:t>
+      </w:r>
+    </w:p>
+    <w:p>
+      <w:pPr>
+        <w:spacing w:line="336" w:lineRule="auto" w:after="180"/>
+      </w:pPr>
       <w:r>
         <w:rPr>
           <w:b w:val="0"/>
         </w:rPr>
-        <w:t xml:space="preserve"> or assumption and justify your </w:t>
-      </w:r>
-      <w:r>
-        <w:rPr>
-          <w:b/>
-        </w:rPr>
-        <w:t>prediction</w:t>
-      </w:r>
+        <w:t>Short practice: Score "Friday in room B" and "Friday in room D" against both mandatory criteria. Would a correct 25-word response pass, and why?. Return to this week and explain what you changed.</w:t>
+      </w:r>
+    </w:p>
+    <w:p>
+      <w:pPr>
+        <w:spacing w:line="336" w:lineRule="auto" w:after="180"/>
+      </w:pPr>
       <w:r>
         <w:rPr>
           <w:b w:val="0"/>
         </w:rPr>
-        <w:t>.</w:t>
-      </w:r>
-    </w:p>
-    <w:p>
-      <w:pPr>
-        <w:spacing w:line="336" w:lineRule="auto" w:after="180"/>
-      </w:pPr>
-      <w:r>
-        <w:rPr>
-          <w:b w:val="0"/>
-        </w:rPr>
-        <w:t xml:space="preserve">Save your workbook </w:t>
+        <w:t xml:space="preserve">Use Download completed work in the hosted lesson to export your answers, reflections, practice feedback and code-run </w:t>
       </w:r>
       <w:r>
         <w:rPr>
@@ -3696,20 +5055,26 @@
         <w:rPr>
           <w:b w:val="0"/>
         </w:rPr>
-        <w:t>. At the next review, try a different case before opening your old answer.</w:t>
-      </w:r>
-    </w:p>
-    <w:p>
-      <w:pPr>
-        <w:pStyle w:val="Heading1"/>
-      </w:pPr>
-      <w:r>
-        <w:t>17. Supported practice, repair and portfolio</w:t>
-      </w:r>
-    </w:p>
-    <w:p>
-      <w:r>
-        <w:t>Attempt supported questions before using hints or feedback. Review a missing building block, then keep the completed work.</w:t>
+        <w:t>. Open the HTML copy to read or print it.</w:t>
+      </w:r>
+    </w:p>
+    <w:p>
+      <w:pPr>
+        <w:spacing w:line="336" w:lineRule="auto" w:after="180"/>
+      </w:pPr>
+      <w:r>
+        <w:rPr>
+          <w:b w:val="0"/>
+        </w:rPr>
+        <w:t>Drafts stay in this browser when storage is available; clear drafts on a shared device.</w:t>
+      </w:r>
+    </w:p>
+    <w:p>
+      <w:pPr>
+        <w:pStyle w:val="Heading2"/>
+      </w:pPr>
+      <w:r>
+        <w:t>Earlier wording, alternatives and picture transcripts · reference / check after trying</w:t>
       </w:r>
     </w:p>
     <w:p>
@@ -3725,92 +5090,10 @@
     </w:p>
     <w:p>
       <w:pPr>
-        <w:spacing w:line="336" w:lineRule="auto" w:after="180"/>
-      </w:pPr>
-      <w:r>
-        <w:rPr>
-          <w:b/>
-        </w:rPr>
-        <w:t>Plan</w:t>
-      </w:r>
-      <w:r>
-        <w:rPr>
-          <w:b w:val="0"/>
-        </w:rPr>
-        <w:t xml:space="preserve"> around missing </w:t>
-      </w:r>
-      <w:r>
-        <w:rPr>
-          <w:b/>
-        </w:rPr>
-        <w:t>evidence</w:t>
-      </w:r>
-      <w:r>
-        <w:rPr>
-          <w:b w:val="0"/>
-        </w:rPr>
-        <w:t>. A bot must answer a tower-height question using approved cards only.</w:t>
-      </w:r>
-    </w:p>
-    <w:p>
-      <w:pPr>
         <w:pStyle w:val="Heading3"/>
       </w:pPr>
       <w:r>
-        <w:t>Practice 1: explain the deciding evidence</w:t>
-      </w:r>
-    </w:p>
-    <w:p>
-      <w:pPr>
-        <w:spacing w:line="336" w:lineRule="auto" w:after="180"/>
-      </w:pPr>
-      <w:r>
-        <w:rPr>
-          <w:b w:val="0"/>
-        </w:rPr>
-        <w:t>Which labelled step matches this detail? Ask for an approved source card if the question should be answered.</w:t>
-      </w:r>
-    </w:p>
-    <w:p>
-      <w:pPr>
-        <w:spacing w:line="336" w:lineRule="auto" w:after="180"/>
-        <w:shd w:fill="F4F9FC"/>
-      </w:pPr>
-      <w:r>
-        <w:rPr>
-          <w:b w:val="0"/>
-        </w:rPr>
-        <w:t>1. Select allowed action</w:t>
-      </w:r>
-    </w:p>
-    <w:p>
-      <w:pPr>
-        <w:spacing w:line="336" w:lineRule="auto" w:after="180"/>
-        <w:shd w:fill="F4F9FC"/>
-      </w:pPr>
-      <w:r>
-        <w:rPr>
-          <w:b w:val="0"/>
-        </w:rPr>
-        <w:t>2. Explain next step</w:t>
-      </w:r>
-    </w:p>
-    <w:p>
-      <w:pPr>
-        <w:spacing w:line="336" w:lineRule="auto" w:after="180"/>
-        <w:shd w:fill="F4F9FC"/>
-      </w:pPr>
-      <w:r>
-        <w:rPr>
-          <w:b w:val="0"/>
-        </w:rPr>
-        <w:t xml:space="preserve">3. Name missing </w:t>
-      </w:r>
-      <w:r>
-        <w:rPr>
-          <w:b/>
-        </w:rPr>
-        <w:t>input</w:t>
+        <w:t>Repair a missing building block</w:t>
       </w:r>
     </w:p>
     <w:p>
@@ -3818,475 +5101,25 @@
         <w:pStyle w:val="Heading3"/>
       </w:pPr>
       <w:r>
-        <w:t>My selected conclusion, deciding fact and explanation</w:t>
-      </w:r>
-    </w:p>
-    <w:p>
-      <w:r>
-        <w:t>________________________________________________________________</w:t>
-      </w:r>
-    </w:p>
-    <w:p>
-      <w:r>
-        <w:t>________________________________________________________________</w:t>
-      </w:r>
-    </w:p>
-    <w:p>
-      <w:r>
-        <w:t>________________________________________________________________</w:t>
-      </w:r>
-    </w:p>
-    <w:p>
-      <w:r>
-        <w:t>________________________________________________________________</w:t>
-      </w:r>
-    </w:p>
-    <w:p>
-      <w:r>
-        <w:t>________________________________________________________________</w:t>
-      </w:r>
-    </w:p>
-    <w:p>
-      <w:pPr>
-        <w:pStyle w:val="Heading3"/>
-      </w:pPr>
-      <w:r>
-        <w:t>Hint · try first</w:t>
-      </w:r>
-    </w:p>
-    <w:p>
-      <w:pPr>
-        <w:spacing w:line="336" w:lineRule="auto" w:after="180"/>
-        <w:shd w:fill="F1F6F8"/>
-      </w:pPr>
-      <w:r>
-        <w:rPr>
-          <w:b w:val="0"/>
-        </w:rPr>
-        <w:t>Hint if needed: Read the steps in the pictorial case. Match the supplied detail to the stage that performs or records it.</w:t>
-      </w:r>
-    </w:p>
-    <w:p>
-      <w:pPr>
-        <w:pStyle w:val="Heading3"/>
-      </w:pPr>
-      <w:r>
-        <w:t>Feedback · compare after trying</w:t>
-      </w:r>
-    </w:p>
-    <w:p>
-      <w:pPr>
-        <w:spacing w:line="336" w:lineRule="auto" w:after="180"/>
-        <w:shd w:fill="F1F6FC"/>
-      </w:pPr>
-      <w:r>
-        <w:rPr>
-          <w:b w:val="0"/>
-        </w:rPr>
-        <w:t>After your attempt, compare with the supported ex</w:t>
-      </w:r>
-      <w:r>
-        <w:rPr>
-          <w:b/>
-        </w:rPr>
-        <w:t>plan</w:t>
-      </w:r>
-      <w:r>
-        <w:rPr>
-          <w:b w:val="0"/>
-        </w:rPr>
-        <w:t xml:space="preserve">ation: Explain next step Ask for an approved source card if the question should be answered. </w:t>
-      </w:r>
-      <w:r>
-        <w:rPr>
-          <w:b/>
-        </w:rPr>
-        <w:t>Plan</w:t>
-      </w:r>
-      <w:r>
-        <w:rPr>
-          <w:b w:val="0"/>
-        </w:rPr>
-        <w:t xml:space="preserve">ning selects useful actions within available </w:t>
-      </w:r>
-      <w:r>
-        <w:rPr>
-          <w:b/>
-        </w:rPr>
-        <w:t>evidence</w:t>
-      </w:r>
-      <w:r>
-        <w:rPr>
-          <w:b w:val="0"/>
-        </w:rPr>
-        <w:t xml:space="preserve"> and authority.</w:t>
-      </w:r>
-    </w:p>
-    <w:p>
-      <w:pPr>
-        <w:spacing w:line="336" w:lineRule="auto" w:after="180"/>
-        <w:shd w:fill="F1F6FC"/>
-      </w:pPr>
-      <w:r>
-        <w:rPr>
-          <w:b w:val="0"/>
-        </w:rPr>
-        <w:t>More steps cannot create permission to access an excluded source.</w:t>
-      </w:r>
-    </w:p>
-    <w:p>
-      <w:pPr>
-        <w:pStyle w:val="Heading3"/>
-      </w:pPr>
-      <w:r>
-        <w:t>Practice 2: explain the deciding evidence</w:t>
-      </w:r>
-    </w:p>
-    <w:p>
-      <w:pPr>
-        <w:pStyle w:val="Heading3"/>
-      </w:pPr>
-      <w:r>
-        <w:t>Changed case · predict first</w:t>
-      </w:r>
-    </w:p>
-    <w:p>
-      <w:pPr>
-        <w:spacing w:line="336" w:lineRule="auto" w:after="180"/>
-        <w:shd w:fill="F5F1FB"/>
-      </w:pPr>
-      <w:r>
-        <w:rPr>
-          <w:b w:val="0"/>
-        </w:rPr>
-        <w:t>Changed-case practice: Supply an approved card giving height 24 metres. Which conclusion is supported by the supplied facts?</w:t>
-      </w:r>
-    </w:p>
-    <w:p>
-      <w:pPr>
-        <w:spacing w:line="336" w:lineRule="auto" w:after="180"/>
-        <w:shd w:fill="F4F9FC"/>
-      </w:pPr>
-      <w:r>
-        <w:rPr>
-          <w:b w:val="0"/>
-        </w:rPr>
-        <w:t xml:space="preserve">1. We can decide the result without examining the changed </w:t>
-      </w:r>
-      <w:r>
-        <w:rPr>
-          <w:b/>
-        </w:rPr>
-        <w:t>input</w:t>
-      </w:r>
-      <w:r>
-        <w:rPr>
-          <w:b w:val="0"/>
-        </w:rPr>
-        <w:t xml:space="preserve"> or the procedure.</w:t>
-      </w:r>
-    </w:p>
-    <w:p>
-      <w:pPr>
-        <w:spacing w:line="336" w:lineRule="auto" w:after="180"/>
-        <w:shd w:fill="F4F9FC"/>
-      </w:pPr>
-      <w:r>
-        <w:rPr>
-          <w:b w:val="0"/>
-        </w:rPr>
-        <w:t xml:space="preserve">2. This one example guarantees correct results for every future </w:t>
-      </w:r>
-      <w:r>
-        <w:rPr>
-          <w:b/>
-        </w:rPr>
-        <w:t>input</w:t>
-      </w:r>
-      <w:r>
-        <w:rPr>
-          <w:b w:val="0"/>
-        </w:rPr>
-        <w:t>.</w:t>
-      </w:r>
-    </w:p>
-    <w:p>
-      <w:pPr>
-        <w:spacing w:line="336" w:lineRule="auto" w:after="180"/>
-        <w:shd w:fill="F4F9FC"/>
-      </w:pPr>
-      <w:r>
-        <w:rPr>
-          <w:b w:val="0"/>
-        </w:rPr>
-        <w:t>3. The bot can retrieve it and answer 24 metres with attribution.</w:t>
-      </w:r>
-    </w:p>
-    <w:p>
-      <w:pPr>
-        <w:pStyle w:val="Heading3"/>
-      </w:pPr>
-      <w:r>
-        <w:t>My selected conclusion, deciding fact and explanation</w:t>
-      </w:r>
-    </w:p>
-    <w:p>
-      <w:r>
-        <w:t>________________________________________________________________</w:t>
-      </w:r>
-    </w:p>
-    <w:p>
-      <w:r>
-        <w:t>________________________________________________________________</w:t>
-      </w:r>
-    </w:p>
-    <w:p>
-      <w:r>
-        <w:t>________________________________________________________________</w:t>
-      </w:r>
-    </w:p>
-    <w:p>
-      <w:r>
-        <w:t>________________________________________________________________</w:t>
-      </w:r>
-    </w:p>
-    <w:p>
-      <w:r>
-        <w:t>________________________________________________________________</w:t>
-      </w:r>
-    </w:p>
-    <w:p>
-      <w:pPr>
-        <w:pStyle w:val="Heading3"/>
-      </w:pPr>
-      <w:r>
-        <w:t>Hint · try first</w:t>
-      </w:r>
-    </w:p>
-    <w:p>
-      <w:pPr>
-        <w:spacing w:line="336" w:lineRule="auto" w:after="180"/>
-        <w:shd w:fill="F1F6F8"/>
-      </w:pPr>
-      <w:r>
-        <w:rPr>
-          <w:b w:val="0"/>
-        </w:rPr>
-        <w:t>Hint if needed: Use the changed condition and the deciding step in the pictorial trace. The answer must say what follows from those facts.</w:t>
-      </w:r>
-    </w:p>
-    <w:p>
-      <w:pPr>
-        <w:pStyle w:val="Heading3"/>
-      </w:pPr>
-      <w:r>
-        <w:t>Feedback · compare after trying</w:t>
-      </w:r>
-    </w:p>
-    <w:p>
-      <w:pPr>
-        <w:spacing w:line="336" w:lineRule="auto" w:after="180"/>
-        <w:shd w:fill="F1F6FC"/>
-      </w:pPr>
-      <w:r>
-        <w:rPr>
-          <w:b w:val="0"/>
-        </w:rPr>
-        <w:t>After your attempt, compare with the supported ex</w:t>
-      </w:r>
-      <w:r>
-        <w:rPr>
-          <w:b/>
-        </w:rPr>
-        <w:t>plan</w:t>
-      </w:r>
-      <w:r>
-        <w:rPr>
-          <w:b w:val="0"/>
-        </w:rPr>
-        <w:t xml:space="preserve">ation: The bot can retrieve it and answer 24 metres with attribution. The missing factual </w:t>
-      </w:r>
-      <w:r>
-        <w:rPr>
-          <w:b/>
-        </w:rPr>
-        <w:t>input</w:t>
-      </w:r>
-      <w:r>
-        <w:rPr>
-          <w:b w:val="0"/>
-        </w:rPr>
-        <w:t xml:space="preserve"> is now available within the allowed collection.</w:t>
-      </w:r>
-    </w:p>
-    <w:p>
-      <w:pPr>
-        <w:pStyle w:val="Heading3"/>
-      </w:pPr>
-      <w:r>
-        <w:t>Repair a missing building block</w:t>
-      </w:r>
-    </w:p>
-    <w:p>
-      <w:pPr>
-        <w:spacing w:line="336" w:lineRule="auto" w:after="180"/>
-      </w:pPr>
-      <w:r>
-        <w:rPr>
-          <w:b w:val="0"/>
-        </w:rPr>
-        <w:t xml:space="preserve">Review State machines for bounded agents (ai-6/13). Goal: Explain the </w:t>
-      </w:r>
-      <w:r>
-        <w:rPr>
-          <w:b/>
-        </w:rPr>
-        <w:t>mechanism</w:t>
-      </w:r>
-      <w:r>
-        <w:rPr>
-          <w:b w:val="0"/>
-        </w:rPr>
-        <w:t xml:space="preserve"> and terminology of state machines for bounded agents. Short practice: Trace A and B through the state diagram.</w:t>
-      </w:r>
-    </w:p>
-    <w:p>
-      <w:pPr>
-        <w:spacing w:line="336" w:lineRule="auto" w:after="180"/>
-      </w:pPr>
-      <w:r>
-        <w:rPr>
-          <w:b w:val="0"/>
-        </w:rPr>
-        <w:t>Name B’s forbidden transition and explain whether adding checking→querying permits that shortcut.. Return to this week and explain what you changed.</w:t>
-      </w:r>
-    </w:p>
-    <w:p>
-      <w:pPr>
-        <w:spacing w:line="336" w:lineRule="auto" w:after="180"/>
-      </w:pPr>
-      <w:r>
-        <w:rPr>
-          <w:b w:val="0"/>
-        </w:rPr>
-        <w:t xml:space="preserve">Review Failure budgets and service objectives (ai-6/11). Goal: Explain the </w:t>
-      </w:r>
-      <w:r>
-        <w:rPr>
-          <w:b/>
-        </w:rPr>
-        <w:t>mechanism</w:t>
-      </w:r>
-      <w:r>
-        <w:rPr>
-          <w:b w:val="0"/>
-        </w:rPr>
-        <w:t xml:space="preserve"> and terminology of failure budgets and service objectives. Short practice: Calculate the maximum allowed failures among 100 requests.</w:t>
-      </w:r>
-    </w:p>
-    <w:p>
-      <w:pPr>
-        <w:spacing w:line="336" w:lineRule="auto" w:after="180"/>
-      </w:pPr>
-      <w:r>
-        <w:rPr>
-          <w:b w:val="0"/>
-        </w:rPr>
-        <w:t>Does 97 successes and 3 failures meet the target, and what changes after one failure becomes a success?. Return to this week and explain what you changed.</w:t>
-      </w:r>
-    </w:p>
-    <w:p>
-      <w:pPr>
-        <w:spacing w:line="336" w:lineRule="auto" w:after="180"/>
-      </w:pPr>
-      <w:r>
-        <w:rPr>
-          <w:b w:val="0"/>
-        </w:rPr>
-        <w:t xml:space="preserve">Review Testing model-dependent behaviour (ai-6/8). Goal: Explain the </w:t>
-      </w:r>
-      <w:r>
-        <w:rPr>
-          <w:b/>
-        </w:rPr>
-        <w:t>mechanism</w:t>
-      </w:r>
-      <w:r>
-        <w:rPr>
-          <w:b w:val="0"/>
-        </w:rPr>
-        <w:t xml:space="preserve"> and terminology of testing model-dependent behaviour.</w:t>
-      </w:r>
-    </w:p>
-    <w:p>
-      <w:pPr>
-        <w:spacing w:line="336" w:lineRule="auto" w:after="180"/>
-      </w:pPr>
-      <w:r>
-        <w:rPr>
-          <w:b w:val="0"/>
-        </w:rPr>
-        <w:t>Short practice: Score "Friday in room B" and "Friday in room D" against both mandatory criteria. Would a correct 25-word response pass, and why?. Return to this week and explain what you changed.</w:t>
-      </w:r>
-    </w:p>
-    <w:p>
-      <w:pPr>
-        <w:pStyle w:val="Heading3"/>
-      </w:pPr>
-      <w:r>
         <w:t>Keep your completed work</w:t>
       </w:r>
     </w:p>
     <w:p>
       <w:pPr>
-        <w:spacing w:line="336" w:lineRule="auto" w:after="180"/>
-      </w:pPr>
-      <w:r>
-        <w:rPr>
-          <w:b w:val="0"/>
-        </w:rPr>
-        <w:t xml:space="preserve">Use Download completed work in the hosted lesson to export your answers, reflections, practice feedback and code-run </w:t>
-      </w:r>
-      <w:r>
-        <w:rPr>
-          <w:b/>
-        </w:rPr>
-        <w:t>evidence</w:t>
-      </w:r>
-      <w:r>
-        <w:rPr>
-          <w:b w:val="0"/>
-        </w:rPr>
-        <w:t>. Open the HTML copy to read or print it.</w:t>
-      </w:r>
-    </w:p>
-    <w:p>
-      <w:pPr>
-        <w:spacing w:line="336" w:lineRule="auto" w:after="180"/>
-      </w:pPr>
-      <w:r>
-        <w:rPr>
-          <w:b w:val="0"/>
-        </w:rPr>
-        <w:t>Drafts stay in this browser when storage is available; clear drafts on a shared device.</w:t>
-      </w:r>
-    </w:p>
-    <w:p>
-      <w:pPr>
         <w:pStyle w:val="Heading1"/>
       </w:pPr>
       <w:r>
-        <w:t>18. Visual concept journey</w:t>
-      </w:r>
-    </w:p>
-    <w:p>
-      <w:r>
-        <w:t>Explain each Planning and action selection graphic using its labels, deciding evidence and relevant limitation.</w:t>
-      </w:r>
-    </w:p>
-    <w:p>
-      <w:pPr>
-        <w:pStyle w:val="Heading3"/>
+        <w:t>18. Reference · Six-picture concept journey</w:t>
+      </w:r>
+    </w:p>
+    <w:p>
+      <w:r>
+        <w:t>Choose the picture that supports the current explanation.</w:t>
+      </w:r>
+    </w:p>
+    <w:p>
+      <w:pPr>
+        <w:pStyle w:val="Heading2"/>
       </w:pPr>
       <w:r>
         <w:t>01. Planning and action selection: the case</w:t>
@@ -4297,7 +5130,7 @@
         <w:drawing>
           <wp:inline xmlns:a="http://schemas.openxmlformats.org/drawingml/2006/main" xmlns:pic="http://schemas.openxmlformats.org/drawingml/2006/picture">
             <wp:extent cx="5486400" cy="2834640"/>
-            <wp:docPr id="2" name="Picture 2" descr="Plan around missing evidence. A bot must answer a tower-height question using approved cards only. Supplied facts: Search finds no height card. Allowed actions: search, clarify, return unsupported. Unapproved web access is excluded."/>
+            <wp:docPr id="4" name="Picture 4" descr="Plan around missing evidence. A bot must answer a tower-height question using approved cards only. Supplied facts: Search finds no height card. Allowed actions: search, clarify, return unsupported, or answer from an approved card when its supporting record is present. Unapproved web access is excluded."/>
             <wp:cNvGraphicFramePr>
               <a:graphicFrameLocks noChangeAspect="1"/>
             </wp:cNvGraphicFramePr>
@@ -4309,7 +5142,7 @@
                     <pic:cNvPicPr/>
                   </pic:nvPicPr>
                   <pic:blipFill>
-                    <a:blip r:embed="rId10"/>
+                    <a:blip r:embed="rId12"/>
                     <a:stretch>
                       <a:fillRect/>
                     </a:stretch>
@@ -4354,24 +5187,12 @@
         <w:rPr>
           <w:b w:val="0"/>
         </w:rPr>
-        <w:t>. A bot must answer a tower-height question using approved cards only. Supplied facts: Search finds no height card. Allowed actions: search, clarify, return unsupported.</w:t>
+        <w:t>. A bot must answer a tower-height question using approved cards only. Supplied facts: Search finds no height card. Allowed actions: search, clarify, return unsupported, or answer from an approved card when its supporting record is present. Unapproved web access is excluded.</w:t>
       </w:r>
     </w:p>
     <w:p>
       <w:pPr>
         <w:spacing w:line="336" w:lineRule="auto" w:after="180"/>
-      </w:pPr>
-      <w:r>
-        <w:rPr>
-          <w:b w:val="0"/>
-        </w:rPr>
-        <w:t>Unapproved web access is excluded.</w:t>
-      </w:r>
-    </w:p>
-    <w:p>
-      <w:pPr>
-        <w:spacing w:line="336" w:lineRule="auto" w:after="180"/>
-        <w:shd w:fill="F5F1FB"/>
       </w:pPr>
       <w:r>
         <w:rPr>
@@ -4382,7 +5203,7 @@
     </w:p>
     <w:p>
       <w:pPr>
-        <w:pStyle w:val="Heading3"/>
+        <w:pStyle w:val="Heading2"/>
       </w:pPr>
       <w:r>
         <w:t>02. Follow the deciding steps</w:t>
@@ -4393,7 +5214,7 @@
         <w:drawing>
           <wp:inline xmlns:a="http://schemas.openxmlformats.org/drawingml/2006/main" xmlns:pic="http://schemas.openxmlformats.org/drawingml/2006/picture">
             <wp:extent cx="5486400" cy="3182112"/>
-            <wp:docPr id="3" name="Picture 3" descr="Name missing input: A supported height answer needs an approved height record. → Select allowed action: After the empty search, return unsupported rather than inventing a number. → Explain next step: Ask for an approved source card if the question should be answered."/>
+            <wp:docPr id="5" name="Picture 5" descr="Name missing input: A supported height answer needs an approved height record. → Select allowed action: After the empty search, return unsupported rather than inventing a number. → Explain next step: Ask for an approved source card if the question should be answered."/>
             <wp:cNvGraphicFramePr>
               <a:graphicFrameLocks noChangeAspect="1"/>
             </wp:cNvGraphicFramePr>
@@ -4405,7 +5226,7 @@
                     <pic:cNvPicPr/>
                   </pic:nvPicPr>
                   <pic:blipFill>
-                    <a:blip r:embed="rId11"/>
+                    <a:blip r:embed="rId9"/>
                     <a:stretch>
                       <a:fillRect/>
                     </a:stretch>
@@ -4450,7 +5271,6 @@
     <w:p>
       <w:pPr>
         <w:spacing w:line="336" w:lineRule="auto" w:after="180"/>
-        <w:shd w:fill="F5F1FB"/>
       </w:pPr>
       <w:r>
         <w:rPr>
@@ -4473,7 +5293,7 @@
     </w:p>
     <w:p>
       <w:pPr>
-        <w:pStyle w:val="Heading3"/>
+        <w:pStyle w:val="Heading2"/>
       </w:pPr>
       <w:r>
         <w:t>03. Planning and action selection — evidence trace</w:t>
@@ -4484,7 +5304,7 @@
         <w:drawing>
           <wp:inline xmlns:a="http://schemas.openxmlformats.org/drawingml/2006/main" xmlns:pic="http://schemas.openxmlformats.org/drawingml/2006/picture">
             <wp:extent cx="5486400" cy="2843784"/>
-            <wp:docPr id="4" name="Picture 4" descr="Planning and action selection — evidence trace. Generated plan retrieves a room, books it and then answers. It calls booking necessary for helpfulness. | For read-only reporting, allowed plan is validate -&gt; retrieve -&gt; verify -&gt; answer. If retrieval lacks evidence, route to review. Reject write or send steps before they run. | Booking is outside the task boundary. Execute only permitted reporting steps, with a fallback if evidence is insufficient."/>
+            <wp:docPr id="6" name="Picture 6" descr="Planning and action selection — evidence trace. Generated plan retrieves a room, books it and then answers. It calls booking necessary for helpfulness. | For read-only reporting, allowed plan is validate -&gt; retrieve -&gt; verify -&gt; answer. If retrieval lacks evidence, route to review. Reject write or send steps before they run. | Booking is outside the task boundary. Execute only permitted reporting steps, with a fallback if evidence is insufficient."/>
             <wp:cNvGraphicFramePr>
               <a:graphicFrameLocks noChangeAspect="1"/>
             </wp:cNvGraphicFramePr>
@@ -4496,7 +5316,7 @@
                     <pic:cNvPicPr/>
                   </pic:nvPicPr>
                   <pic:blipFill>
-                    <a:blip r:embed="rId12"/>
+                    <a:blip r:embed="rId13"/>
                     <a:stretch>
                       <a:fillRect/>
                     </a:stretch>
@@ -4629,7 +5449,6 @@
     <w:p>
       <w:pPr>
         <w:spacing w:line="336" w:lineRule="auto" w:after="180"/>
-        <w:shd w:fill="F5F1FB"/>
       </w:pPr>
       <w:r>
         <w:rPr>
@@ -4640,7 +5459,7 @@
     </w:p>
     <w:p>
       <w:pPr>
-        <w:pStyle w:val="Heading3"/>
+        <w:pStyle w:val="Heading2"/>
       </w:pPr>
       <w:r>
         <w:t>04. Change one thing. Trace what follows.</w:t>
@@ -4651,7 +5470,7 @@
         <w:drawing>
           <wp:inline xmlns:a="http://schemas.openxmlformats.org/drawingml/2006/main" xmlns:pic="http://schemas.openxmlformats.org/drawingml/2006/picture">
             <wp:extent cx="5486400" cy="3026664"/>
-            <wp:docPr id="5" name="Picture 5" descr="Original case: Ask for an approved source card if the question should be answered. Changed condition: Supply an approved card giving height 24 metres. Expected result: The bot can retrieve it and answer 24 metres with attribution. Reason: The missing factual input is now available within the allowed collection."/>
+            <wp:docPr id="7" name="Picture 7" descr="Original case: Ask for an approved source card if the question should be answered. Changed condition: Supply an approved card giving height 24 metres. Expected result: The bot can retrieve it and answer 24 metres with attribution. Reason: The missing factual input is now available within the allowed collection."/>
             <wp:cNvGraphicFramePr>
               <a:graphicFrameLocks noChangeAspect="1"/>
             </wp:cNvGraphicFramePr>
@@ -4663,7 +5482,7 @@
                     <pic:cNvPicPr/>
                   </pic:nvPicPr>
                   <pic:blipFill>
-                    <a:blip r:embed="rId13"/>
+                    <a:blip r:embed="rId10"/>
                     <a:stretch>
                       <a:fillRect/>
                     </a:stretch>
@@ -4719,7 +5538,6 @@
     <w:p>
       <w:pPr>
         <w:spacing w:line="336" w:lineRule="auto" w:after="180"/>
-        <w:shd w:fill="F5F1FB"/>
       </w:pPr>
       <w:r>
         <w:rPr>
@@ -4730,7 +5548,7 @@
     </w:p>
     <w:p>
       <w:pPr>
-        <w:pStyle w:val="Heading3"/>
+        <w:pStyle w:val="Heading2"/>
       </w:pPr>
       <w:r>
         <w:t>05. Connect the explanation to its limit</w:t>
@@ -4741,7 +5559,7 @@
         <w:drawing>
           <wp:inline xmlns:a="http://schemas.openxmlformats.org/drawingml/2006/main" xmlns:pic="http://schemas.openxmlformats.org/drawingml/2006/picture">
             <wp:extent cx="5486400" cy="2834640"/>
-            <wp:docPr id="6" name="Picture 6" descr="Planning selects useful actions within available evidence and authority. More steps cannot create permission to access an excluded source. Limit: Source validity still matters; the presence of a card does not independently verify its accuracy."/>
+            <wp:docPr id="8" name="Picture 8" descr="Planning selects useful actions within available evidence and authority. More steps cannot create permission to access an excluded source. Limit: Source validity still matters; the presence of a card does not independently verify its accuracy."/>
             <wp:cNvGraphicFramePr>
               <a:graphicFrameLocks noChangeAspect="1"/>
             </wp:cNvGraphicFramePr>
@@ -4815,7 +5633,6 @@
     <w:p>
       <w:pPr>
         <w:spacing w:line="336" w:lineRule="auto" w:after="180"/>
-        <w:shd w:fill="F5F1FB"/>
       </w:pPr>
       <w:r>
         <w:rPr>
@@ -4826,7 +5643,7 @@
     </w:p>
     <w:p>
       <w:pPr>
-        <w:pStyle w:val="Heading3"/>
+        <w:pStyle w:val="Heading2"/>
       </w:pPr>
       <w:r>
         <w:t>06. Make the idea visible in your project</w:t>
@@ -4837,7 +5654,7 @@
         <w:drawing>
           <wp:inline xmlns:a="http://schemas.openxmlformats.org/drawingml/2006/main" xmlns:pic="http://schemas.openxmlformats.org/drawingml/2006/picture">
             <wp:extent cx="5486400" cy="3529584"/>
-            <wp:docPr id="7" name="Picture 7" descr="For the Grounded Learning Service, retain an annotated trace and the changed-case result. Name the contract or evidence that makes the deciding step valid, so another team can review it. Draw your input, deciding step, result and limit. Supported question: Choose a permitted plan when no approved tower-height card exists. What new answer becomes supported after a card records 24 metres, and why could the bot not invent it earlier?"/>
+            <wp:docPr id="9" name="Picture 9" descr="For the Grounded Learning Service, retain an annotated trace and the changed-case result. Name the contract or evidence that makes the deciding step valid, so another team can review it. Draw your input, deciding step, result and limit. Supported question: Choose a permitted plan when no approved tower-height card exists. What new answer becomes supported after a card records 24 metres, and why could the bot not invent it earlier?"/>
             <wp:cNvGraphicFramePr>
               <a:graphicFrameLocks noChangeAspect="1"/>
             </wp:cNvGraphicFramePr>
@@ -4940,7 +5757,6 @@
     <w:p>
       <w:pPr>
         <w:spacing w:line="336" w:lineRule="auto" w:after="180"/>
-        <w:shd w:fill="F5F1FB"/>
       </w:pPr>
       <w:r>
         <w:rPr>
@@ -4959,6 +5775,62 @@
           <w:b w:val="0"/>
         </w:rPr>
         <w:t>.</w:t>
+      </w:r>
+    </w:p>
+    <w:p>
+      <w:pPr>
+        <w:pStyle w:val="Heading2"/>
+      </w:pPr>
+      <w:r>
+        <w:t>Earlier wording, alternatives and picture transcripts · reference / check after trying</w:t>
+      </w:r>
+    </w:p>
+    <w:p>
+      <w:pPr>
+        <w:pStyle w:val="Heading3"/>
+      </w:pPr>
+      <w:r>
+        <w:t>01. Planning and action selection: the case</w:t>
+      </w:r>
+    </w:p>
+    <w:p>
+      <w:pPr>
+        <w:pStyle w:val="Heading3"/>
+      </w:pPr>
+      <w:r>
+        <w:t>02. Follow the deciding steps</w:t>
+      </w:r>
+    </w:p>
+    <w:p>
+      <w:pPr>
+        <w:pStyle w:val="Heading3"/>
+      </w:pPr>
+      <w:r>
+        <w:t>03. Planning and action selection — evidence trace</w:t>
+      </w:r>
+    </w:p>
+    <w:p>
+      <w:pPr>
+        <w:pStyle w:val="Heading3"/>
+      </w:pPr>
+      <w:r>
+        <w:t>04. Change one thing. Trace what follows.</w:t>
+      </w:r>
+    </w:p>
+    <w:p>
+      <w:pPr>
+        <w:pStyle w:val="Heading3"/>
+      </w:pPr>
+      <w:r>
+        <w:t>05. Connect the explanation to its limit</w:t>
+      </w:r>
+    </w:p>
+    <w:p>
+      <w:pPr>
+        <w:pStyle w:val="Heading3"/>
+      </w:pPr>
+      <w:r>
+        <w:t>06. Make the idea visible in your project</w:t>
       </w:r>
     </w:p>
     <w:sectPr>
